--- a/c13_projet 1.docx
+++ b/c13_projet 1.docx
@@ -5,236 +5,390 @@
     <w:p>
       <w:pPr>
         <w:jc w:val="center"/>
+      </w:pPr>
+      <w:r>
+        <w:t>Émile Besnard</w:t>
+      </w:r>
+      <w:r>
+        <w:br/>
+        <w:t>Outils de Gestion et de Soutiens</w:t>
+      </w:r>
+      <w:r>
+        <w:br/>
+        <w:t>c13</w:t>
+      </w:r>
+      <w:r>
+        <w:br/>
+      </w:r>
+      <w:r>
+        <w:br/>
+      </w:r>
+      <w:r>
+        <w:br/>
+      </w:r>
+      <w:r>
+        <w:br/>
+      </w:r>
+      <w:r>
+        <w:br/>
+        <w:t>Projet_1</w:t>
+      </w:r>
+      <w:r>
+        <w:br/>
+        <w:t xml:space="preserve">Standard Operating </w:t>
+      </w:r>
+      <w:proofErr w:type="spellStart"/>
+      <w:r>
+        <w:t>Procedure</w:t>
+      </w:r>
+      <w:proofErr w:type="spellEnd"/>
+      <w:r>
+        <w:t xml:space="preserve"> Google</w:t>
+      </w:r>
+      <w:r>
+        <w:br/>
+      </w:r>
+      <w:r>
+        <w:br/>
+      </w:r>
+      <w:r>
+        <w:br/>
+      </w:r>
+      <w:r>
+        <w:br/>
+      </w:r>
+      <w:r>
+        <w:br/>
+      </w:r>
+      <w:r>
+        <w:br/>
+      </w:r>
+      <w:r>
+        <w:br/>
+      </w:r>
+      <w:r>
+        <w:br/>
+      </w:r>
+      <w:r>
+        <w:br/>
+      </w:r>
+      <w:r>
+        <w:br/>
+        <w:t>Travail remis à</w:t>
+      </w:r>
+      <w:r>
+        <w:br/>
+        <w:t>Mr. Webster Patrick</w:t>
+      </w:r>
+      <w:r>
+        <w:br/>
+      </w:r>
+      <w:r>
+        <w:br/>
+      </w:r>
+      <w:r>
+        <w:br/>
+      </w:r>
+      <w:r>
+        <w:br/>
+      </w:r>
+      <w:r>
+        <w:br/>
+      </w:r>
+      <w:r>
+        <w:br/>
+      </w:r>
+      <w:r>
+        <w:br/>
+      </w:r>
+      <w:r>
+        <w:br/>
+      </w:r>
+      <w:r>
+        <w:br/>
+        <w:t>Département d’informatique</w:t>
+      </w:r>
+      <w:r>
+        <w:br/>
+        <w:t>Cégep du Vieux-Montréal</w:t>
+      </w:r>
+      <w:r>
+        <w:br/>
+        <w:t>2026-10-02</w:t>
+      </w:r>
+      <w:r>
+        <w:br/>
+      </w:r>
+      <w:r>
+        <w:br/>
+      </w:r>
+      <w:r>
+        <w:br/>
+      </w:r>
+      <w:r>
+        <w:br/>
+      </w:r>
+    </w:p>
+    <w:p>
+      <w:pPr>
+        <w:jc w:val="center"/>
+      </w:pPr>
+    </w:p>
+    <w:p>
+      <w:pPr>
+        <w:jc w:val="center"/>
+      </w:pPr>
+    </w:p>
+    <w:p>
+      <w:pPr>
+        <w:jc w:val="center"/>
+        <w:rPr>
+          <w:b/>
+          <w:bCs/>
+          <w:sz w:val="40"/>
+          <w:szCs w:val="40"/>
+        </w:rPr>
+      </w:pPr>
+      <w:r>
+        <w:br/>
+      </w:r>
+      <w:r>
+        <w:br/>
+      </w:r>
+      <w:r>
+        <w:br/>
+      </w:r>
+      <w:r>
+        <w:rPr>
+          <w:rStyle w:val="TitreCar"/>
+          <w:b/>
+          <w:bCs/>
+          <w:highlight w:val="cyan"/>
+        </w:rPr>
+        <w:lastRenderedPageBreak/>
+        <w:t>Table des matières</w:t>
+      </w:r>
+      <w:r>
+        <w:rPr>
+          <w:rStyle w:val="TitreCar"/>
+          <w:b/>
+          <w:bCs/>
+        </w:rPr>
+        <w:br/>
+      </w:r>
+    </w:p>
+    <w:p>
+      <w:pPr>
+        <w:rPr>
+          <w:sz w:val="40"/>
+          <w:szCs w:val="40"/>
+        </w:rPr>
+      </w:pPr>
+      <w:r>
+        <w:rPr>
+          <w:sz w:val="40"/>
+          <w:szCs w:val="40"/>
+        </w:rPr>
+        <w:br/>
+      </w:r>
+      <w:r>
+        <w:rPr>
+          <w:sz w:val="40"/>
+          <w:szCs w:val="40"/>
+          <w:highlight w:val="red"/>
+        </w:rPr>
+        <w:t>1. Pourquoi protéger ses données personnelles</w:t>
+      </w:r>
+    </w:p>
+    <w:p>
+      <w:pPr>
+        <w:pStyle w:val="Paragraphedeliste"/>
+        <w:numPr>
+          <w:ilvl w:val="1"/>
+          <w:numId w:val="16"/>
+        </w:numPr>
         <w:rPr>
           <w:sz w:val="32"/>
           <w:szCs w:val="32"/>
         </w:rPr>
       </w:pPr>
       <w:r>
-        <w:t>Émile Besnard</w:t>
-      </w:r>
-      <w:r>
-        <w:br/>
-        <w:t>Outils de Gestion et de Soutiens</w:t>
-      </w:r>
-      <w:r>
-        <w:br/>
-        <w:t>c13</w:t>
-      </w:r>
-      <w:r>
-        <w:br/>
-      </w:r>
-      <w:r>
-        <w:br/>
-      </w:r>
-      <w:r>
-        <w:br/>
-      </w:r>
-      <w:r>
-        <w:br/>
-      </w:r>
-      <w:r>
-        <w:br/>
-        <w:t>Projet_1</w:t>
-      </w:r>
-      <w:r>
-        <w:br/>
-        <w:t xml:space="preserve">Standard Operating </w:t>
-      </w:r>
-      <w:proofErr w:type="spellStart"/>
-      <w:r>
-        <w:t>Procedure</w:t>
-      </w:r>
-      <w:proofErr w:type="spellEnd"/>
-      <w:r>
-        <w:t xml:space="preserve"> Google</w:t>
-      </w:r>
-      <w:r>
-        <w:br/>
-      </w:r>
-      <w:r>
-        <w:br/>
-      </w:r>
-      <w:r>
-        <w:br/>
-      </w:r>
-      <w:r>
-        <w:br/>
-      </w:r>
-      <w:r>
-        <w:br/>
-      </w:r>
-      <w:r>
-        <w:br/>
-      </w:r>
-      <w:r>
-        <w:br/>
-      </w:r>
-      <w:r>
-        <w:br/>
-      </w:r>
-      <w:r>
-        <w:br/>
-      </w:r>
-      <w:r>
-        <w:br/>
-        <w:t>Travail remis à</w:t>
-      </w:r>
-      <w:r>
-        <w:br/>
-        <w:t>Mr. Webster Patrick</w:t>
-      </w:r>
-      <w:r>
-        <w:br/>
-      </w:r>
-      <w:r>
-        <w:br/>
-      </w:r>
-      <w:r>
-        <w:br/>
-      </w:r>
-      <w:r>
-        <w:br/>
-      </w:r>
-      <w:r>
-        <w:br/>
-      </w:r>
-      <w:r>
-        <w:br/>
-      </w:r>
-      <w:r>
-        <w:br/>
-      </w:r>
-      <w:r>
-        <w:br/>
-      </w:r>
-      <w:r>
-        <w:br/>
-        <w:t>Département d’informatique</w:t>
-      </w:r>
-      <w:r>
-        <w:br/>
-        <w:t>Cégep du Vieux-Montréal</w:t>
-      </w:r>
-      <w:r>
-        <w:br/>
-        <w:t>2026-10-02</w:t>
-      </w:r>
-      <w:r>
-        <w:br/>
-      </w:r>
-      <w:r>
-        <w:br/>
-      </w:r>
-      <w:r>
-        <w:br/>
-      </w:r>
-      <w:r>
-        <w:br/>
-      </w:r>
-      <w:r>
-        <w:br/>
-      </w:r>
-      <w:r>
-        <w:br/>
-      </w:r>
-      <w:r>
-        <w:br/>
-      </w:r>
-      <w:r>
-        <w:rPr>
-          <w:rStyle w:val="TitreCar"/>
-        </w:rPr>
-        <w:lastRenderedPageBreak/>
-        <w:t>Table</w:t>
-      </w:r>
-      <w:r>
-        <w:rPr>
-          <w:rStyle w:val="TitreCar"/>
-        </w:rPr>
-        <w:t xml:space="preserve"> des matières</w:t>
-      </w:r>
-      <w:r>
-        <w:rPr>
-          <w:rStyle w:val="TitreCar"/>
-        </w:rPr>
-        <w:br/>
-      </w:r>
-      <w:r>
+        <w:rPr>
+          <w:sz w:val="32"/>
+          <w:szCs w:val="32"/>
+        </w:rPr>
+        <w:t>Court texte d’introduction fait rapidement</w:t>
+      </w:r>
+    </w:p>
+    <w:p>
+      <w:pPr>
+        <w:pStyle w:val="Paragraphedeliste"/>
+        <w:numPr>
+          <w:ilvl w:val="1"/>
+          <w:numId w:val="16"/>
+        </w:numPr>
+        <w:rPr>
+          <w:sz w:val="32"/>
+          <w:szCs w:val="32"/>
+        </w:rPr>
+      </w:pPr>
+      <w:r>
+        <w:rPr>
+          <w:sz w:val="32"/>
+          <w:szCs w:val="32"/>
+        </w:rPr>
+        <w:t>Texte corrigé et amélioré par IA</w:t>
+      </w:r>
+    </w:p>
+    <w:p>
+      <w:pPr>
         <w:rPr>
           <w:sz w:val="40"/>
           <w:szCs w:val="40"/>
         </w:rPr>
-        <w:br/>
-      </w:r>
+      </w:pPr>
       <w:r>
         <w:rPr>
           <w:sz w:val="40"/>
           <w:szCs w:val="40"/>
-        </w:rPr>
-        <w:t xml:space="preserve">1. </w:t>
+          <w:highlight w:val="green"/>
+        </w:rPr>
+        <w:t>2. Liste des éléments à vérifier/modifier</w:t>
+      </w:r>
+    </w:p>
+    <w:p>
+      <w:pPr>
+        <w:pStyle w:val="Paragraphedeliste"/>
+        <w:ind w:left="360"/>
+        <w:rPr>
+          <w:sz w:val="32"/>
+          <w:szCs w:val="32"/>
+        </w:rPr>
+      </w:pPr>
+      <w:r>
+        <w:rPr>
+          <w:sz w:val="36"/>
+          <w:szCs w:val="36"/>
+        </w:rPr>
+        <w:t>2.1</w:t>
       </w:r>
       <w:r>
         <w:rPr>
           <w:sz w:val="40"/>
           <w:szCs w:val="40"/>
         </w:rPr>
-        <w:t>Pourquoi protéger ses données personnelles</w:t>
-      </w:r>
-      <w:r>
+        <w:t xml:space="preserve"> </w:t>
+      </w:r>
+      <w:r>
+        <w:rPr>
+          <w:sz w:val="32"/>
+          <w:szCs w:val="32"/>
+        </w:rPr>
+        <w:t>Protection de compte.</w:t>
+      </w:r>
+    </w:p>
+    <w:p>
+      <w:pPr>
+        <w:pStyle w:val="Paragraphedeliste"/>
+        <w:ind w:left="360"/>
+        <w:rPr>
+          <w:sz w:val="32"/>
+          <w:szCs w:val="32"/>
+        </w:rPr>
+      </w:pPr>
+      <w:r>
+        <w:rPr>
+          <w:sz w:val="36"/>
+          <w:szCs w:val="36"/>
+        </w:rPr>
+        <w:t xml:space="preserve">2.2 </w:t>
+      </w:r>
+      <w:r>
+        <w:rPr>
+          <w:sz w:val="32"/>
+          <w:szCs w:val="32"/>
+        </w:rPr>
+        <w:t>Application</w:t>
+      </w:r>
+    </w:p>
+    <w:p>
+      <w:pPr>
+        <w:pStyle w:val="Paragraphedeliste"/>
+        <w:ind w:left="360"/>
         <w:rPr>
           <w:sz w:val="40"/>
           <w:szCs w:val="40"/>
         </w:rPr>
-        <w:br/>
-      </w:r>
+      </w:pPr>
+      <w:r>
+        <w:rPr>
+          <w:sz w:val="36"/>
+          <w:szCs w:val="36"/>
+        </w:rPr>
+        <w:t>2.3</w:t>
+      </w:r>
+      <w:r>
+        <w:rPr>
+          <w:sz w:val="32"/>
+          <w:szCs w:val="32"/>
+        </w:rPr>
+        <w:t xml:space="preserve"> Web</w:t>
+      </w:r>
+    </w:p>
+    <w:p>
+      <w:pPr>
+        <w:rPr>
+          <w:sz w:val="32"/>
+          <w:szCs w:val="32"/>
+        </w:rPr>
+      </w:pPr>
       <w:r>
         <w:rPr>
           <w:sz w:val="40"/>
           <w:szCs w:val="40"/>
-        </w:rPr>
-        <w:br/>
-        <w:t xml:space="preserve">2. </w:t>
-      </w:r>
-      <w:r>
+          <w:highlight w:val="magenta"/>
+        </w:rPr>
+        <w:t>3. Procédure graphique</w:t>
+      </w:r>
+    </w:p>
+    <w:p>
+      <w:pPr>
         <w:rPr>
           <w:sz w:val="40"/>
           <w:szCs w:val="40"/>
         </w:rPr>
-        <w:t>Liste des éléments à vérifier/modifier</w:t>
-      </w:r>
+      </w:pPr>
       <w:r>
         <w:rPr>
           <w:sz w:val="40"/>
           <w:szCs w:val="40"/>
-        </w:rPr>
-        <w:br/>
-        <w:t xml:space="preserve">3. </w:t>
+          <w:highlight w:val="darkYellow"/>
+        </w:rPr>
+        <w:t xml:space="preserve">4. </w:t>
       </w:r>
       <w:r>
         <w:rPr>
           <w:sz w:val="40"/>
           <w:szCs w:val="40"/>
-        </w:rPr>
-        <w:t>Procédure graphique</w:t>
+          <w:highlight w:val="darkYellow"/>
+        </w:rPr>
+        <w:t>R</w:t>
       </w:r>
       <w:r>
         <w:rPr>
           <w:sz w:val="40"/>
           <w:szCs w:val="40"/>
-        </w:rPr>
-        <w:br/>
-        <w:t xml:space="preserve">4. </w:t>
-      </w:r>
-      <w:proofErr w:type="gramStart"/>
+          <w:highlight w:val="darkYellow"/>
+        </w:rPr>
+        <w:t>éférences</w:t>
+      </w:r>
       <w:r>
         <w:rPr>
           <w:sz w:val="40"/>
           <w:szCs w:val="40"/>
         </w:rPr>
-        <w:t>références</w:t>
-      </w:r>
-      <w:proofErr w:type="gramEnd"/>
+        <w:br/>
+      </w:r>
       <w:r>
         <w:rPr>
           <w:sz w:val="40"/>
@@ -299,385 +453,2059 @@
         <w:br/>
       </w:r>
       <w:r>
+        <w:lastRenderedPageBreak/>
+        <w:br/>
+      </w:r>
+      <w:r>
         <w:rPr>
           <w:sz w:val="40"/>
           <w:szCs w:val="40"/>
-        </w:rPr>
-        <w:br/>
-      </w:r>
-      <w:r>
+          <w:highlight w:val="red"/>
+        </w:rPr>
+        <w:t>Pourquoi protéger ses données personnelles?</w:t>
+      </w:r>
+    </w:p>
+    <w:p>
+      <w:pPr>
+        <w:rPr>
+          <w:sz w:val="28"/>
+          <w:szCs w:val="28"/>
+        </w:rPr>
+      </w:pPr>
+      <w:r>
+        <w:rPr>
+          <w:sz w:val="28"/>
+          <w:szCs w:val="28"/>
+        </w:rPr>
+        <w:br/>
+      </w:r>
+      <w:r>
+        <w:rPr>
+          <w:sz w:val="28"/>
+          <w:szCs w:val="28"/>
+        </w:rPr>
+        <w:t xml:space="preserve">1.1) </w:t>
+      </w:r>
+      <w:r>
+        <w:rPr>
+          <w:sz w:val="28"/>
+          <w:szCs w:val="28"/>
+        </w:rPr>
+        <w:t xml:space="preserve">Vos données personnelle s’apparente </w:t>
+      </w:r>
+      <w:proofErr w:type="gramStart"/>
+      <w:r>
+        <w:rPr>
+          <w:sz w:val="28"/>
+          <w:szCs w:val="28"/>
+        </w:rPr>
+        <w:t>a</w:t>
+      </w:r>
+      <w:proofErr w:type="gramEnd"/>
+      <w:r>
+        <w:rPr>
+          <w:sz w:val="28"/>
+          <w:szCs w:val="28"/>
+        </w:rPr>
+        <w:t xml:space="preserve"> votre identité sur les réseaux. A n’importe </w:t>
+      </w:r>
+      <w:proofErr w:type="gramStart"/>
+      <w:r>
+        <w:rPr>
+          <w:sz w:val="28"/>
+          <w:szCs w:val="28"/>
+        </w:rPr>
+        <w:t>quel étape</w:t>
+      </w:r>
+      <w:proofErr w:type="gramEnd"/>
+      <w:r>
+        <w:rPr>
+          <w:sz w:val="28"/>
+          <w:szCs w:val="28"/>
+        </w:rPr>
+        <w:t xml:space="preserve"> de vos déplacement sur les réseaux, </w:t>
+      </w:r>
+      <w:proofErr w:type="spellStart"/>
+      <w:r>
+        <w:rPr>
+          <w:sz w:val="28"/>
+          <w:szCs w:val="28"/>
+        </w:rPr>
+        <w:t>peut</w:t>
+      </w:r>
+      <w:proofErr w:type="spellEnd"/>
+      <w:r>
+        <w:rPr>
+          <w:sz w:val="28"/>
+          <w:szCs w:val="28"/>
+        </w:rPr>
+        <w:t xml:space="preserve"> </w:t>
+      </w:r>
+      <w:proofErr w:type="spellStart"/>
+      <w:r>
+        <w:rPr>
+          <w:sz w:val="28"/>
+          <w:szCs w:val="28"/>
+        </w:rPr>
+        <w:t>importe</w:t>
+      </w:r>
+      <w:proofErr w:type="spellEnd"/>
+      <w:r>
+        <w:rPr>
+          <w:sz w:val="28"/>
+          <w:szCs w:val="28"/>
+        </w:rPr>
+        <w:t xml:space="preserve"> le site, </w:t>
+      </w:r>
+      <w:proofErr w:type="spellStart"/>
+      <w:r>
+        <w:rPr>
+          <w:sz w:val="28"/>
+          <w:szCs w:val="28"/>
+        </w:rPr>
+        <w:t>peut</w:t>
+      </w:r>
+      <w:proofErr w:type="spellEnd"/>
+      <w:r>
+        <w:rPr>
+          <w:sz w:val="28"/>
+          <w:szCs w:val="28"/>
+        </w:rPr>
+        <w:t xml:space="preserve"> </w:t>
+      </w:r>
+      <w:proofErr w:type="spellStart"/>
+      <w:r>
+        <w:rPr>
+          <w:sz w:val="28"/>
+          <w:szCs w:val="28"/>
+        </w:rPr>
+        <w:t>importe</w:t>
+      </w:r>
+      <w:proofErr w:type="spellEnd"/>
+      <w:r>
+        <w:rPr>
+          <w:sz w:val="28"/>
+          <w:szCs w:val="28"/>
+        </w:rPr>
+        <w:t xml:space="preserve"> le compte, </w:t>
+      </w:r>
+      <w:proofErr w:type="spellStart"/>
+      <w:r>
+        <w:rPr>
+          <w:sz w:val="28"/>
+          <w:szCs w:val="28"/>
+        </w:rPr>
+        <w:t>peut</w:t>
+      </w:r>
+      <w:proofErr w:type="spellEnd"/>
+      <w:r>
+        <w:rPr>
+          <w:sz w:val="28"/>
+          <w:szCs w:val="28"/>
+        </w:rPr>
+        <w:t xml:space="preserve"> importe </w:t>
+      </w:r>
+      <w:proofErr w:type="gramStart"/>
+      <w:r>
+        <w:rPr>
+          <w:sz w:val="28"/>
+          <w:szCs w:val="28"/>
+        </w:rPr>
+        <w:t>la navigation privé</w:t>
+      </w:r>
+      <w:proofErr w:type="gramEnd"/>
+      <w:r>
+        <w:rPr>
+          <w:sz w:val="28"/>
+          <w:szCs w:val="28"/>
+        </w:rPr>
+        <w:t xml:space="preserve">, peut importe si vous avez supprimé l’historique, tout est enregistré. Tout </w:t>
+      </w:r>
+      <w:proofErr w:type="spellStart"/>
+      <w:proofErr w:type="gramStart"/>
+      <w:r>
+        <w:rPr>
+          <w:sz w:val="28"/>
+          <w:szCs w:val="28"/>
+        </w:rPr>
+        <w:t>ca</w:t>
+      </w:r>
+      <w:proofErr w:type="spellEnd"/>
+      <w:proofErr w:type="gramEnd"/>
+      <w:r>
+        <w:rPr>
+          <w:sz w:val="28"/>
+          <w:szCs w:val="28"/>
+        </w:rPr>
+        <w:t xml:space="preserve"> dans le but simple de </w:t>
+      </w:r>
+      <w:proofErr w:type="gramStart"/>
+      <w:r>
+        <w:rPr>
+          <w:sz w:val="28"/>
+          <w:szCs w:val="28"/>
+        </w:rPr>
+        <w:t>ciblé</w:t>
+      </w:r>
+      <w:proofErr w:type="gramEnd"/>
+      <w:r>
+        <w:rPr>
+          <w:sz w:val="28"/>
+          <w:szCs w:val="28"/>
+        </w:rPr>
+        <w:t xml:space="preserve"> des annonces, créé </w:t>
+      </w:r>
+      <w:proofErr w:type="gramStart"/>
+      <w:r>
+        <w:rPr>
+          <w:sz w:val="28"/>
+          <w:szCs w:val="28"/>
+        </w:rPr>
+        <w:t>des statistique</w:t>
+      </w:r>
+      <w:proofErr w:type="gramEnd"/>
+      <w:r>
+        <w:rPr>
+          <w:sz w:val="28"/>
+          <w:szCs w:val="28"/>
+        </w:rPr>
+        <w:t xml:space="preserve"> ainsi que beaucoup d’autre chose pas forcément légal. Il faut se rappeler que la majorité du temps, en </w:t>
+      </w:r>
+      <w:proofErr w:type="spellStart"/>
+      <w:r>
+        <w:rPr>
+          <w:sz w:val="28"/>
+          <w:szCs w:val="28"/>
+        </w:rPr>
+        <w:t>particulié</w:t>
+      </w:r>
+      <w:proofErr w:type="spellEnd"/>
+      <w:r>
+        <w:rPr>
+          <w:sz w:val="28"/>
+          <w:szCs w:val="28"/>
+        </w:rPr>
+        <w:t xml:space="preserve"> vis-à-vis les grosse entreprise sur internet si c’est gratuit, vous </w:t>
+      </w:r>
+      <w:proofErr w:type="spellStart"/>
+      <w:r>
+        <w:rPr>
+          <w:sz w:val="28"/>
+          <w:szCs w:val="28"/>
+        </w:rPr>
+        <w:t>etes</w:t>
+      </w:r>
+      <w:proofErr w:type="spellEnd"/>
+      <w:r>
+        <w:rPr>
+          <w:sz w:val="28"/>
+          <w:szCs w:val="28"/>
+        </w:rPr>
+        <w:t xml:space="preserve"> le produit… car oui </w:t>
+      </w:r>
+      <w:proofErr w:type="gramStart"/>
+      <w:r>
+        <w:rPr>
+          <w:sz w:val="28"/>
+          <w:szCs w:val="28"/>
+        </w:rPr>
+        <w:t>ces compagnie</w:t>
+      </w:r>
+      <w:proofErr w:type="gramEnd"/>
+      <w:r>
+        <w:rPr>
+          <w:sz w:val="28"/>
+          <w:szCs w:val="28"/>
+        </w:rPr>
+        <w:t xml:space="preserve"> vendent vos données a d’autre compagnie. Puis ces autres compagnies les utilisent. Vous avez clairement déjà appuyé sur accepter </w:t>
+      </w:r>
+      <w:proofErr w:type="gramStart"/>
+      <w:r>
+        <w:rPr>
+          <w:sz w:val="28"/>
+          <w:szCs w:val="28"/>
+        </w:rPr>
+        <w:t>les cookie</w:t>
+      </w:r>
+      <w:proofErr w:type="gramEnd"/>
+      <w:r>
+        <w:rPr>
+          <w:sz w:val="28"/>
+          <w:szCs w:val="28"/>
+        </w:rPr>
+        <w:t xml:space="preserve"> ou oui j’ai </w:t>
+      </w:r>
+      <w:proofErr w:type="spellStart"/>
+      <w:proofErr w:type="gramStart"/>
+      <w:r>
+        <w:rPr>
+          <w:sz w:val="28"/>
+          <w:szCs w:val="28"/>
+        </w:rPr>
+        <w:t>lue</w:t>
+      </w:r>
+      <w:proofErr w:type="spellEnd"/>
+      <w:proofErr w:type="gramEnd"/>
+      <w:r>
+        <w:rPr>
+          <w:sz w:val="28"/>
+          <w:szCs w:val="28"/>
+        </w:rPr>
+        <w:t xml:space="preserve"> </w:t>
+      </w:r>
+      <w:proofErr w:type="gramStart"/>
+      <w:r>
+        <w:rPr>
+          <w:sz w:val="28"/>
+          <w:szCs w:val="28"/>
+        </w:rPr>
+        <w:t>les condition</w:t>
+      </w:r>
+      <w:proofErr w:type="gramEnd"/>
+      <w:r>
+        <w:rPr>
+          <w:sz w:val="28"/>
+          <w:szCs w:val="28"/>
+        </w:rPr>
+        <w:t xml:space="preserve"> d’utilisation et autorise la collecte de mes données </w:t>
+      </w:r>
+      <w:proofErr w:type="spellStart"/>
+      <w:proofErr w:type="gramStart"/>
+      <w:r>
+        <w:rPr>
+          <w:sz w:val="28"/>
+          <w:szCs w:val="28"/>
+        </w:rPr>
+        <w:t>ect</w:t>
+      </w:r>
+      <w:proofErr w:type="spellEnd"/>
+      <w:r>
+        <w:rPr>
+          <w:sz w:val="28"/>
+          <w:szCs w:val="28"/>
+        </w:rPr>
+        <w:t>..</w:t>
+      </w:r>
+      <w:proofErr w:type="gramEnd"/>
+      <w:r>
+        <w:rPr>
+          <w:sz w:val="28"/>
+          <w:szCs w:val="28"/>
+        </w:rPr>
+        <w:t xml:space="preserve"> </w:t>
+      </w:r>
+      <w:proofErr w:type="gramStart"/>
+      <w:r>
+        <w:rPr>
+          <w:sz w:val="28"/>
+          <w:szCs w:val="28"/>
+        </w:rPr>
+        <w:t>sans</w:t>
+      </w:r>
+      <w:proofErr w:type="gramEnd"/>
+      <w:r>
+        <w:rPr>
+          <w:sz w:val="28"/>
+          <w:szCs w:val="28"/>
+        </w:rPr>
+        <w:t xml:space="preserve"> même réfléchir. </w:t>
+      </w:r>
+      <w:proofErr w:type="gramStart"/>
+      <w:r>
+        <w:rPr>
+          <w:sz w:val="28"/>
+          <w:szCs w:val="28"/>
+        </w:rPr>
+        <w:t>Et</w:t>
+      </w:r>
+      <w:proofErr w:type="gramEnd"/>
+      <w:r>
+        <w:rPr>
+          <w:sz w:val="28"/>
+          <w:szCs w:val="28"/>
+        </w:rPr>
+        <w:t xml:space="preserve"> bien malheureusement </w:t>
+      </w:r>
+      <w:r>
+        <w:rPr>
+          <w:sz w:val="28"/>
+          <w:szCs w:val="28"/>
+        </w:rPr>
+        <w:t xml:space="preserve">pour vous cela donne une puissance inimaginable </w:t>
+      </w:r>
+      <w:proofErr w:type="spellStart"/>
+      <w:r>
+        <w:rPr>
+          <w:sz w:val="28"/>
+          <w:szCs w:val="28"/>
+        </w:rPr>
+        <w:t>a</w:t>
+      </w:r>
+      <w:proofErr w:type="spellEnd"/>
+      <w:r>
+        <w:rPr>
+          <w:sz w:val="28"/>
+          <w:szCs w:val="28"/>
+        </w:rPr>
+        <w:t xml:space="preserve"> n’importe </w:t>
+      </w:r>
+      <w:proofErr w:type="gramStart"/>
+      <w:r>
+        <w:rPr>
+          <w:sz w:val="28"/>
+          <w:szCs w:val="28"/>
+        </w:rPr>
+        <w:t>quel compagnie</w:t>
+      </w:r>
+      <w:proofErr w:type="gramEnd"/>
+      <w:r>
+        <w:rPr>
+          <w:sz w:val="28"/>
+          <w:szCs w:val="28"/>
+        </w:rPr>
+        <w:t xml:space="preserve"> qui les obtiens. Rien ne s’</w:t>
+      </w:r>
+      <w:proofErr w:type="spellStart"/>
+      <w:r>
+        <w:rPr>
+          <w:sz w:val="28"/>
+          <w:szCs w:val="28"/>
+        </w:rPr>
+        <w:t>éfface</w:t>
+      </w:r>
+      <w:proofErr w:type="spellEnd"/>
+      <w:r>
+        <w:rPr>
+          <w:sz w:val="28"/>
+          <w:szCs w:val="28"/>
+        </w:rPr>
+        <w:t xml:space="preserve"> </w:t>
+      </w:r>
+      <w:proofErr w:type="spellStart"/>
+      <w:r>
+        <w:rPr>
+          <w:sz w:val="28"/>
+          <w:szCs w:val="28"/>
+        </w:rPr>
+        <w:t>rééelement</w:t>
+      </w:r>
+      <w:proofErr w:type="spellEnd"/>
+      <w:r>
+        <w:rPr>
+          <w:sz w:val="28"/>
+          <w:szCs w:val="28"/>
+        </w:rPr>
+        <w:t xml:space="preserve"> sur internet une fois envoyé alors faire attention </w:t>
+      </w:r>
+      <w:proofErr w:type="spellStart"/>
+      <w:proofErr w:type="gramStart"/>
+      <w:r>
+        <w:rPr>
+          <w:sz w:val="28"/>
+          <w:szCs w:val="28"/>
+        </w:rPr>
+        <w:t>au</w:t>
+      </w:r>
+      <w:proofErr w:type="spellEnd"/>
+      <w:r>
+        <w:rPr>
+          <w:sz w:val="28"/>
+          <w:szCs w:val="28"/>
+        </w:rPr>
+        <w:t xml:space="preserve"> données donné</w:t>
+      </w:r>
+      <w:proofErr w:type="gramEnd"/>
+      <w:r>
+        <w:rPr>
+          <w:sz w:val="28"/>
+          <w:szCs w:val="28"/>
+        </w:rPr>
+        <w:t xml:space="preserve"> sur vous et a qui elle sera transmise n’est pas une tache </w:t>
+      </w:r>
+      <w:proofErr w:type="gramStart"/>
+      <w:r>
+        <w:rPr>
+          <w:sz w:val="28"/>
+          <w:szCs w:val="28"/>
+        </w:rPr>
+        <w:t>a</w:t>
+      </w:r>
+      <w:proofErr w:type="gramEnd"/>
+      <w:r>
+        <w:rPr>
+          <w:sz w:val="28"/>
+          <w:szCs w:val="28"/>
+        </w:rPr>
+        <w:t xml:space="preserve"> prendre </w:t>
+      </w:r>
+      <w:proofErr w:type="gramStart"/>
+      <w:r>
+        <w:rPr>
+          <w:sz w:val="28"/>
+          <w:szCs w:val="28"/>
+        </w:rPr>
+        <w:t>a</w:t>
+      </w:r>
+      <w:proofErr w:type="gramEnd"/>
+      <w:r>
+        <w:rPr>
+          <w:sz w:val="28"/>
+          <w:szCs w:val="28"/>
+        </w:rPr>
+        <w:t xml:space="preserve"> la légère aujourd’hui nous allons voir comment s’en protéger</w:t>
+      </w:r>
+      <w:r>
+        <w:rPr>
+          <w:sz w:val="28"/>
+          <w:szCs w:val="28"/>
+        </w:rPr>
+        <w:t>.</w:t>
+      </w:r>
+      <w:r>
+        <w:rPr>
+          <w:sz w:val="28"/>
+          <w:szCs w:val="28"/>
+        </w:rPr>
+        <w:br/>
+      </w:r>
+      <w:r>
+        <w:rPr>
+          <w:sz w:val="28"/>
+          <w:szCs w:val="28"/>
+        </w:rPr>
+        <w:br/>
+      </w:r>
+      <w:r>
+        <w:rPr>
+          <w:sz w:val="28"/>
+          <w:szCs w:val="28"/>
+        </w:rPr>
+        <w:br/>
+      </w:r>
+      <w:r>
+        <w:rPr>
+          <w:sz w:val="28"/>
+          <w:szCs w:val="28"/>
+        </w:rPr>
+        <w:br/>
+      </w:r>
+      <w:r>
+        <w:rPr>
+          <w:sz w:val="28"/>
+          <w:szCs w:val="28"/>
+        </w:rPr>
+        <w:t xml:space="preserve">1.2) </w:t>
+      </w:r>
+      <w:r>
+        <w:rPr>
+          <w:sz w:val="28"/>
+          <w:szCs w:val="28"/>
+        </w:rPr>
+        <w:t>Vos données personnelles s’apparentent à votre identité sur Internet. À presque chaque étape de votre navigation, que ce soit sur un site Web, une application ou un réseau social, certaines informations peuvent être recueillies à votre sujet. Cela peut être votre adresse IP, votre localisation approximative, vos recherches, vos préférences, vos achats ou encore les sites que vous consultez. Même la navigation privée ne signifie pas que vous êtes totalement invisible sur Internet : elle empêche surtout que certaines informations soient conservées localement sur votre appareil.</w:t>
+      </w:r>
+    </w:p>
+    <w:p>
+      <w:pPr>
+        <w:rPr>
+          <w:sz w:val="28"/>
+          <w:szCs w:val="28"/>
+        </w:rPr>
+      </w:pPr>
+      <w:r>
+        <w:rPr>
+          <w:sz w:val="28"/>
+          <w:szCs w:val="28"/>
+        </w:rPr>
+        <w:lastRenderedPageBreak/>
+        <w:t>Ces données peuvent être utilisées pour plusieurs raisons, notamment pour personnaliser les publicités, établir des statistiques, améliorer des services ou analyser les habitudes des utilisateurs. Cependant, leur collecte peut également représenter un risque lorsqu’elles sont mal protégées, utilisées sans que l’utilisateur en ait réellement conscience ou transmises à d’autres entreprises ou partenaires.</w:t>
+      </w:r>
+    </w:p>
+    <w:p>
+      <w:pPr>
+        <w:rPr>
+          <w:sz w:val="28"/>
+          <w:szCs w:val="28"/>
+        </w:rPr>
+      </w:pPr>
+      <w:r>
+        <w:rPr>
+          <w:sz w:val="28"/>
+          <w:szCs w:val="28"/>
+        </w:rPr>
+        <w:t>On entend parfois l’expression : « Si c’est gratuit, vous êtes le produit. » Cette phrase fait référence au fait que certains services gratuits reposent en partie sur la collecte et l’exploitation des données de leurs utilisateurs. Cela ne signifie pas nécessairement que toutes les entreprises vendent directement vos données personnelles, mais certaines peuvent les partager avec des partenaires ou les utiliser à des fins publicitaires ou commerciales, selon leurs politiques et les consentements donnés par les utilisateurs.</w:t>
+      </w:r>
+    </w:p>
+    <w:p>
+      <w:pPr>
+        <w:rPr>
+          <w:sz w:val="28"/>
+          <w:szCs w:val="28"/>
+        </w:rPr>
+      </w:pPr>
+      <w:r>
+        <w:rPr>
+          <w:sz w:val="28"/>
+          <w:szCs w:val="28"/>
+        </w:rPr>
+        <w:t>Nous avons probablement tous déjà cliqué sur « Accepter les cookies » ou sur « J’ai lu et j’accepte les conditions d’utilisation », parfois sans même prendre le temps de lire ce que nous acceptions réellement. Pourtant, ces décisions peuvent permettre la collecte d’une quantité importante d’informations sur nos habitudes en ligne.</w:t>
+      </w:r>
+    </w:p>
+    <w:p>
+      <w:pPr>
+        <w:rPr>
+          <w:sz w:val="28"/>
+          <w:szCs w:val="28"/>
+        </w:rPr>
+      </w:pPr>
+      <w:r>
+        <w:rPr>
+          <w:sz w:val="28"/>
+          <w:szCs w:val="28"/>
+        </w:rPr>
+        <w:t>Le problème est que, plus une entreprise possède d’informations sur une personne, plus elle peut être en mesure de comprendre ses habitudes, ses intérêts et ses préférences. Ces informations peuvent donc avoir une grande valeur. De plus, une donnée publiée ou transmise sur Internet peut être difficile, voire impossible, à faire disparaître complètement. Une capture d’écran, une copie ou une sauvegarde peut continuer à exister même si le contenu original est supprimé.</w:t>
+      </w:r>
+    </w:p>
+    <w:p>
+      <w:pPr>
+        <w:rPr>
+          <w:sz w:val="28"/>
+          <w:szCs w:val="28"/>
+        </w:rPr>
+      </w:pPr>
+      <w:r>
+        <w:rPr>
+          <w:sz w:val="28"/>
+          <w:szCs w:val="28"/>
+        </w:rPr>
+        <w:t xml:space="preserve">C’est pourquoi il est important de réfléchir avant de partager des informations personnelles sur Internet et de faire attention aux personnes, aux entreprises et aux services auxquels nous les transmettons. Protéger ses données personnelles n’est donc pas </w:t>
+      </w:r>
+      <w:r>
+        <w:rPr>
+          <w:sz w:val="28"/>
+          <w:szCs w:val="28"/>
+        </w:rPr>
+        <w:lastRenderedPageBreak/>
+        <w:t>seulement une question de confidentialité : c’est aussi une manière de protéger son identité, sa vie privée et sa sécurité.</w:t>
+      </w:r>
+    </w:p>
+    <w:p>
+      <w:pPr>
+        <w:rPr>
+          <w:b/>
+          <w:bCs/>
+          <w:sz w:val="28"/>
+          <w:szCs w:val="28"/>
+        </w:rPr>
+      </w:pPr>
+      <w:r>
+        <w:rPr>
+          <w:sz w:val="28"/>
+          <w:szCs w:val="28"/>
+        </w:rPr>
+        <w:t xml:space="preserve">Dans la suite de ce travail, nous allons voir </w:t>
+      </w:r>
+      <w:r>
+        <w:rPr>
+          <w:b/>
+          <w:bCs/>
+          <w:sz w:val="28"/>
+          <w:szCs w:val="28"/>
+        </w:rPr>
+        <w:t>quelles informations peuvent être recueillies sur Internet, quels risques leur collecte peut représenter et surtout, quelles mesures peuvent être prises pour mieux protéger ses données personnelles.</w:t>
+      </w:r>
+    </w:p>
+    <w:p>
+      <w:pPr>
+        <w:rPr>
+          <w:b/>
+          <w:bCs/>
+          <w:sz w:val="28"/>
+          <w:szCs w:val="28"/>
+        </w:rPr>
+      </w:pPr>
+    </w:p>
+    <w:p>
+      <w:pPr>
+        <w:rPr>
+          <w:b/>
+          <w:bCs/>
+        </w:rPr>
+      </w:pPr>
+    </w:p>
+    <w:p>
+      <w:pPr>
+        <w:rPr>
+          <w:b/>
+          <w:bCs/>
+        </w:rPr>
+      </w:pPr>
+    </w:p>
+    <w:p>
+      <w:pPr>
+        <w:rPr>
+          <w:b/>
+          <w:bCs/>
+        </w:rPr>
+      </w:pPr>
+    </w:p>
+    <w:p>
+      <w:pPr>
+        <w:rPr>
+          <w:b/>
+          <w:bCs/>
+        </w:rPr>
+      </w:pPr>
+    </w:p>
+    <w:p>
+      <w:pPr>
+        <w:rPr>
+          <w:b/>
+          <w:bCs/>
+        </w:rPr>
+      </w:pPr>
+    </w:p>
+    <w:p>
+      <w:pPr>
+        <w:rPr>
+          <w:b/>
+          <w:bCs/>
+        </w:rPr>
+      </w:pPr>
+    </w:p>
+    <w:p>
+      <w:pPr>
+        <w:rPr>
+          <w:b/>
+          <w:bCs/>
+        </w:rPr>
+      </w:pPr>
+    </w:p>
+    <w:p>
+      <w:pPr>
+        <w:rPr>
+          <w:b/>
+          <w:bCs/>
+        </w:rPr>
+      </w:pPr>
+    </w:p>
+    <w:p>
+      <w:pPr>
+        <w:rPr>
+          <w:b/>
+          <w:bCs/>
+        </w:rPr>
+      </w:pPr>
+    </w:p>
+    <w:p>
+      <w:pPr>
+        <w:rPr>
+          <w:b/>
+          <w:bCs/>
+        </w:rPr>
+      </w:pPr>
+    </w:p>
+    <w:p>
+      <w:pPr>
+        <w:rPr>
+          <w:b/>
+          <w:bCs/>
+        </w:rPr>
+      </w:pPr>
+    </w:p>
+    <w:p>
+      <w:pPr>
+        <w:rPr>
+          <w:b/>
+          <w:bCs/>
+        </w:rPr>
+      </w:pPr>
+    </w:p>
+    <w:p>
+      <w:pPr>
+        <w:rPr>
+          <w:b/>
+          <w:bCs/>
+        </w:rPr>
+      </w:pPr>
+    </w:p>
+    <w:p>
+      <w:pPr>
+        <w:rPr>
+          <w:b/>
+          <w:bCs/>
+        </w:rPr>
+      </w:pPr>
+    </w:p>
+    <w:p>
+      <w:pPr>
+        <w:jc w:val="center"/>
         <w:rPr>
           <w:sz w:val="40"/>
           <w:szCs w:val="40"/>
         </w:rPr>
-        <w:br/>
-      </w:r>
+      </w:pPr>
       <w:r>
         <w:rPr>
           <w:sz w:val="40"/>
           <w:szCs w:val="40"/>
-        </w:rPr>
-        <w:br/>
+          <w:highlight w:val="green"/>
+        </w:rPr>
+        <w:t xml:space="preserve">2. </w:t>
       </w:r>
       <w:r>
         <w:rPr>
           <w:sz w:val="40"/>
           <w:szCs w:val="40"/>
-        </w:rPr>
-        <w:br/>
+          <w:highlight w:val="green"/>
+        </w:rPr>
+        <w:t xml:space="preserve">Voici </w:t>
       </w:r>
       <w:r>
         <w:rPr>
           <w:sz w:val="40"/>
           <w:szCs w:val="40"/>
-        </w:rPr>
-        <w:br/>
+          <w:highlight w:val="green"/>
+        </w:rPr>
+        <w:t>quelques paramètre</w:t>
       </w:r>
       <w:r>
         <w:rPr>
           <w:sz w:val="40"/>
           <w:szCs w:val="40"/>
-        </w:rPr>
-        <w:br/>
+          <w:highlight w:val="green"/>
+        </w:rPr>
+        <w:t>s</w:t>
       </w:r>
       <w:r>
         <w:rPr>
           <w:sz w:val="40"/>
           <w:szCs w:val="40"/>
-        </w:rPr>
-        <w:br/>
+          <w:highlight w:val="green"/>
+        </w:rPr>
+        <w:t xml:space="preserve"> </w:t>
       </w:r>
       <w:r>
         <w:rPr>
           <w:sz w:val="40"/>
           <w:szCs w:val="40"/>
-        </w:rPr>
-        <w:lastRenderedPageBreak/>
-        <w:br/>
-        <w:t>Section 1.</w:t>
+          <w:highlight w:val="green"/>
+        </w:rPr>
+        <w:t>à</w:t>
       </w:r>
       <w:r>
         <w:rPr>
           <w:sz w:val="40"/>
           <w:szCs w:val="40"/>
-        </w:rPr>
-        <w:br/>
-      </w:r>
-      <w:r>
-        <w:br/>
-      </w:r>
-      <w:r>
+          <w:highlight w:val="green"/>
+        </w:rPr>
+        <w:t xml:space="preserve"> </w:t>
+      </w:r>
+      <w:r>
+        <w:rPr>
+          <w:sz w:val="40"/>
+          <w:szCs w:val="40"/>
+          <w:highlight w:val="green"/>
+        </w:rPr>
+        <w:t xml:space="preserve">changer </w:t>
+      </w:r>
+      <w:r>
+        <w:rPr>
+          <w:sz w:val="40"/>
+          <w:szCs w:val="40"/>
+          <w:highlight w:val="green"/>
+        </w:rPr>
+        <w:t>pour protéger ses données personnelles.</w:t>
+      </w:r>
+    </w:p>
+    <w:p>
+      <w:pPr>
+        <w:pStyle w:val="Paragraphedeliste"/>
+        <w:numPr>
+          <w:ilvl w:val="0"/>
+          <w:numId w:val="15"/>
+        </w:numPr>
         <w:rPr>
           <w:sz w:val="32"/>
           <w:szCs w:val="32"/>
         </w:rPr>
-        <w:t>Pourquoi protéger ses données personnelles?</w:t>
+      </w:pPr>
+      <w:r>
+        <w:rPr>
+          <w:sz w:val="32"/>
+          <w:szCs w:val="32"/>
+        </w:rPr>
+        <w:t xml:space="preserve"> Protection de compte.</w:t>
       </w:r>
     </w:p>
     <w:p>
-      <w:r>
-        <w:br/>
-      </w:r>
-      <w:proofErr w:type="gramStart"/>
-      <w:r>
-        <w:t>Vos données personnelle</w:t>
-      </w:r>
-      <w:proofErr w:type="gramEnd"/>
-      <w:r>
-        <w:t xml:space="preserve"> s’apparente </w:t>
-      </w:r>
-      <w:proofErr w:type="gramStart"/>
-      <w:r>
-        <w:t>a</w:t>
-      </w:r>
-      <w:proofErr w:type="gramEnd"/>
-      <w:r>
-        <w:t xml:space="preserve"> votre identité sur les réseaux. A n’importe </w:t>
-      </w:r>
-      <w:proofErr w:type="gramStart"/>
-      <w:r>
-        <w:t>quel étape</w:t>
-      </w:r>
-      <w:proofErr w:type="gramEnd"/>
-      <w:r>
-        <w:t xml:space="preserve"> de vos déplacement sur les réseaux, peut importe le site, </w:t>
-      </w:r>
-      <w:proofErr w:type="spellStart"/>
-      <w:r>
-        <w:t>peut</w:t>
-      </w:r>
-      <w:proofErr w:type="spellEnd"/>
-      <w:r>
-        <w:t xml:space="preserve"> </w:t>
-      </w:r>
-      <w:proofErr w:type="spellStart"/>
-      <w:r>
-        <w:t>importe</w:t>
-      </w:r>
-      <w:proofErr w:type="spellEnd"/>
-      <w:r>
-        <w:t xml:space="preserve"> le compte, peut importe </w:t>
-      </w:r>
-      <w:proofErr w:type="gramStart"/>
-      <w:r>
-        <w:t>la navigation privé</w:t>
-      </w:r>
-      <w:proofErr w:type="gramEnd"/>
-      <w:r>
-        <w:t xml:space="preserve">, peut importe si vous avez supprimé l’historique, tout est enregistré. Tout </w:t>
-      </w:r>
-      <w:proofErr w:type="spellStart"/>
-      <w:proofErr w:type="gramStart"/>
-      <w:r>
-        <w:t>ca</w:t>
-      </w:r>
-      <w:proofErr w:type="spellEnd"/>
-      <w:proofErr w:type="gramEnd"/>
-      <w:r>
-        <w:t xml:space="preserve"> dans le but simple de </w:t>
-      </w:r>
-      <w:proofErr w:type="gramStart"/>
-      <w:r>
-        <w:t>ciblé</w:t>
-      </w:r>
-      <w:proofErr w:type="gramEnd"/>
-      <w:r>
-        <w:t xml:space="preserve"> des annonces, créé </w:t>
-      </w:r>
-      <w:proofErr w:type="gramStart"/>
-      <w:r>
-        <w:t>des statistique</w:t>
-      </w:r>
-      <w:proofErr w:type="gramEnd"/>
-      <w:r>
-        <w:t xml:space="preserve"> ainsi que beaucoup d’autre chose pas forcément légal. Il faut se rappeler que la majorité du temps, en </w:t>
-      </w:r>
-      <w:proofErr w:type="spellStart"/>
-      <w:r>
-        <w:t>particulié</w:t>
-      </w:r>
-      <w:proofErr w:type="spellEnd"/>
-      <w:r>
-        <w:t xml:space="preserve"> vis-à-vis les grosse entreprise sur internet si c’est gratuit, vous </w:t>
-      </w:r>
-      <w:proofErr w:type="spellStart"/>
-      <w:r>
-        <w:t>etes</w:t>
-      </w:r>
-      <w:proofErr w:type="spellEnd"/>
-      <w:r>
-        <w:t xml:space="preserve"> le produit… car oui </w:t>
-      </w:r>
-      <w:proofErr w:type="gramStart"/>
-      <w:r>
-        <w:t>ces compagnie</w:t>
-      </w:r>
-      <w:proofErr w:type="gramEnd"/>
-      <w:r>
-        <w:t xml:space="preserve"> vendent vos données a d’autre compagnie. Puis ces autres compagnies les utilisent. Vous avez clairement déjà appuyé sur accepter </w:t>
-      </w:r>
-      <w:proofErr w:type="gramStart"/>
-      <w:r>
-        <w:t>les cookie</w:t>
-      </w:r>
-      <w:proofErr w:type="gramEnd"/>
-      <w:r>
-        <w:t xml:space="preserve"> ou oui j’ai </w:t>
-      </w:r>
-      <w:proofErr w:type="spellStart"/>
-      <w:proofErr w:type="gramStart"/>
-      <w:r>
-        <w:t>lue</w:t>
-      </w:r>
-      <w:proofErr w:type="spellEnd"/>
-      <w:proofErr w:type="gramEnd"/>
-      <w:r>
-        <w:t xml:space="preserve"> </w:t>
-      </w:r>
-      <w:proofErr w:type="gramStart"/>
-      <w:r>
-        <w:t>les condition</w:t>
-      </w:r>
-      <w:proofErr w:type="gramEnd"/>
-      <w:r>
-        <w:t xml:space="preserve"> d’utilisation et autorise la collecte de mes données </w:t>
-      </w:r>
-      <w:proofErr w:type="spellStart"/>
-      <w:proofErr w:type="gramStart"/>
-      <w:r>
-        <w:t>ect</w:t>
-      </w:r>
-      <w:proofErr w:type="spellEnd"/>
-      <w:r>
-        <w:t>..</w:t>
-      </w:r>
-      <w:proofErr w:type="gramEnd"/>
-      <w:r>
-        <w:t xml:space="preserve"> </w:t>
-      </w:r>
-      <w:proofErr w:type="gramStart"/>
-      <w:r>
-        <w:t>sans</w:t>
-      </w:r>
-      <w:proofErr w:type="gramEnd"/>
-      <w:r>
-        <w:t xml:space="preserve"> même réfléchir. </w:t>
-      </w:r>
-      <w:proofErr w:type="gramStart"/>
-      <w:r>
-        <w:t>Et</w:t>
-      </w:r>
-      <w:proofErr w:type="gramEnd"/>
-      <w:r>
-        <w:t xml:space="preserve"> bien malheureusement </w:t>
-      </w:r>
-      <w:r>
-        <w:t xml:space="preserve">pour vous cela donne une puissance inimaginable </w:t>
-      </w:r>
-      <w:proofErr w:type="spellStart"/>
-      <w:r>
-        <w:t>a</w:t>
-      </w:r>
-      <w:proofErr w:type="spellEnd"/>
-      <w:r>
-        <w:t xml:space="preserve"> n’importe </w:t>
-      </w:r>
-      <w:proofErr w:type="gramStart"/>
-      <w:r>
-        <w:t>quel compagnie</w:t>
-      </w:r>
-      <w:proofErr w:type="gramEnd"/>
-      <w:r>
-        <w:t xml:space="preserve"> qui les obtiens. Rien ne s’</w:t>
-      </w:r>
-      <w:proofErr w:type="spellStart"/>
-      <w:r>
-        <w:t>éfface</w:t>
-      </w:r>
-      <w:proofErr w:type="spellEnd"/>
-      <w:r>
-        <w:t xml:space="preserve"> </w:t>
-      </w:r>
-      <w:proofErr w:type="spellStart"/>
-      <w:r>
-        <w:t>rééelement</w:t>
-      </w:r>
-      <w:proofErr w:type="spellEnd"/>
-      <w:r>
-        <w:t xml:space="preserve"> sur internet une fois envoyé alors faire attention </w:t>
-      </w:r>
-      <w:proofErr w:type="spellStart"/>
-      <w:proofErr w:type="gramStart"/>
-      <w:r>
-        <w:t>au</w:t>
-      </w:r>
-      <w:proofErr w:type="spellEnd"/>
-      <w:r>
-        <w:t xml:space="preserve"> données donné</w:t>
-      </w:r>
-      <w:proofErr w:type="gramEnd"/>
-      <w:r>
-        <w:t xml:space="preserve"> sur vous et a qui elle sera transmise n’est pas une tache </w:t>
-      </w:r>
-      <w:proofErr w:type="gramStart"/>
-      <w:r>
-        <w:t>a</w:t>
-      </w:r>
-      <w:proofErr w:type="gramEnd"/>
-      <w:r>
-        <w:t xml:space="preserve"> prendre </w:t>
-      </w:r>
-      <w:proofErr w:type="gramStart"/>
-      <w:r>
-        <w:t>a</w:t>
-      </w:r>
-      <w:proofErr w:type="gramEnd"/>
-      <w:r>
-        <w:t xml:space="preserve"> la légère aujourd’hui nous allons voir comment s’en protéger</w:t>
-      </w:r>
-      <w:r>
-        <w:br/>
-      </w:r>
-      <w:r>
-        <w:br/>
-      </w:r>
-      <w:r>
-        <w:br/>
-      </w:r>
-      <w:r>
-        <w:br/>
-      </w:r>
-      <w:r>
-        <w:br/>
-      </w:r>
-      <w:r>
-        <w:br/>
-      </w:r>
-      <w:r>
-        <w:br/>
-      </w:r>
-      <w:r>
-        <w:br/>
-      </w:r>
-      <w:r>
-        <w:br/>
-      </w:r>
-      <w:r>
-        <w:br/>
-      </w:r>
-      <w:r>
-        <w:br/>
-      </w:r>
-      <w:r>
-        <w:br/>
-      </w:r>
-      <w:r>
-        <w:t xml:space="preserve">Vos données personnelles s’apparentent à votre identité sur Internet. À presque chaque étape de votre navigation, que ce soit sur un site Web, une application ou un réseau social, certaines informations peuvent être recueillies à votre sujet. Cela peut être votre adresse IP, votre localisation approximative, vos recherches, vos préférences, vos achats ou encore les sites que vous consultez. Même la navigation </w:t>
-      </w:r>
-      <w:r>
-        <w:lastRenderedPageBreak/>
-        <w:t>privée ne signifie pas que vous êtes totalement invisible sur Internet : elle empêche surtout que certaines informations soient conservées localement sur votre appareil.</w:t>
+      <w:pPr>
+        <w:pStyle w:val="Paragraphedeliste"/>
+        <w:numPr>
+          <w:ilvl w:val="1"/>
+          <w:numId w:val="15"/>
+        </w:numPr>
+        <w:rPr>
+          <w:sz w:val="32"/>
+          <w:szCs w:val="32"/>
+        </w:rPr>
+      </w:pPr>
+      <w:r>
+        <w:rPr>
+          <w:sz w:val="32"/>
+          <w:szCs w:val="32"/>
+        </w:rPr>
+        <w:t>V</w:t>
+      </w:r>
+      <w:r>
+        <w:rPr>
+          <w:sz w:val="32"/>
+          <w:szCs w:val="32"/>
+        </w:rPr>
+        <w:t>alidation/identification a deux étapes du compte google</w:t>
+      </w:r>
+      <w:r>
+        <w:rPr>
+          <w:sz w:val="32"/>
+          <w:szCs w:val="32"/>
+        </w:rPr>
+        <w:t>.</w:t>
       </w:r>
     </w:p>
     <w:p>
-      <w:r>
-        <w:t>Ces données peuvent être utilisées pour plusieurs raisons, notamment pour personnaliser les publicités, établir des statistiques, améliorer des services ou analyser les habitudes des utilisateurs. Cependant, leur collecte peut également représenter un risque lorsqu’elles sont mal protégées, utilisées sans que l’utilisateur en ait réellement conscience ou transmises à d’autres entreprises ou partenaires.</w:t>
+      <w:pPr>
+        <w:pStyle w:val="Paragraphedeliste"/>
+        <w:numPr>
+          <w:ilvl w:val="1"/>
+          <w:numId w:val="15"/>
+        </w:numPr>
+        <w:rPr>
+          <w:sz w:val="32"/>
+          <w:szCs w:val="32"/>
+        </w:rPr>
+      </w:pPr>
+      <w:r>
+        <w:rPr>
+          <w:sz w:val="32"/>
+          <w:szCs w:val="32"/>
+        </w:rPr>
+        <w:lastRenderedPageBreak/>
+        <w:t>L</w:t>
+      </w:r>
+      <w:r>
+        <w:rPr>
+          <w:sz w:val="32"/>
+          <w:szCs w:val="32"/>
+        </w:rPr>
+        <w:t>'utilisation d'un mot de passe fort/données biométrique</w:t>
+      </w:r>
+      <w:r>
+        <w:rPr>
+          <w:sz w:val="32"/>
+          <w:szCs w:val="32"/>
+        </w:rPr>
+        <w:t>.</w:t>
       </w:r>
     </w:p>
     <w:p>
-      <w:r>
-        <w:t>On entend parfois l’expression : « Si c’est gratuit, vous êtes le produit. » Cette phrase fait référence au fait que certains services gratuits reposent en partie sur la collecte et l’exploitation des données de leurs utilisateurs. Cela ne signifie pas nécessairement que toutes les entreprises vendent directement vos données personnelles, mais certaines peuvent les partager avec des partenaires ou les utiliser à des fins publicitaires ou commerciales, selon leurs politiques et les consentements donnés par les utilisateurs.</w:t>
+      <w:pPr>
+        <w:pStyle w:val="Paragraphedeliste"/>
+        <w:numPr>
+          <w:ilvl w:val="1"/>
+          <w:numId w:val="15"/>
+        </w:numPr>
+        <w:rPr>
+          <w:sz w:val="32"/>
+          <w:szCs w:val="32"/>
+        </w:rPr>
+      </w:pPr>
+      <w:r>
+        <w:rPr>
+          <w:sz w:val="32"/>
+          <w:szCs w:val="32"/>
+        </w:rPr>
+        <w:t>D</w:t>
+      </w:r>
+      <w:r>
+        <w:rPr>
+          <w:sz w:val="32"/>
+          <w:szCs w:val="32"/>
+        </w:rPr>
+        <w:t xml:space="preserve">ésactiver le suivie des </w:t>
+      </w:r>
+      <w:r>
+        <w:rPr>
+          <w:sz w:val="32"/>
+          <w:szCs w:val="32"/>
+        </w:rPr>
+        <w:t>publicités</w:t>
+      </w:r>
+      <w:r>
+        <w:rPr>
+          <w:sz w:val="32"/>
+          <w:szCs w:val="32"/>
+        </w:rPr>
+        <w:t>.</w:t>
       </w:r>
     </w:p>
     <w:p>
-      <w:r>
-        <w:t>Nous avons probablement tous déjà cliqué sur « Accepter les cookies » ou sur « J’ai lu et j’accepte les conditions d’utilisation », parfois sans même prendre le temps de lire ce que nous acceptions réellement. Pourtant, ces décisions peuvent permettre la collecte d’une quantité importante d’informations sur nos habitudes en ligne.</w:t>
+      <w:pPr>
+        <w:pStyle w:val="Paragraphedeliste"/>
+        <w:numPr>
+          <w:ilvl w:val="0"/>
+          <w:numId w:val="15"/>
+        </w:numPr>
+        <w:rPr>
+          <w:sz w:val="32"/>
+          <w:szCs w:val="32"/>
+        </w:rPr>
+      </w:pPr>
+      <w:r>
+        <w:rPr>
+          <w:sz w:val="32"/>
+          <w:szCs w:val="32"/>
+        </w:rPr>
+        <w:t>A</w:t>
+      </w:r>
+      <w:r>
+        <w:rPr>
+          <w:sz w:val="32"/>
+          <w:szCs w:val="32"/>
+        </w:rPr>
+        <w:t>pplication</w:t>
+      </w:r>
+      <w:r>
+        <w:rPr>
+          <w:sz w:val="32"/>
+          <w:szCs w:val="32"/>
+        </w:rPr>
+        <w:t>s</w:t>
       </w:r>
     </w:p>
     <w:p>
-      <w:r>
-        <w:t>Le problème est que, plus une entreprise possède d’informations sur une personne, plus elle peut être en mesure de comprendre ses habitudes, ses intérêts et ses préférences. Ces informations peuvent donc avoir une grande valeur. De plus, une donnée publiée ou transmise sur Internet peut être difficile, voire impossible, à faire disparaître complètement. Une capture d’écran, une copie ou une sauvegarde peut continuer à exister même si le contenu original est supprimé.</w:t>
+      <w:pPr>
+        <w:pStyle w:val="Paragraphedeliste"/>
+        <w:numPr>
+          <w:ilvl w:val="1"/>
+          <w:numId w:val="15"/>
+        </w:numPr>
+        <w:rPr>
+          <w:sz w:val="32"/>
+          <w:szCs w:val="32"/>
+        </w:rPr>
+      </w:pPr>
+      <w:r>
+        <w:rPr>
+          <w:sz w:val="32"/>
+          <w:szCs w:val="32"/>
+        </w:rPr>
+        <w:t>V</w:t>
+      </w:r>
+      <w:r>
+        <w:rPr>
+          <w:sz w:val="32"/>
+          <w:szCs w:val="32"/>
+        </w:rPr>
+        <w:t>érifier et nettoyer les applications tierces connectées</w:t>
+      </w:r>
+      <w:r>
+        <w:rPr>
+          <w:sz w:val="32"/>
+          <w:szCs w:val="32"/>
+        </w:rPr>
+        <w:t>.</w:t>
       </w:r>
     </w:p>
     <w:p>
-      <w:r>
-        <w:t>C’est pourquoi il est important de réfléchir avant de partager des informations personnelles sur Internet et de faire attention aux personnes, aux entreprises et aux services auxquels nous les transmettons. Protéger ses données personnelles n’est donc pas seulement une question de confidentialité : c’est aussi une manière de protéger son identité, sa vie privée et sa sécurité.</w:t>
+      <w:pPr>
+        <w:pStyle w:val="Paragraphedeliste"/>
+        <w:numPr>
+          <w:ilvl w:val="1"/>
+          <w:numId w:val="15"/>
+        </w:numPr>
+        <w:rPr>
+          <w:sz w:val="32"/>
+          <w:szCs w:val="32"/>
+        </w:rPr>
+      </w:pPr>
+      <w:r>
+        <w:rPr>
+          <w:sz w:val="32"/>
+          <w:szCs w:val="32"/>
+        </w:rPr>
+        <w:t>G</w:t>
+      </w:r>
+      <w:r>
+        <w:rPr>
+          <w:sz w:val="32"/>
+          <w:szCs w:val="32"/>
+        </w:rPr>
+        <w:t>érer les permission</w:t>
+      </w:r>
+      <w:r>
+        <w:rPr>
+          <w:sz w:val="32"/>
+          <w:szCs w:val="32"/>
+        </w:rPr>
+        <w:t xml:space="preserve">s </w:t>
+      </w:r>
+      <w:r>
+        <w:rPr>
+          <w:sz w:val="32"/>
+          <w:szCs w:val="32"/>
+        </w:rPr>
+        <w:t>de vos application</w:t>
+      </w:r>
+      <w:r>
+        <w:rPr>
+          <w:sz w:val="32"/>
+          <w:szCs w:val="32"/>
+        </w:rPr>
+        <w:t>s</w:t>
+      </w:r>
+      <w:r>
+        <w:rPr>
+          <w:sz w:val="32"/>
+          <w:szCs w:val="32"/>
+        </w:rPr>
+        <w:t xml:space="preserve"> </w:t>
+      </w:r>
+      <w:r>
+        <w:rPr>
+          <w:sz w:val="32"/>
+          <w:szCs w:val="32"/>
+        </w:rPr>
+        <w:t xml:space="preserve">(position </w:t>
+      </w:r>
+      <w:proofErr w:type="spellStart"/>
+      <w:r>
+        <w:rPr>
+          <w:sz w:val="32"/>
+          <w:szCs w:val="32"/>
+        </w:rPr>
+        <w:t>gps</w:t>
+      </w:r>
+      <w:proofErr w:type="spellEnd"/>
+      <w:r>
+        <w:rPr>
+          <w:sz w:val="32"/>
+          <w:szCs w:val="32"/>
+        </w:rPr>
+        <w:t xml:space="preserve">, caméra, photo, dossier, </w:t>
+      </w:r>
+      <w:proofErr w:type="spellStart"/>
+      <w:r>
+        <w:rPr>
+          <w:sz w:val="32"/>
+          <w:szCs w:val="32"/>
+        </w:rPr>
+        <w:t>ect</w:t>
+      </w:r>
+      <w:proofErr w:type="spellEnd"/>
+      <w:r>
+        <w:rPr>
+          <w:sz w:val="32"/>
+          <w:szCs w:val="32"/>
+        </w:rPr>
+        <w:t>)</w:t>
       </w:r>
     </w:p>
     <w:p>
-      <w:r>
-        <w:t xml:space="preserve">Dans la suite de ce travail, nous allons voir </w:t>
-      </w:r>
-      <w:r>
-        <w:rPr>
-          <w:b/>
-          <w:bCs/>
-        </w:rPr>
-        <w:t>quelles informations peuvent être recueillies sur Internet, quels risques leur collecte peut représenter et surtout, quelles mesures peuvent être prises pour mieux protéger ses données personnelles.</w:t>
+      <w:pPr>
+        <w:pStyle w:val="Paragraphedeliste"/>
+        <w:numPr>
+          <w:ilvl w:val="0"/>
+          <w:numId w:val="15"/>
+        </w:numPr>
+        <w:rPr>
+          <w:sz w:val="32"/>
+          <w:szCs w:val="32"/>
+        </w:rPr>
+      </w:pPr>
+      <w:r>
+        <w:rPr>
+          <w:sz w:val="32"/>
+          <w:szCs w:val="32"/>
+        </w:rPr>
+        <w:t>Web</w:t>
       </w:r>
     </w:p>
     <w:p>
-      <w:hyperlink r:id="rId9" w:history="1">
+      <w:pPr>
+        <w:pStyle w:val="Paragraphedeliste"/>
+        <w:numPr>
+          <w:ilvl w:val="1"/>
+          <w:numId w:val="15"/>
+        </w:numPr>
+        <w:rPr>
+          <w:sz w:val="32"/>
+          <w:szCs w:val="32"/>
+        </w:rPr>
+      </w:pPr>
+      <w:r>
+        <w:rPr>
+          <w:sz w:val="32"/>
+          <w:szCs w:val="32"/>
+        </w:rPr>
+        <w:t>S</w:t>
+      </w:r>
+      <w:r>
+        <w:rPr>
+          <w:sz w:val="32"/>
+          <w:szCs w:val="32"/>
+        </w:rPr>
+        <w:t>upprimer régulièrement les cookie</w:t>
+      </w:r>
+      <w:r>
+        <w:rPr>
+          <w:sz w:val="32"/>
+          <w:szCs w:val="32"/>
+        </w:rPr>
+        <w:t>s</w:t>
+      </w:r>
+    </w:p>
+    <w:p>
+      <w:pPr>
+        <w:pStyle w:val="Paragraphedeliste"/>
+        <w:numPr>
+          <w:ilvl w:val="1"/>
+          <w:numId w:val="15"/>
+        </w:numPr>
+        <w:rPr>
+          <w:sz w:val="32"/>
+          <w:szCs w:val="32"/>
+        </w:rPr>
+      </w:pPr>
+      <w:r>
+        <w:rPr>
+          <w:sz w:val="32"/>
+          <w:szCs w:val="32"/>
+        </w:rPr>
+        <w:t>P</w:t>
+      </w:r>
+      <w:r>
+        <w:rPr>
+          <w:sz w:val="32"/>
+          <w:szCs w:val="32"/>
+        </w:rPr>
+        <w:t>rotection anti-phishing / site dangereux</w:t>
+      </w:r>
+    </w:p>
+    <w:p>
+      <w:pPr>
+        <w:jc w:val="center"/>
+        <w:rPr>
+          <w:sz w:val="32"/>
+          <w:szCs w:val="32"/>
+        </w:rPr>
+      </w:pPr>
+    </w:p>
+    <w:p>
+      <w:pPr>
+        <w:ind w:left="360"/>
+        <w:jc w:val="center"/>
+        <w:rPr>
+          <w:sz w:val="40"/>
+          <w:szCs w:val="40"/>
+        </w:rPr>
+      </w:pPr>
+      <w:r>
+        <w:rPr>
+          <w:sz w:val="40"/>
+          <w:szCs w:val="40"/>
+          <w:highlight w:val="magenta"/>
+        </w:rPr>
+        <w:t xml:space="preserve">3. </w:t>
+      </w:r>
+      <w:r>
+        <w:rPr>
+          <w:sz w:val="40"/>
+          <w:szCs w:val="40"/>
+          <w:highlight w:val="magenta"/>
+        </w:rPr>
+        <w:t>Procédure graphique</w:t>
+      </w:r>
+      <w:r>
+        <w:rPr>
+          <w:sz w:val="40"/>
+          <w:szCs w:val="40"/>
+        </w:rPr>
+        <w:br/>
+      </w:r>
+    </w:p>
+    <w:p>
+      <w:pPr>
+        <w:rPr>
+          <w:sz w:val="28"/>
+          <w:szCs w:val="28"/>
+        </w:rPr>
+      </w:pPr>
+      <w:r>
+        <w:rPr>
+          <w:noProof/>
+        </w:rPr>
+        <mc:AlternateContent>
+          <mc:Choice Requires="wps">
+            <w:drawing>
+              <wp:anchor distT="0" distB="0" distL="114300" distR="114300" simplePos="0" relativeHeight="251666432" behindDoc="0" locked="0" layoutInCell="1" allowOverlap="1" wp14:anchorId="0DC8B5E0" wp14:editId="339A4C95">
+                <wp:simplePos x="0" y="0"/>
+                <wp:positionH relativeFrom="column">
+                  <wp:posOffset>2840267</wp:posOffset>
+                </wp:positionH>
+                <wp:positionV relativeFrom="paragraph">
+                  <wp:posOffset>3734982</wp:posOffset>
+                </wp:positionV>
+                <wp:extent cx="2887980" cy="635"/>
+                <wp:effectExtent l="0" t="0" r="7620" b="9525"/>
+                <wp:wrapThrough wrapText="bothSides">
+                  <wp:wrapPolygon edited="0">
+                    <wp:start x="0" y="0"/>
+                    <wp:lineTo x="0" y="20983"/>
+                    <wp:lineTo x="21515" y="20983"/>
+                    <wp:lineTo x="21515" y="0"/>
+                    <wp:lineTo x="0" y="0"/>
+                  </wp:wrapPolygon>
+                </wp:wrapThrough>
+                <wp:docPr id="1296787445" name="Zone de texte 1"/>
+                <wp:cNvGraphicFramePr/>
+                <a:graphic xmlns:a="http://schemas.openxmlformats.org/drawingml/2006/main">
+                  <a:graphicData uri="http://schemas.microsoft.com/office/word/2010/wordprocessingShape">
+                    <wps:wsp>
+                      <wps:cNvSpPr txBox="1"/>
+                      <wps:spPr>
+                        <a:xfrm>
+                          <a:off x="0" y="0"/>
+                          <a:ext cx="2887980" cy="635"/>
+                        </a:xfrm>
+                        <a:prstGeom prst="rect">
+                          <a:avLst/>
+                        </a:prstGeom>
+                        <a:solidFill>
+                          <a:prstClr val="white"/>
+                        </a:solidFill>
+                        <a:ln>
+                          <a:noFill/>
+                        </a:ln>
+                      </wps:spPr>
+                      <wps:txbx>
+                        <w:txbxContent>
+                          <w:p>
+                            <w:pPr>
+                              <w:pStyle w:val="Lgende"/>
+                              <w:rPr>
+                                <w:noProof/>
+                                <w:sz w:val="20"/>
+                                <w:szCs w:val="20"/>
+                              </w:rPr>
+                            </w:pPr>
+                            <w:r>
+                              <w:t>Puis cliquer sur paramètres</w:t>
+                            </w:r>
+                          </w:p>
+                        </w:txbxContent>
+                      </wps:txbx>
+                      <wps:bodyPr rot="0" spcFirstLastPara="0" vertOverflow="overflow" horzOverflow="overflow" vert="horz" wrap="square" lIns="0" tIns="0" rIns="0" bIns="0" numCol="1" spcCol="0" rtlCol="0" fromWordArt="0" anchor="t" anchorCtr="0" forceAA="0" compatLnSpc="1">
+                        <a:prstTxWarp prst="textNoShape">
+                          <a:avLst/>
+                        </a:prstTxWarp>
+                        <a:spAutoFit/>
+                      </wps:bodyPr>
+                    </wps:wsp>
+                  </a:graphicData>
+                </a:graphic>
+              </wp:anchor>
+            </w:drawing>
+          </mc:Choice>
+          <mc:Fallback>
+            <w:pict>
+              <v:shapetype w14:anchorId="0DC8B5E0" id="_x0000_t202" coordsize="21600,21600" o:spt="202" path="m,l,21600r21600,l21600,xe">
+                <v:stroke joinstyle="miter"/>
+                <v:path gradientshapeok="t" o:connecttype="rect"/>
+              </v:shapetype>
+              <v:shape id="Zone de texte 1" o:spid="_x0000_s1026" type="#_x0000_t202" style="position:absolute;margin-left:223.65pt;margin-top:294.1pt;width:227.4pt;height:.05pt;z-index:251666432;visibility:visible;mso-wrap-style:square;mso-wrap-distance-left:9pt;mso-wrap-distance-top:0;mso-wrap-distance-right:9pt;mso-wrap-distance-bottom:0;mso-position-horizontal:absolute;mso-position-horizontal-relative:text;mso-position-vertical:absolute;mso-position-vertical-relative:text;v-text-anchor:top" o:gfxdata="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" stroked="f">
+                <v:textbox style="mso-fit-shape-to-text:t" inset="0,0,0,0">
+                  <w:txbxContent>
+                    <w:p>
+                      <w:pPr>
+                        <w:pStyle w:val="Lgende"/>
+                        <w:rPr>
+                          <w:noProof/>
+                          <w:sz w:val="20"/>
+                          <w:szCs w:val="20"/>
+                        </w:rPr>
+                      </w:pPr>
+                      <w:r>
+                        <w:t>Puis cliquer sur paramètres</w:t>
+                      </w:r>
+                    </w:p>
+                  </w:txbxContent>
+                </v:textbox>
+                <w10:wrap type="through"/>
+              </v:shape>
+            </w:pict>
+          </mc:Fallback>
+        </mc:AlternateContent>
+      </w:r>
+      <w:r>
+        <w:rPr>
+          <w:noProof/>
+        </w:rPr>
+        <mc:AlternateContent>
+          <mc:Choice Requires="wps">
+            <w:drawing>
+              <wp:anchor distT="0" distB="0" distL="114300" distR="114300" simplePos="0" relativeHeight="251661312" behindDoc="0" locked="0" layoutInCell="1" allowOverlap="1" wp14:anchorId="00BAA02B" wp14:editId="7227C0F6">
+                <wp:simplePos x="0" y="0"/>
+                <wp:positionH relativeFrom="column">
+                  <wp:posOffset>4017010</wp:posOffset>
+                </wp:positionH>
+                <wp:positionV relativeFrom="paragraph">
+                  <wp:posOffset>4445</wp:posOffset>
+                </wp:positionV>
+                <wp:extent cx="1129030" cy="230505"/>
+                <wp:effectExtent l="0" t="0" r="71120" b="74295"/>
+                <wp:wrapNone/>
+                <wp:docPr id="331521045" name="Connecteur droit avec flèche 3"/>
+                <wp:cNvGraphicFramePr/>
+                <a:graphic xmlns:a="http://schemas.openxmlformats.org/drawingml/2006/main">
+                  <a:graphicData uri="http://schemas.microsoft.com/office/word/2010/wordprocessingShape">
+                    <wps:wsp>
+                      <wps:cNvCnPr/>
+                      <wps:spPr>
+                        <a:xfrm>
+                          <a:off x="0" y="0"/>
+                          <a:ext cx="1129030" cy="230505"/>
+                        </a:xfrm>
+                        <a:prstGeom prst="straightConnector1">
+                          <a:avLst/>
+                        </a:prstGeom>
+                        <a:ln>
+                          <a:solidFill>
+                            <a:srgbClr val="FF0000"/>
+                          </a:solidFill>
+                          <a:tailEnd type="triangle"/>
+                        </a:ln>
+                      </wps:spPr>
+                      <wps:style>
+                        <a:lnRef idx="2">
+                          <a:schemeClr val="accent1"/>
+                        </a:lnRef>
+                        <a:fillRef idx="0">
+                          <a:schemeClr val="accent1"/>
+                        </a:fillRef>
+                        <a:effectRef idx="1">
+                          <a:schemeClr val="accent1"/>
+                        </a:effectRef>
+                        <a:fontRef idx="minor">
+                          <a:schemeClr val="tx1"/>
+                        </a:fontRef>
+                      </wps:style>
+                      <wps:bodyPr/>
+                    </wps:wsp>
+                  </a:graphicData>
+                </a:graphic>
+              </wp:anchor>
+            </w:drawing>
+          </mc:Choice>
+          <mc:Fallback>
+            <w:pict>
+              <v:shapetype w14:anchorId="1C8D52AB" id="_x0000_t32" coordsize="21600,21600" o:spt="32" o:oned="t" path="m,l21600,21600e" filled="f">
+                <v:path arrowok="t" fillok="f" o:connecttype="none"/>
+                <o:lock v:ext="edit" shapetype="t"/>
+              </v:shapetype>
+              <v:shape id="Connecteur droit avec flèche 3" o:spid="_x0000_s1026" type="#_x0000_t32" style="position:absolute;margin-left:316.3pt;margin-top:.35pt;width:88.9pt;height:18.15pt;z-index:251661312;visibility:visible;mso-wrap-style:square;mso-wrap-distance-left:9pt;mso-wrap-distance-top:0;mso-wrap-distance-right:9pt;mso-wrap-distance-bottom:0;mso-position-horizontal:absolute;mso-position-horizontal-relative:text;mso-position-vertical:absolute;mso-position-vertical-relative:text" o:gfxdata="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" strokecolor="red" strokeweight="1.5pt">
+                <v:stroke endarrow="block" joinstyle="miter"/>
+              </v:shape>
+            </w:pict>
+          </mc:Fallback>
+        </mc:AlternateContent>
+      </w:r>
+      <w:r>
+        <w:rPr>
+          <w:noProof/>
+        </w:rPr>
+        <mc:AlternateContent>
+          <mc:Choice Requires="wps">
+            <w:drawing>
+              <wp:anchor distT="0" distB="0" distL="114300" distR="114300" simplePos="0" relativeHeight="251665408" behindDoc="0" locked="0" layoutInCell="1" allowOverlap="1" wp14:anchorId="0DE478E4" wp14:editId="1C0DEDFF">
+                <wp:simplePos x="0" y="0"/>
+                <wp:positionH relativeFrom="column">
+                  <wp:posOffset>2713355</wp:posOffset>
+                </wp:positionH>
+                <wp:positionV relativeFrom="paragraph">
+                  <wp:posOffset>3479800</wp:posOffset>
+                </wp:positionV>
+                <wp:extent cx="2887980" cy="635"/>
+                <wp:effectExtent l="0" t="0" r="7620" b="9525"/>
+                <wp:wrapThrough wrapText="bothSides">
+                  <wp:wrapPolygon edited="0">
+                    <wp:start x="0" y="0"/>
+                    <wp:lineTo x="0" y="20983"/>
+                    <wp:lineTo x="21515" y="20983"/>
+                    <wp:lineTo x="21515" y="0"/>
+                    <wp:lineTo x="0" y="0"/>
+                  </wp:wrapPolygon>
+                </wp:wrapThrough>
+                <wp:docPr id="478772154" name="Zone de texte 1"/>
+                <wp:cNvGraphicFramePr/>
+                <a:graphic xmlns:a="http://schemas.openxmlformats.org/drawingml/2006/main">
+                  <a:graphicData uri="http://schemas.microsoft.com/office/word/2010/wordprocessingShape">
+                    <wps:wsp>
+                      <wps:cNvSpPr txBox="1"/>
+                      <wps:spPr>
+                        <a:xfrm>
+                          <a:off x="0" y="0"/>
+                          <a:ext cx="2887980" cy="635"/>
+                        </a:xfrm>
+                        <a:prstGeom prst="rect">
+                          <a:avLst/>
+                        </a:prstGeom>
+                        <a:solidFill>
+                          <a:prstClr val="white"/>
+                        </a:solidFill>
+                        <a:ln>
+                          <a:noFill/>
+                        </a:ln>
+                      </wps:spPr>
+                      <wps:txbx>
+                        <w:txbxContent>
+                          <w:p>
+                            <w:pPr>
+                              <w:pStyle w:val="Lgende"/>
+                              <w:rPr>
+                                <w:noProof/>
+                                <w:sz w:val="24"/>
+                                <w:szCs w:val="24"/>
+                              </w:rPr>
+                            </w:pPr>
+                            <w:r>
+                              <w:t>Tout d'abord, appuyer en haut à droite pour défiler le ruban</w:t>
+                            </w:r>
+                          </w:p>
+                        </w:txbxContent>
+                      </wps:txbx>
+                      <wps:bodyPr rot="0" spcFirstLastPara="0" vertOverflow="overflow" horzOverflow="overflow" vert="horz" wrap="square" lIns="0" tIns="0" rIns="0" bIns="0" numCol="1" spcCol="0" rtlCol="0" fromWordArt="0" anchor="t" anchorCtr="0" forceAA="0" compatLnSpc="1">
+                        <a:prstTxWarp prst="textNoShape">
+                          <a:avLst/>
+                        </a:prstTxWarp>
+                        <a:spAutoFit/>
+                      </wps:bodyPr>
+                    </wps:wsp>
+                  </a:graphicData>
+                </a:graphic>
+              </wp:anchor>
+            </w:drawing>
+          </mc:Choice>
+          <mc:Fallback>
+            <w:pict>
+              <v:shape w14:anchorId="0DE478E4" id="_x0000_s1027" type="#_x0000_t202" style="position:absolute;margin-left:213.65pt;margin-top:274pt;width:227.4pt;height:.05pt;z-index:251665408;visibility:visible;mso-wrap-style:square;mso-wrap-distance-left:9pt;mso-wrap-distance-top:0;mso-wrap-distance-right:9pt;mso-wrap-distance-bottom:0;mso-position-horizontal:absolute;mso-position-horizontal-relative:text;mso-position-vertical:absolute;mso-position-vertical-relative:text;v-text-anchor:top" o:gfxdata="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" stroked="f">
+                <v:textbox style="mso-fit-shape-to-text:t" inset="0,0,0,0">
+                  <w:txbxContent>
+                    <w:p>
+                      <w:pPr>
+                        <w:pStyle w:val="Lgende"/>
+                        <w:rPr>
+                          <w:noProof/>
+                          <w:sz w:val="24"/>
+                          <w:szCs w:val="24"/>
+                        </w:rPr>
+                      </w:pPr>
+                      <w:r>
+                        <w:t>Tout d'abord, appuyer en haut à droite pour défiler le ruban</w:t>
+                      </w:r>
+                    </w:p>
+                  </w:txbxContent>
+                </v:textbox>
+                <w10:wrap type="through"/>
+              </v:shape>
+            </w:pict>
+          </mc:Fallback>
+        </mc:AlternateContent>
+      </w:r>
+      <w:r>
+        <w:rPr>
+          <w:noProof/>
+        </w:rPr>
+        <w:drawing>
+          <wp:anchor distT="0" distB="0" distL="114300" distR="114300" simplePos="0" relativeHeight="251659264" behindDoc="1" locked="0" layoutInCell="1" allowOverlap="1" wp14:anchorId="27614461" wp14:editId="3E3E4734">
+            <wp:simplePos x="0" y="0"/>
+            <wp:positionH relativeFrom="column">
+              <wp:posOffset>2711616</wp:posOffset>
+            </wp:positionH>
+            <wp:positionV relativeFrom="paragraph">
+              <wp:posOffset>77801</wp:posOffset>
+            </wp:positionV>
+            <wp:extent cx="2887980" cy="3343275"/>
+            <wp:effectExtent l="228600" t="228600" r="217170" b="238125"/>
+            <wp:wrapThrough wrapText="bothSides">
+              <wp:wrapPolygon edited="0">
+                <wp:start x="-997" y="-1477"/>
+                <wp:lineTo x="-1710" y="-1231"/>
+                <wp:lineTo x="-1710" y="19077"/>
+                <wp:lineTo x="2565" y="23015"/>
+                <wp:lineTo x="22797" y="23015"/>
+                <wp:lineTo x="23082" y="22400"/>
+                <wp:lineTo x="23082" y="2708"/>
+                <wp:lineTo x="21372" y="862"/>
+                <wp:lineTo x="18807" y="-1477"/>
+                <wp:lineTo x="-997" y="-1477"/>
+              </wp:wrapPolygon>
+            </wp:wrapThrough>
+            <wp:docPr id="252931545" name="Image 1"/>
+            <wp:cNvGraphicFramePr>
+              <a:graphicFrameLocks xmlns:a="http://schemas.openxmlformats.org/drawingml/2006/main" noChangeAspect="1"/>
+            </wp:cNvGraphicFramePr>
+            <a:graphic xmlns:a="http://schemas.openxmlformats.org/drawingml/2006/main">
+              <a:graphicData uri="http://schemas.openxmlformats.org/drawingml/2006/picture">
+                <pic:pic xmlns:pic="http://schemas.openxmlformats.org/drawingml/2006/picture">
+                  <pic:nvPicPr>
+                    <pic:cNvPr id="0" name="Picture 1"/>
+                    <pic:cNvPicPr>
+                      <a:picLocks noChangeAspect="1" noChangeArrowheads="1"/>
+                    </pic:cNvPicPr>
+                  </pic:nvPicPr>
+                  <pic:blipFill>
+                    <a:blip r:embed="rId9" cstate="print">
+                      <a:extLst>
+                        <a:ext uri="{BEBA8EAE-BF5A-486C-A8C5-ECC9F3942E4B}">
+                          <a14:imgProps xmlns:a14="http://schemas.microsoft.com/office/drawing/2010/main">
+                            <a14:imgLayer r:embed="rId10">
+                              <a14:imgEffect>
+                                <a14:sharpenSoften amount="100000"/>
+                              </a14:imgEffect>
+                              <a14:imgEffect>
+                                <a14:colorTemperature colorTemp="6600"/>
+                              </a14:imgEffect>
+                              <a14:imgEffect>
+                                <a14:saturation sat="152000"/>
+                              </a14:imgEffect>
+                              <a14:imgEffect>
+                                <a14:brightnessContrast bright="-11000" contrast="-38000"/>
+                              </a14:imgEffect>
+                            </a14:imgLayer>
+                          </a14:imgProps>
+                        </a:ext>
+                        <a:ext uri="{28A0092B-C50C-407E-A947-70E740481C1C}">
+                          <a14:useLocalDpi xmlns:a14="http://schemas.microsoft.com/office/drawing/2010/main" val="0"/>
+                        </a:ext>
+                      </a:extLst>
+                    </a:blip>
+                    <a:srcRect/>
+                    <a:stretch>
+                      <a:fillRect/>
+                    </a:stretch>
+                  </pic:blipFill>
+                  <pic:spPr bwMode="auto">
+                    <a:xfrm>
+                      <a:off x="0" y="0"/>
+                      <a:ext cx="2887980" cy="3343275"/>
+                    </a:xfrm>
+                    <a:prstGeom prst="snip2DiagRect">
+                      <a:avLst/>
+                    </a:prstGeom>
+                    <a:solidFill>
+                      <a:srgbClr val="FFFFFF">
+                        <a:shade val="85000"/>
+                      </a:srgbClr>
+                    </a:solidFill>
+                    <a:ln w="88900" cap="rnd">
+                      <a:solidFill>
+                        <a:srgbClr val="FFFFFF"/>
+                      </a:solidFill>
+                      <a:miter lim="800000"/>
+                    </a:ln>
+                    <a:effectLst>
+                      <a:glow rad="127000">
+                        <a:schemeClr val="accent3"/>
+                      </a:glow>
+                      <a:outerShdw blurRad="88900" algn="tl" rotWithShape="0">
+                        <a:srgbClr val="000000">
+                          <a:alpha val="45000"/>
+                        </a:srgbClr>
+                      </a:outerShdw>
+                    </a:effectLst>
+                    <a:scene3d>
+                      <a:camera prst="orthographicFront"/>
+                      <a:lightRig rig="twoPt" dir="t">
+                        <a:rot lat="0" lon="0" rev="7200000"/>
+                      </a:lightRig>
+                    </a:scene3d>
+                    <a:sp3d>
+                      <a:bevelT w="25400" h="19050"/>
+                      <a:contourClr>
+                        <a:srgbClr val="FFFFFF"/>
+                      </a:contourClr>
+                    </a:sp3d>
+                  </pic:spPr>
+                </pic:pic>
+              </a:graphicData>
+            </a:graphic>
+            <wp14:sizeRelH relativeFrom="page">
+              <wp14:pctWidth>0</wp14:pctWidth>
+            </wp14:sizeRelH>
+            <wp14:sizeRelV relativeFrom="page">
+              <wp14:pctHeight>0</wp14:pctHeight>
+            </wp14:sizeRelV>
+          </wp:anchor>
+        </w:drawing>
+      </w:r>
+      <w:r>
+        <w:rPr>
+          <w:sz w:val="28"/>
+          <w:szCs w:val="28"/>
+        </w:rPr>
+        <w:t>Regardons</w:t>
+      </w:r>
+      <w:r>
+        <w:rPr>
+          <w:sz w:val="28"/>
+          <w:szCs w:val="28"/>
+        </w:rPr>
+        <w:t xml:space="preserve"> </w:t>
+      </w:r>
+      <w:r>
+        <w:rPr>
+          <w:sz w:val="28"/>
+          <w:szCs w:val="28"/>
+        </w:rPr>
+        <w:t>ensemble</w:t>
+      </w:r>
+      <w:r>
+        <w:rPr>
+          <w:sz w:val="28"/>
+          <w:szCs w:val="28"/>
+        </w:rPr>
+        <w:t xml:space="preserve"> </w:t>
+      </w:r>
+      <w:r>
+        <w:rPr>
+          <w:sz w:val="28"/>
+          <w:szCs w:val="28"/>
+        </w:rPr>
+        <w:t xml:space="preserve">comment changer </w:t>
+      </w:r>
+      <w:r>
+        <w:rPr>
+          <w:sz w:val="28"/>
+          <w:szCs w:val="28"/>
+        </w:rPr>
+        <w:t>les paramètres</w:t>
+      </w:r>
+      <w:r>
+        <w:rPr>
+          <w:sz w:val="28"/>
+          <w:szCs w:val="28"/>
+        </w:rPr>
+        <w:t xml:space="preserve"> afin de se protéger par exemple, </w:t>
+      </w:r>
+      <w:r>
+        <w:rPr>
+          <w:sz w:val="28"/>
+          <w:szCs w:val="28"/>
+        </w:rPr>
+        <w:t>la protection anti-phishing et contre les sites potentiellement dangereux.</w:t>
+      </w:r>
+      <w:r>
+        <w:rPr>
+          <w:sz w:val="28"/>
+          <w:szCs w:val="28"/>
+        </w:rPr>
+        <w:br/>
+      </w:r>
+      <w:r>
+        <w:rPr>
+          <w:sz w:val="28"/>
+          <w:szCs w:val="28"/>
+        </w:rPr>
+        <w:br/>
+        <w:t>Tout d’abord</w:t>
+      </w:r>
+      <w:r>
+        <w:rPr>
+          <w:sz w:val="28"/>
+          <w:szCs w:val="28"/>
+        </w:rPr>
+        <w:t>, c’est Quoi du phishing</w:t>
+      </w:r>
+      <w:r>
+        <w:rPr>
+          <w:noProof/>
+        </w:rPr>
+        <mc:AlternateContent>
+          <mc:Choice Requires="wps">
+            <w:drawing>
+              <wp:anchor distT="0" distB="0" distL="114300" distR="114300" simplePos="0" relativeHeight="251660288" behindDoc="0" locked="0" layoutInCell="1" allowOverlap="1" wp14:anchorId="0364B09A" wp14:editId="086A313A">
+                <wp:simplePos x="0" y="0"/>
+                <wp:positionH relativeFrom="column">
+                  <wp:posOffset>3911490</wp:posOffset>
+                </wp:positionH>
+                <wp:positionV relativeFrom="paragraph">
+                  <wp:posOffset>140639</wp:posOffset>
+                </wp:positionV>
+                <wp:extent cx="709295" cy="262890"/>
+                <wp:effectExtent l="76200" t="38100" r="33655" b="156210"/>
+                <wp:wrapNone/>
+                <wp:docPr id="1009343841" name="Ellipse 2"/>
+                <wp:cNvGraphicFramePr/>
+                <a:graphic xmlns:a="http://schemas.openxmlformats.org/drawingml/2006/main">
+                  <a:graphicData uri="http://schemas.microsoft.com/office/word/2010/wordprocessingShape">
+                    <wps:wsp>
+                      <wps:cNvSpPr/>
+                      <wps:spPr>
+                        <a:xfrm>
+                          <a:off x="0" y="0"/>
+                          <a:ext cx="709295" cy="262890"/>
+                        </a:xfrm>
+                        <a:prstGeom prst="ellipse">
+                          <a:avLst/>
+                        </a:prstGeom>
+                        <a:noFill/>
+                        <a:ln>
+                          <a:solidFill>
+                            <a:schemeClr val="accent1">
+                              <a:shade val="15000"/>
+                            </a:schemeClr>
+                          </a:solidFill>
+                        </a:ln>
+                        <a:effectLst>
+                          <a:glow rad="25400">
+                            <a:schemeClr val="tx1"/>
+                          </a:glow>
+                          <a:outerShdw blurRad="50800" dist="50800" dir="5400000" algn="ctr" rotWithShape="0">
+                            <a:srgbClr val="FF0000"/>
+                          </a:outerShdw>
+                        </a:effectLst>
+                      </wps:spPr>
+                      <wps:style>
+                        <a:lnRef idx="2">
+                          <a:schemeClr val="accent1">
+                            <a:shade val="15000"/>
+                          </a:schemeClr>
+                        </a:lnRef>
+                        <a:fillRef idx="1">
+                          <a:schemeClr val="accent1"/>
+                        </a:fillRef>
+                        <a:effectRef idx="0">
+                          <a:schemeClr val="accent1"/>
+                        </a:effectRef>
+                        <a:fontRef idx="minor">
+                          <a:schemeClr val="lt1"/>
+                        </a:fontRef>
+                      </wps:style>
+                      <wps:bodyPr rot="0" spcFirstLastPara="0" vertOverflow="overflow" horzOverflow="overflow" vert="horz" wrap="square" lIns="91440" tIns="45720" rIns="91440" bIns="45720" numCol="1" spcCol="0" rtlCol="0" fromWordArt="0" anchor="ctr" anchorCtr="0" forceAA="0" compatLnSpc="1">
+                        <a:prstTxWarp prst="textNoShape">
+                          <a:avLst/>
+                        </a:prstTxWarp>
+                        <a:noAutofit/>
+                      </wps:bodyPr>
+                    </wps:wsp>
+                  </a:graphicData>
+                </a:graphic>
+              </wp:anchor>
+            </w:drawing>
+          </mc:Choice>
+          <mc:Fallback>
+            <w:pict>
+              <v:oval w14:anchorId="1C922A72" id="Ellipse 2" o:spid="_x0000_s1026" style="position:absolute;margin-left:308pt;margin-top:11.05pt;width:55.85pt;height:20.7pt;z-index:251660288;visibility:visible;mso-wrap-style:square;mso-wrap-distance-left:9pt;mso-wrap-distance-top:0;mso-wrap-distance-right:9pt;mso-wrap-distance-bottom:0;mso-position-horizontal:absolute;mso-position-horizontal-relative:text;mso-position-vertical:absolute;mso-position-vertical-relative:text;v-text-anchor:middle" o:gfxdata="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" filled="f" strokecolor="#030e13 [484]" strokeweight="1.5pt">
+                <v:stroke joinstyle="miter"/>
+                <v:shadow on="t" color="red" offset="0,4pt"/>
+              </v:oval>
+            </w:pict>
+          </mc:Fallback>
+        </mc:AlternateContent>
+      </w:r>
+      <w:r>
+        <w:rPr>
+          <w:sz w:val="28"/>
+          <w:szCs w:val="28"/>
+        </w:rPr>
+        <w:t xml:space="preserve"> ?</w:t>
+      </w:r>
+    </w:p>
+    <w:p>
+      <w:pPr>
+        <w:rPr>
+          <w:sz w:val="28"/>
+          <w:szCs w:val="28"/>
+        </w:rPr>
+      </w:pPr>
+      <w:r>
+        <w:rPr>
+          <w:sz w:val="28"/>
+          <w:szCs w:val="28"/>
+        </w:rPr>
+        <w:t xml:space="preserve">Le phishing c’est la pratique de tenter un utilisateur avec une offre </w:t>
+      </w:r>
+      <w:r>
+        <w:rPr>
+          <w:sz w:val="28"/>
+          <w:szCs w:val="28"/>
+        </w:rPr>
+        <w:t>alléchante dans le but de récolter par la suite ses informations.</w:t>
+      </w:r>
+    </w:p>
+    <w:p/>
+    <w:p>
+      <w:pPr>
+        <w:rPr>
+          <w:noProof/>
+        </w:rPr>
+      </w:pPr>
+      <w:r>
+        <w:rPr>
+          <w:noProof/>
+        </w:rPr>
+        <w:lastRenderedPageBreak/>
+        <w:drawing>
+          <wp:anchor distT="0" distB="0" distL="114300" distR="114300" simplePos="0" relativeHeight="251667456" behindDoc="0" locked="0" layoutInCell="1" allowOverlap="1" wp14:anchorId="5A868FAF" wp14:editId="69C178A5">
+            <wp:simplePos x="0" y="0"/>
+            <wp:positionH relativeFrom="column">
+              <wp:posOffset>-167364</wp:posOffset>
+            </wp:positionH>
+            <wp:positionV relativeFrom="paragraph">
+              <wp:posOffset>190748</wp:posOffset>
+            </wp:positionV>
+            <wp:extent cx="2052955" cy="4176395"/>
+            <wp:effectExtent l="209550" t="190500" r="213995" b="871855"/>
+            <wp:wrapThrough wrapText="bothSides">
+              <wp:wrapPolygon edited="0">
+                <wp:start x="-2004" y="-985"/>
+                <wp:lineTo x="-2205" y="24927"/>
+                <wp:lineTo x="-1203" y="26011"/>
+                <wp:lineTo x="22849" y="26011"/>
+                <wp:lineTo x="23651" y="24533"/>
+                <wp:lineTo x="23451" y="-985"/>
+                <wp:lineTo x="-2004" y="-985"/>
+              </wp:wrapPolygon>
+            </wp:wrapThrough>
+            <wp:docPr id="1529688968" name="Image 4"/>
+            <wp:cNvGraphicFramePr>
+              <a:graphicFrameLocks xmlns:a="http://schemas.openxmlformats.org/drawingml/2006/main" noChangeAspect="1"/>
+            </wp:cNvGraphicFramePr>
+            <a:graphic xmlns:a="http://schemas.openxmlformats.org/drawingml/2006/main">
+              <a:graphicData uri="http://schemas.openxmlformats.org/drawingml/2006/picture">
+                <pic:pic xmlns:pic="http://schemas.openxmlformats.org/drawingml/2006/picture">
+                  <pic:nvPicPr>
+                    <pic:cNvPr id="0" name="Picture 3"/>
+                    <pic:cNvPicPr>
+                      <a:picLocks noChangeAspect="1" noChangeArrowheads="1"/>
+                    </pic:cNvPicPr>
+                  </pic:nvPicPr>
+                  <pic:blipFill rotWithShape="1">
+                    <a:blip r:embed="rId11">
+                      <a:extLst>
+                        <a:ext uri="{BEBA8EAE-BF5A-486C-A8C5-ECC9F3942E4B}">
+                          <a14:imgProps xmlns:a14="http://schemas.microsoft.com/office/drawing/2010/main">
+                            <a14:imgLayer r:embed="rId12">
+                              <a14:imgEffect>
+                                <a14:sharpenSoften amount="100000"/>
+                              </a14:imgEffect>
+                              <a14:imgEffect>
+                                <a14:brightnessContrast contrast="-26000"/>
+                              </a14:imgEffect>
+                            </a14:imgLayer>
+                          </a14:imgProps>
+                        </a:ext>
+                        <a:ext uri="{28A0092B-C50C-407E-A947-70E740481C1C}">
+                          <a14:useLocalDpi xmlns:a14="http://schemas.microsoft.com/office/drawing/2010/main" val="0"/>
+                        </a:ext>
+                      </a:extLst>
+                    </a:blip>
+                    <a:srcRect t="-1344" r="50394"/>
+                    <a:stretch>
+                      <a:fillRect/>
+                    </a:stretch>
+                  </pic:blipFill>
+                  <pic:spPr bwMode="auto">
+                    <a:xfrm>
+                      <a:off x="0" y="0"/>
+                      <a:ext cx="2052955" cy="4176395"/>
+                    </a:xfrm>
+                    <a:prstGeom prst="rect">
+                      <a:avLst/>
+                    </a:prstGeom>
+                    <a:ln w="228600" cap="sq" cmpd="thickThin" algn="ctr">
+                      <a:solidFill>
+                        <a:schemeClr val="accent4"/>
+                      </a:solidFill>
+                      <a:prstDash val="solid"/>
+                      <a:miter lim="800000"/>
+                      <a:headEnd type="none" w="med" len="med"/>
+                      <a:tailEnd type="none" w="med" len="med"/>
+                      <a:extLst>
+                        <a:ext uri="{C807C97D-BFC1-408E-A445-0C87EB9F89A2}">
+                          <ask:lineSketchStyleProps xmlns:ask="http://schemas.microsoft.com/office/drawing/2018/sketchyshapes" sd="0">
+                            <a:custGeom>
+                              <a:avLst/>
+                              <a:gdLst/>
+                              <a:ahLst/>
+                              <a:cxnLst/>
+                              <a:rect l="0" t="0" r="0" b="0"/>
+                              <a:pathLst/>
+                            </a:custGeom>
+                            <ask:type/>
+                          </ask:lineSketchStyleProps>
+                        </a:ext>
+                      </a:extLst>
+                    </a:ln>
+                    <a:effectLst>
+                      <a:innerShdw blurRad="76200">
+                        <a:srgbClr val="000000"/>
+                      </a:innerShdw>
+                      <a:reflection blurRad="88900" endPos="15000" dist="50800" dir="5400000" sy="-100000" algn="bl" rotWithShape="0"/>
+                      <a:softEdge rad="0"/>
+                    </a:effectLst>
+                    <a:scene3d>
+                      <a:camera prst="orthographicFront"/>
+                      <a:lightRig rig="threePt" dir="t"/>
+                    </a:scene3d>
+                    <a:sp3d extrusionH="107950" contourW="63500">
+                      <a:extrusionClr>
+                        <a:schemeClr val="accent3">
+                          <a:lumMod val="75000"/>
+                        </a:schemeClr>
+                      </a:extrusionClr>
+                      <a:contourClr>
+                        <a:srgbClr val="FFC000"/>
+                      </a:contourClr>
+                    </a:sp3d>
+                    <a:extLst>
+                      <a:ext uri="{53640926-AAD7-44D8-BBD7-CCE9431645EC}">
+                        <a14:shadowObscured xmlns:a14="http://schemas.microsoft.com/office/drawing/2010/main"/>
+                      </a:ext>
+                    </a:extLst>
+                  </pic:spPr>
+                </pic:pic>
+              </a:graphicData>
+            </a:graphic>
+            <wp14:sizeRelH relativeFrom="page">
+              <wp14:pctWidth>0</wp14:pctWidth>
+            </wp14:sizeRelH>
+            <wp14:sizeRelV relativeFrom="page">
+              <wp14:pctHeight>0</wp14:pctHeight>
+            </wp14:sizeRelV>
+          </wp:anchor>
+        </w:drawing>
+      </w:r>
+    </w:p>
+    <w:p/>
+    <w:p/>
+    <w:p/>
+    <w:p/>
+    <w:p/>
+    <w:p/>
+    <w:p/>
+    <w:p/>
+    <w:p/>
+    <w:p/>
+    <w:p/>
+    <w:p/>
+    <w:p/>
+    <w:p/>
+    <w:p/>
+    <w:p/>
+    <w:p/>
+    <w:p/>
+    <w:p>
+      <w:hyperlink r:id="rId13" w:history="1">
         <w:r>
           <w:rPr>
             <w:rStyle w:val="Lienhypertexte"/>
@@ -690,7 +2518,7 @@
       <w:r>
         <w:br/>
       </w:r>
-      <w:hyperlink r:id="rId10" w:history="1">
+      <w:hyperlink r:id="rId14" w:anchor="Chrome_puissant_pratique%E2%80%A6_et_tres_oriente_donnees" w:history="1">
         <w:r>
           <w:rPr>
             <w:rStyle w:val="Lienhypertexte"/>
@@ -704,7 +2532,7 @@
       <w:r>
         <w:br/>
       </w:r>
-      <w:hyperlink r:id="rId11" w:history="1">
+      <w:hyperlink r:id="rId15" w:history="1">
         <w:r>
           <w:rPr>
             <w:rStyle w:val="Lienhypertexte"/>
@@ -713,7 +2541,11 @@
         </w:r>
       </w:hyperlink>
     </w:p>
-    <w:p/>
+    <w:p>
+      <w:r>
+        <w:br/>
+      </w:r>
+    </w:p>
     <w:sectPr>
       <w:pgSz w:w="12240" w:h="15840"/>
       <w:pgMar w:top="1440" w:right="1800" w:bottom="1440" w:left="1800" w:header="708" w:footer="708" w:gutter="0"/>
@@ -1039,6 +2871,582 @@
     </w:lvl>
   </w:abstractNum>
   <w:abstractNum w:abstractNumId="3" w15:restartNumberingAfterBreak="0">
+    <w:nsid w:val="1F891336"/>
+    <w:multiLevelType w:val="hybridMultilevel"/>
+    <w:tmpl w:val="0DF0F50E"/>
+    <w:lvl w:ilvl="0" w:tplc="0C0C000F">
+      <w:start w:val="1"/>
+      <w:numFmt w:val="decimal"/>
+      <w:lvlText w:val="%1."/>
+      <w:lvlJc w:val="left"/>
+      <w:pPr>
+        <w:ind w:left="720" w:hanging="360"/>
+      </w:pPr>
+      <w:rPr>
+        <w:rFonts w:hint="default"/>
+      </w:rPr>
+    </w:lvl>
+    <w:lvl w:ilvl="1" w:tplc="0C0C0019" w:tentative="1">
+      <w:start w:val="1"/>
+      <w:numFmt w:val="lowerLetter"/>
+      <w:lvlText w:val="%2."/>
+      <w:lvlJc w:val="left"/>
+      <w:pPr>
+        <w:ind w:left="1440" w:hanging="360"/>
+      </w:pPr>
+    </w:lvl>
+    <w:lvl w:ilvl="2" w:tplc="0C0C001B" w:tentative="1">
+      <w:start w:val="1"/>
+      <w:numFmt w:val="lowerRoman"/>
+      <w:lvlText w:val="%3."/>
+      <w:lvlJc w:val="right"/>
+      <w:pPr>
+        <w:ind w:left="2160" w:hanging="180"/>
+      </w:pPr>
+    </w:lvl>
+    <w:lvl w:ilvl="3" w:tplc="0C0C000F" w:tentative="1">
+      <w:start w:val="1"/>
+      <w:numFmt w:val="decimal"/>
+      <w:lvlText w:val="%4."/>
+      <w:lvlJc w:val="left"/>
+      <w:pPr>
+        <w:ind w:left="2880" w:hanging="360"/>
+      </w:pPr>
+    </w:lvl>
+    <w:lvl w:ilvl="4" w:tplc="0C0C0019" w:tentative="1">
+      <w:start w:val="1"/>
+      <w:numFmt w:val="lowerLetter"/>
+      <w:lvlText w:val="%5."/>
+      <w:lvlJc w:val="left"/>
+      <w:pPr>
+        <w:ind w:left="3600" w:hanging="360"/>
+      </w:pPr>
+    </w:lvl>
+    <w:lvl w:ilvl="5" w:tplc="0C0C001B" w:tentative="1">
+      <w:start w:val="1"/>
+      <w:numFmt w:val="lowerRoman"/>
+      <w:lvlText w:val="%6."/>
+      <w:lvlJc w:val="right"/>
+      <w:pPr>
+        <w:ind w:left="4320" w:hanging="180"/>
+      </w:pPr>
+    </w:lvl>
+    <w:lvl w:ilvl="6" w:tplc="0C0C000F" w:tentative="1">
+      <w:start w:val="1"/>
+      <w:numFmt w:val="decimal"/>
+      <w:lvlText w:val="%7."/>
+      <w:lvlJc w:val="left"/>
+      <w:pPr>
+        <w:ind w:left="5040" w:hanging="360"/>
+      </w:pPr>
+    </w:lvl>
+    <w:lvl w:ilvl="7" w:tplc="0C0C0019" w:tentative="1">
+      <w:start w:val="1"/>
+      <w:numFmt w:val="lowerLetter"/>
+      <w:lvlText w:val="%8."/>
+      <w:lvlJc w:val="left"/>
+      <w:pPr>
+        <w:ind w:left="5760" w:hanging="360"/>
+      </w:pPr>
+    </w:lvl>
+    <w:lvl w:ilvl="8" w:tplc="0C0C001B" w:tentative="1">
+      <w:start w:val="1"/>
+      <w:numFmt w:val="lowerRoman"/>
+      <w:lvlText w:val="%9."/>
+      <w:lvlJc w:val="right"/>
+      <w:pPr>
+        <w:ind w:left="6480" w:hanging="180"/>
+      </w:pPr>
+    </w:lvl>
+  </w:abstractNum>
+  <w:abstractNum w:abstractNumId="4" w15:restartNumberingAfterBreak="0">
+    <w:nsid w:val="23C622B8"/>
+    <w:multiLevelType w:val="multilevel"/>
+    <w:tmpl w:val="E7264FC6"/>
+    <w:lvl w:ilvl="0">
+      <w:start w:val="1"/>
+      <w:numFmt w:val="decimal"/>
+      <w:lvlText w:val="%1."/>
+      <w:lvlJc w:val="left"/>
+      <w:pPr>
+        <w:ind w:left="360" w:hanging="360"/>
+      </w:pPr>
+      <w:rPr>
+        <w:rFonts w:hint="default"/>
+      </w:rPr>
+    </w:lvl>
+    <w:lvl w:ilvl="1">
+      <w:start w:val="1"/>
+      <w:numFmt w:val="decimal"/>
+      <w:lvlText w:val="%1.%2."/>
+      <w:lvlJc w:val="left"/>
+      <w:pPr>
+        <w:ind w:left="792" w:hanging="432"/>
+      </w:pPr>
+      <w:rPr>
+        <w:rFonts w:hint="default"/>
+      </w:rPr>
+    </w:lvl>
+    <w:lvl w:ilvl="2">
+      <w:start w:val="1"/>
+      <w:numFmt w:val="decimal"/>
+      <w:lvlText w:val="%1.%2.%3."/>
+      <w:lvlJc w:val="left"/>
+      <w:pPr>
+        <w:ind w:left="1224" w:hanging="504"/>
+      </w:pPr>
+      <w:rPr>
+        <w:rFonts w:hint="default"/>
+      </w:rPr>
+    </w:lvl>
+    <w:lvl w:ilvl="3">
+      <w:start w:val="1"/>
+      <w:numFmt w:val="decimal"/>
+      <w:lvlText w:val="%1.%2.%3.%4."/>
+      <w:lvlJc w:val="left"/>
+      <w:pPr>
+        <w:ind w:left="1728" w:hanging="648"/>
+      </w:pPr>
+      <w:rPr>
+        <w:rFonts w:hint="default"/>
+      </w:rPr>
+    </w:lvl>
+    <w:lvl w:ilvl="4">
+      <w:start w:val="1"/>
+      <w:numFmt w:val="decimal"/>
+      <w:lvlText w:val="%1.%2.%3.%4.%5."/>
+      <w:lvlJc w:val="left"/>
+      <w:pPr>
+        <w:ind w:left="2232" w:hanging="792"/>
+      </w:pPr>
+      <w:rPr>
+        <w:rFonts w:hint="default"/>
+      </w:rPr>
+    </w:lvl>
+    <w:lvl w:ilvl="5">
+      <w:start w:val="1"/>
+      <w:numFmt w:val="decimal"/>
+      <w:lvlText w:val="%1.%2.%3.%4.%5.%6."/>
+      <w:lvlJc w:val="left"/>
+      <w:pPr>
+        <w:ind w:left="2736" w:hanging="936"/>
+      </w:pPr>
+      <w:rPr>
+        <w:rFonts w:hint="default"/>
+      </w:rPr>
+    </w:lvl>
+    <w:lvl w:ilvl="6">
+      <w:start w:val="1"/>
+      <w:numFmt w:val="decimal"/>
+      <w:lvlText w:val="%1.%2.%3.%4.%5.%6.%7."/>
+      <w:lvlJc w:val="left"/>
+      <w:pPr>
+        <w:ind w:left="3240" w:hanging="1080"/>
+      </w:pPr>
+      <w:rPr>
+        <w:rFonts w:hint="default"/>
+      </w:rPr>
+    </w:lvl>
+    <w:lvl w:ilvl="7">
+      <w:start w:val="1"/>
+      <w:numFmt w:val="decimal"/>
+      <w:lvlText w:val="%1.%2.%3.%4.%5.%6.%7.%8."/>
+      <w:lvlJc w:val="left"/>
+      <w:pPr>
+        <w:ind w:left="3744" w:hanging="1224"/>
+      </w:pPr>
+      <w:rPr>
+        <w:rFonts w:hint="default"/>
+      </w:rPr>
+    </w:lvl>
+    <w:lvl w:ilvl="8">
+      <w:start w:val="1"/>
+      <w:numFmt w:val="decimal"/>
+      <w:lvlText w:val="%1.%2.%3.%4.%5.%6.%7.%8.%9."/>
+      <w:lvlJc w:val="left"/>
+      <w:pPr>
+        <w:ind w:left="4320" w:hanging="1440"/>
+      </w:pPr>
+      <w:rPr>
+        <w:rFonts w:hint="default"/>
+      </w:rPr>
+    </w:lvl>
+  </w:abstractNum>
+  <w:abstractNum w:abstractNumId="5" w15:restartNumberingAfterBreak="0">
+    <w:nsid w:val="244B107D"/>
+    <w:multiLevelType w:val="multilevel"/>
+    <w:tmpl w:val="E7264FC6"/>
+    <w:lvl w:ilvl="0">
+      <w:start w:val="1"/>
+      <w:numFmt w:val="decimal"/>
+      <w:lvlText w:val="%1."/>
+      <w:lvlJc w:val="left"/>
+      <w:pPr>
+        <w:ind w:left="360" w:hanging="360"/>
+      </w:pPr>
+      <w:rPr>
+        <w:rFonts w:hint="default"/>
+      </w:rPr>
+    </w:lvl>
+    <w:lvl w:ilvl="1">
+      <w:start w:val="1"/>
+      <w:numFmt w:val="decimal"/>
+      <w:lvlText w:val="%1.%2."/>
+      <w:lvlJc w:val="left"/>
+      <w:pPr>
+        <w:ind w:left="792" w:hanging="432"/>
+      </w:pPr>
+      <w:rPr>
+        <w:rFonts w:hint="default"/>
+      </w:rPr>
+    </w:lvl>
+    <w:lvl w:ilvl="2">
+      <w:start w:val="1"/>
+      <w:numFmt w:val="decimal"/>
+      <w:lvlText w:val="%1.%2.%3."/>
+      <w:lvlJc w:val="left"/>
+      <w:pPr>
+        <w:ind w:left="1224" w:hanging="504"/>
+      </w:pPr>
+      <w:rPr>
+        <w:rFonts w:hint="default"/>
+      </w:rPr>
+    </w:lvl>
+    <w:lvl w:ilvl="3">
+      <w:start w:val="1"/>
+      <w:numFmt w:val="decimal"/>
+      <w:lvlText w:val="%1.%2.%3.%4."/>
+      <w:lvlJc w:val="left"/>
+      <w:pPr>
+        <w:ind w:left="1728" w:hanging="648"/>
+      </w:pPr>
+      <w:rPr>
+        <w:rFonts w:hint="default"/>
+      </w:rPr>
+    </w:lvl>
+    <w:lvl w:ilvl="4">
+      <w:start w:val="1"/>
+      <w:numFmt w:val="decimal"/>
+      <w:lvlText w:val="%1.%2.%3.%4.%5."/>
+      <w:lvlJc w:val="left"/>
+      <w:pPr>
+        <w:ind w:left="2232" w:hanging="792"/>
+      </w:pPr>
+      <w:rPr>
+        <w:rFonts w:hint="default"/>
+      </w:rPr>
+    </w:lvl>
+    <w:lvl w:ilvl="5">
+      <w:start w:val="1"/>
+      <w:numFmt w:val="decimal"/>
+      <w:lvlText w:val="%1.%2.%3.%4.%5.%6."/>
+      <w:lvlJc w:val="left"/>
+      <w:pPr>
+        <w:ind w:left="2736" w:hanging="936"/>
+      </w:pPr>
+      <w:rPr>
+        <w:rFonts w:hint="default"/>
+      </w:rPr>
+    </w:lvl>
+    <w:lvl w:ilvl="6">
+      <w:start w:val="1"/>
+      <w:numFmt w:val="decimal"/>
+      <w:lvlText w:val="%1.%2.%3.%4.%5.%6.%7."/>
+      <w:lvlJc w:val="left"/>
+      <w:pPr>
+        <w:ind w:left="3240" w:hanging="1080"/>
+      </w:pPr>
+      <w:rPr>
+        <w:rFonts w:hint="default"/>
+      </w:rPr>
+    </w:lvl>
+    <w:lvl w:ilvl="7">
+      <w:start w:val="1"/>
+      <w:numFmt w:val="decimal"/>
+      <w:lvlText w:val="%1.%2.%3.%4.%5.%6.%7.%8."/>
+      <w:lvlJc w:val="left"/>
+      <w:pPr>
+        <w:ind w:left="3744" w:hanging="1224"/>
+      </w:pPr>
+      <w:rPr>
+        <w:rFonts w:hint="default"/>
+      </w:rPr>
+    </w:lvl>
+    <w:lvl w:ilvl="8">
+      <w:start w:val="1"/>
+      <w:numFmt w:val="decimal"/>
+      <w:lvlText w:val="%1.%2.%3.%4.%5.%6.%7.%8.%9."/>
+      <w:lvlJc w:val="left"/>
+      <w:pPr>
+        <w:ind w:left="4320" w:hanging="1440"/>
+      </w:pPr>
+      <w:rPr>
+        <w:rFonts w:hint="default"/>
+      </w:rPr>
+    </w:lvl>
+  </w:abstractNum>
+  <w:abstractNum w:abstractNumId="6" w15:restartNumberingAfterBreak="0">
+    <w:nsid w:val="41EA751C"/>
+    <w:multiLevelType w:val="hybridMultilevel"/>
+    <w:tmpl w:val="0E22781A"/>
+    <w:lvl w:ilvl="0" w:tplc="0C0C000F">
+      <w:start w:val="1"/>
+      <w:numFmt w:val="decimal"/>
+      <w:lvlText w:val="%1."/>
+      <w:lvlJc w:val="left"/>
+      <w:pPr>
+        <w:ind w:left="720" w:hanging="360"/>
+      </w:pPr>
+    </w:lvl>
+    <w:lvl w:ilvl="1" w:tplc="0C0C0019" w:tentative="1">
+      <w:start w:val="1"/>
+      <w:numFmt w:val="lowerLetter"/>
+      <w:lvlText w:val="%2."/>
+      <w:lvlJc w:val="left"/>
+      <w:pPr>
+        <w:ind w:left="1440" w:hanging="360"/>
+      </w:pPr>
+    </w:lvl>
+    <w:lvl w:ilvl="2" w:tplc="0C0C001B" w:tentative="1">
+      <w:start w:val="1"/>
+      <w:numFmt w:val="lowerRoman"/>
+      <w:lvlText w:val="%3."/>
+      <w:lvlJc w:val="right"/>
+      <w:pPr>
+        <w:ind w:left="2160" w:hanging="180"/>
+      </w:pPr>
+    </w:lvl>
+    <w:lvl w:ilvl="3" w:tplc="0C0C000F" w:tentative="1">
+      <w:start w:val="1"/>
+      <w:numFmt w:val="decimal"/>
+      <w:lvlText w:val="%4."/>
+      <w:lvlJc w:val="left"/>
+      <w:pPr>
+        <w:ind w:left="2880" w:hanging="360"/>
+      </w:pPr>
+    </w:lvl>
+    <w:lvl w:ilvl="4" w:tplc="0C0C0019" w:tentative="1">
+      <w:start w:val="1"/>
+      <w:numFmt w:val="lowerLetter"/>
+      <w:lvlText w:val="%5."/>
+      <w:lvlJc w:val="left"/>
+      <w:pPr>
+        <w:ind w:left="3600" w:hanging="360"/>
+      </w:pPr>
+    </w:lvl>
+    <w:lvl w:ilvl="5" w:tplc="0C0C001B" w:tentative="1">
+      <w:start w:val="1"/>
+      <w:numFmt w:val="lowerRoman"/>
+      <w:lvlText w:val="%6."/>
+      <w:lvlJc w:val="right"/>
+      <w:pPr>
+        <w:ind w:left="4320" w:hanging="180"/>
+      </w:pPr>
+    </w:lvl>
+    <w:lvl w:ilvl="6" w:tplc="0C0C000F" w:tentative="1">
+      <w:start w:val="1"/>
+      <w:numFmt w:val="decimal"/>
+      <w:lvlText w:val="%7."/>
+      <w:lvlJc w:val="left"/>
+      <w:pPr>
+        <w:ind w:left="5040" w:hanging="360"/>
+      </w:pPr>
+    </w:lvl>
+    <w:lvl w:ilvl="7" w:tplc="0C0C0019" w:tentative="1">
+      <w:start w:val="1"/>
+      <w:numFmt w:val="lowerLetter"/>
+      <w:lvlText w:val="%8."/>
+      <w:lvlJc w:val="left"/>
+      <w:pPr>
+        <w:ind w:left="5760" w:hanging="360"/>
+      </w:pPr>
+    </w:lvl>
+    <w:lvl w:ilvl="8" w:tplc="0C0C001B" w:tentative="1">
+      <w:start w:val="1"/>
+      <w:numFmt w:val="lowerRoman"/>
+      <w:lvlText w:val="%9."/>
+      <w:lvlJc w:val="right"/>
+      <w:pPr>
+        <w:ind w:left="6480" w:hanging="180"/>
+      </w:pPr>
+    </w:lvl>
+  </w:abstractNum>
+  <w:abstractNum w:abstractNumId="7" w15:restartNumberingAfterBreak="0">
+    <w:nsid w:val="4ED92CE3"/>
+    <w:multiLevelType w:val="hybridMultilevel"/>
+    <w:tmpl w:val="FAF66E4E"/>
+    <w:lvl w:ilvl="0" w:tplc="641E31DA">
+      <w:start w:val="1"/>
+      <w:numFmt w:val="decimal"/>
+      <w:lvlText w:val="%1."/>
+      <w:lvlJc w:val="left"/>
+      <w:pPr>
+        <w:ind w:left="3240" w:hanging="360"/>
+      </w:pPr>
+      <w:rPr>
+        <w:rFonts w:hint="default"/>
+      </w:rPr>
+    </w:lvl>
+    <w:lvl w:ilvl="1" w:tplc="0C0C0019" w:tentative="1">
+      <w:start w:val="1"/>
+      <w:numFmt w:val="lowerLetter"/>
+      <w:lvlText w:val="%2."/>
+      <w:lvlJc w:val="left"/>
+      <w:pPr>
+        <w:ind w:left="3960" w:hanging="360"/>
+      </w:pPr>
+    </w:lvl>
+    <w:lvl w:ilvl="2" w:tplc="0C0C001B" w:tentative="1">
+      <w:start w:val="1"/>
+      <w:numFmt w:val="lowerRoman"/>
+      <w:lvlText w:val="%3."/>
+      <w:lvlJc w:val="right"/>
+      <w:pPr>
+        <w:ind w:left="4680" w:hanging="180"/>
+      </w:pPr>
+    </w:lvl>
+    <w:lvl w:ilvl="3" w:tplc="0C0C000F" w:tentative="1">
+      <w:start w:val="1"/>
+      <w:numFmt w:val="decimal"/>
+      <w:lvlText w:val="%4."/>
+      <w:lvlJc w:val="left"/>
+      <w:pPr>
+        <w:ind w:left="5400" w:hanging="360"/>
+      </w:pPr>
+    </w:lvl>
+    <w:lvl w:ilvl="4" w:tplc="0C0C0019" w:tentative="1">
+      <w:start w:val="1"/>
+      <w:numFmt w:val="lowerLetter"/>
+      <w:lvlText w:val="%5."/>
+      <w:lvlJc w:val="left"/>
+      <w:pPr>
+        <w:ind w:left="6120" w:hanging="360"/>
+      </w:pPr>
+    </w:lvl>
+    <w:lvl w:ilvl="5" w:tplc="0C0C001B" w:tentative="1">
+      <w:start w:val="1"/>
+      <w:numFmt w:val="lowerRoman"/>
+      <w:lvlText w:val="%6."/>
+      <w:lvlJc w:val="right"/>
+      <w:pPr>
+        <w:ind w:left="6840" w:hanging="180"/>
+      </w:pPr>
+    </w:lvl>
+    <w:lvl w:ilvl="6" w:tplc="0C0C000F" w:tentative="1">
+      <w:start w:val="1"/>
+      <w:numFmt w:val="decimal"/>
+      <w:lvlText w:val="%7."/>
+      <w:lvlJc w:val="left"/>
+      <w:pPr>
+        <w:ind w:left="7560" w:hanging="360"/>
+      </w:pPr>
+    </w:lvl>
+    <w:lvl w:ilvl="7" w:tplc="0C0C0019" w:tentative="1">
+      <w:start w:val="1"/>
+      <w:numFmt w:val="lowerLetter"/>
+      <w:lvlText w:val="%8."/>
+      <w:lvlJc w:val="left"/>
+      <w:pPr>
+        <w:ind w:left="8280" w:hanging="360"/>
+      </w:pPr>
+    </w:lvl>
+    <w:lvl w:ilvl="8" w:tplc="0C0C001B" w:tentative="1">
+      <w:start w:val="1"/>
+      <w:numFmt w:val="lowerRoman"/>
+      <w:lvlText w:val="%9."/>
+      <w:lvlJc w:val="right"/>
+      <w:pPr>
+        <w:ind w:left="9000" w:hanging="180"/>
+      </w:pPr>
+    </w:lvl>
+  </w:abstractNum>
+  <w:abstractNum w:abstractNumId="8" w15:restartNumberingAfterBreak="0">
+    <w:nsid w:val="4F4A016F"/>
+    <w:multiLevelType w:val="multilevel"/>
+    <w:tmpl w:val="0C0C001F"/>
+    <w:lvl w:ilvl="0">
+      <w:start w:val="1"/>
+      <w:numFmt w:val="decimal"/>
+      <w:lvlText w:val="%1."/>
+      <w:lvlJc w:val="left"/>
+      <w:pPr>
+        <w:ind w:left="360" w:hanging="360"/>
+      </w:pPr>
+    </w:lvl>
+    <w:lvl w:ilvl="1">
+      <w:start w:val="1"/>
+      <w:numFmt w:val="decimal"/>
+      <w:lvlText w:val="%1.%2."/>
+      <w:lvlJc w:val="left"/>
+      <w:pPr>
+        <w:ind w:left="792" w:hanging="432"/>
+      </w:pPr>
+    </w:lvl>
+    <w:lvl w:ilvl="2">
+      <w:start w:val="1"/>
+      <w:numFmt w:val="decimal"/>
+      <w:lvlText w:val="%1.%2.%3."/>
+      <w:lvlJc w:val="left"/>
+      <w:pPr>
+        <w:ind w:left="1224" w:hanging="504"/>
+      </w:pPr>
+    </w:lvl>
+    <w:lvl w:ilvl="3">
+      <w:start w:val="1"/>
+      <w:numFmt w:val="decimal"/>
+      <w:lvlText w:val="%1.%2.%3.%4."/>
+      <w:lvlJc w:val="left"/>
+      <w:pPr>
+        <w:ind w:left="1728" w:hanging="648"/>
+      </w:pPr>
+    </w:lvl>
+    <w:lvl w:ilvl="4">
+      <w:start w:val="1"/>
+      <w:numFmt w:val="decimal"/>
+      <w:lvlText w:val="%1.%2.%3.%4.%5."/>
+      <w:lvlJc w:val="left"/>
+      <w:pPr>
+        <w:ind w:left="2232" w:hanging="792"/>
+      </w:pPr>
+    </w:lvl>
+    <w:lvl w:ilvl="5">
+      <w:start w:val="1"/>
+      <w:numFmt w:val="decimal"/>
+      <w:lvlText w:val="%1.%2.%3.%4.%5.%6."/>
+      <w:lvlJc w:val="left"/>
+      <w:pPr>
+        <w:ind w:left="2736" w:hanging="936"/>
+      </w:pPr>
+    </w:lvl>
+    <w:lvl w:ilvl="6">
+      <w:start w:val="1"/>
+      <w:numFmt w:val="decimal"/>
+      <w:lvlText w:val="%1.%2.%3.%4.%5.%6.%7."/>
+      <w:lvlJc w:val="left"/>
+      <w:pPr>
+        <w:ind w:left="3240" w:hanging="1080"/>
+      </w:pPr>
+    </w:lvl>
+    <w:lvl w:ilvl="7">
+      <w:start w:val="1"/>
+      <w:numFmt w:val="decimal"/>
+      <w:lvlText w:val="%1.%2.%3.%4.%5.%6.%7.%8."/>
+      <w:lvlJc w:val="left"/>
+      <w:pPr>
+        <w:ind w:left="3744" w:hanging="1224"/>
+      </w:pPr>
+    </w:lvl>
+    <w:lvl w:ilvl="8">
+      <w:start w:val="1"/>
+      <w:numFmt w:val="decimal"/>
+      <w:lvlText w:val="%1.%2.%3.%4.%5.%6.%7.%8.%9."/>
+      <w:lvlJc w:val="left"/>
+      <w:pPr>
+        <w:ind w:left="4320" w:hanging="1440"/>
+      </w:pPr>
+    </w:lvl>
+  </w:abstractNum>
+  <w:abstractNum w:abstractNumId="9" w15:restartNumberingAfterBreak="0">
     <w:nsid w:val="52204EDE"/>
     <w:multiLevelType w:val="hybridMultilevel"/>
     <w:tmpl w:val="E5407D3A"/>
@@ -1124,7 +3532,7 @@
       </w:pPr>
     </w:lvl>
   </w:abstractNum>
-  <w:abstractNum w:abstractNumId="4" w15:restartNumberingAfterBreak="0">
+  <w:abstractNum w:abstractNumId="10" w15:restartNumberingAfterBreak="0">
     <w:nsid w:val="5E5F3C48"/>
     <w:multiLevelType w:val="hybridMultilevel"/>
     <w:tmpl w:val="D1DEDCB8"/>
@@ -1210,7 +3618,293 @@
       </w:pPr>
     </w:lvl>
   </w:abstractNum>
-  <w:abstractNum w:abstractNumId="5" w15:restartNumberingAfterBreak="0">
+  <w:abstractNum w:abstractNumId="11" w15:restartNumberingAfterBreak="0">
+    <w:nsid w:val="648F0807"/>
+    <w:multiLevelType w:val="multilevel"/>
+    <w:tmpl w:val="0C0C0021"/>
+    <w:lvl w:ilvl="0">
+      <w:start w:val="1"/>
+      <w:numFmt w:val="bullet"/>
+      <w:lvlText w:val=""/>
+      <w:lvlJc w:val="left"/>
+      <w:pPr>
+        <w:ind w:left="360" w:hanging="360"/>
+      </w:pPr>
+      <w:rPr>
+        <w:rFonts w:ascii="Wingdings" w:hAnsi="Wingdings" w:hint="default"/>
+      </w:rPr>
+    </w:lvl>
+    <w:lvl w:ilvl="1">
+      <w:start w:val="1"/>
+      <w:numFmt w:val="bullet"/>
+      <w:lvlText w:val=""/>
+      <w:lvlJc w:val="left"/>
+      <w:pPr>
+        <w:ind w:left="720" w:hanging="360"/>
+      </w:pPr>
+      <w:rPr>
+        <w:rFonts w:ascii="Wingdings" w:hAnsi="Wingdings" w:hint="default"/>
+      </w:rPr>
+    </w:lvl>
+    <w:lvl w:ilvl="2">
+      <w:start w:val="1"/>
+      <w:numFmt w:val="bullet"/>
+      <w:lvlText w:val=""/>
+      <w:lvlJc w:val="left"/>
+      <w:pPr>
+        <w:ind w:left="1080" w:hanging="360"/>
+      </w:pPr>
+      <w:rPr>
+        <w:rFonts w:ascii="Wingdings" w:hAnsi="Wingdings" w:hint="default"/>
+      </w:rPr>
+    </w:lvl>
+    <w:lvl w:ilvl="3">
+      <w:start w:val="1"/>
+      <w:numFmt w:val="bullet"/>
+      <w:lvlText w:val=""/>
+      <w:lvlJc w:val="left"/>
+      <w:pPr>
+        <w:ind w:left="1440" w:hanging="360"/>
+      </w:pPr>
+      <w:rPr>
+        <w:rFonts w:ascii="Symbol" w:hAnsi="Symbol" w:hint="default"/>
+      </w:rPr>
+    </w:lvl>
+    <w:lvl w:ilvl="4">
+      <w:start w:val="1"/>
+      <w:numFmt w:val="bullet"/>
+      <w:lvlText w:val=""/>
+      <w:lvlJc w:val="left"/>
+      <w:pPr>
+        <w:ind w:left="1800" w:hanging="360"/>
+      </w:pPr>
+      <w:rPr>
+        <w:rFonts w:ascii="Symbol" w:hAnsi="Symbol" w:hint="default"/>
+      </w:rPr>
+    </w:lvl>
+    <w:lvl w:ilvl="5">
+      <w:start w:val="1"/>
+      <w:numFmt w:val="bullet"/>
+      <w:lvlText w:val=""/>
+      <w:lvlJc w:val="left"/>
+      <w:pPr>
+        <w:ind w:left="2160" w:hanging="360"/>
+      </w:pPr>
+      <w:rPr>
+        <w:rFonts w:ascii="Wingdings" w:hAnsi="Wingdings" w:hint="default"/>
+      </w:rPr>
+    </w:lvl>
+    <w:lvl w:ilvl="6">
+      <w:start w:val="1"/>
+      <w:numFmt w:val="bullet"/>
+      <w:lvlText w:val=""/>
+      <w:lvlJc w:val="left"/>
+      <w:pPr>
+        <w:ind w:left="2520" w:hanging="360"/>
+      </w:pPr>
+      <w:rPr>
+        <w:rFonts w:ascii="Wingdings" w:hAnsi="Wingdings" w:hint="default"/>
+      </w:rPr>
+    </w:lvl>
+    <w:lvl w:ilvl="7">
+      <w:start w:val="1"/>
+      <w:numFmt w:val="bullet"/>
+      <w:lvlText w:val=""/>
+      <w:lvlJc w:val="left"/>
+      <w:pPr>
+        <w:ind w:left="2880" w:hanging="360"/>
+      </w:pPr>
+      <w:rPr>
+        <w:rFonts w:ascii="Symbol" w:hAnsi="Symbol" w:hint="default"/>
+      </w:rPr>
+    </w:lvl>
+    <w:lvl w:ilvl="8">
+      <w:start w:val="1"/>
+      <w:numFmt w:val="bullet"/>
+      <w:lvlText w:val=""/>
+      <w:lvlJc w:val="left"/>
+      <w:pPr>
+        <w:ind w:left="3240" w:hanging="360"/>
+      </w:pPr>
+      <w:rPr>
+        <w:rFonts w:ascii="Symbol" w:hAnsi="Symbol" w:hint="default"/>
+      </w:rPr>
+    </w:lvl>
+  </w:abstractNum>
+  <w:abstractNum w:abstractNumId="12" w15:restartNumberingAfterBreak="0">
+    <w:nsid w:val="6C607E32"/>
+    <w:multiLevelType w:val="multilevel"/>
+    <w:tmpl w:val="0C0C0023"/>
+    <w:lvl w:ilvl="0">
+      <w:start w:val="1"/>
+      <w:numFmt w:val="upperRoman"/>
+      <w:lvlText w:val="Article %1."/>
+      <w:lvlJc w:val="left"/>
+      <w:pPr>
+        <w:ind w:left="0" w:firstLine="0"/>
+      </w:pPr>
+    </w:lvl>
+    <w:lvl w:ilvl="1">
+      <w:start w:val="1"/>
+      <w:numFmt w:val="decimalZero"/>
+      <w:isLgl/>
+      <w:lvlText w:val="Section %1.%2"/>
+      <w:lvlJc w:val="left"/>
+      <w:pPr>
+        <w:ind w:left="0" w:firstLine="0"/>
+      </w:pPr>
+    </w:lvl>
+    <w:lvl w:ilvl="2">
+      <w:start w:val="1"/>
+      <w:numFmt w:val="lowerLetter"/>
+      <w:lvlText w:val="(%3)"/>
+      <w:lvlJc w:val="left"/>
+      <w:pPr>
+        <w:ind w:left="720" w:hanging="432"/>
+      </w:pPr>
+    </w:lvl>
+    <w:lvl w:ilvl="3">
+      <w:start w:val="1"/>
+      <w:numFmt w:val="lowerRoman"/>
+      <w:lvlText w:val="(%4)"/>
+      <w:lvlJc w:val="right"/>
+      <w:pPr>
+        <w:ind w:left="864" w:hanging="144"/>
+      </w:pPr>
+    </w:lvl>
+    <w:lvl w:ilvl="4">
+      <w:start w:val="1"/>
+      <w:numFmt w:val="decimal"/>
+      <w:lvlText w:val="%5)"/>
+      <w:lvlJc w:val="left"/>
+      <w:pPr>
+        <w:ind w:left="1008" w:hanging="432"/>
+      </w:pPr>
+    </w:lvl>
+    <w:lvl w:ilvl="5">
+      <w:start w:val="1"/>
+      <w:numFmt w:val="lowerLetter"/>
+      <w:lvlText w:val="%6)"/>
+      <w:lvlJc w:val="left"/>
+      <w:pPr>
+        <w:ind w:left="1152" w:hanging="432"/>
+      </w:pPr>
+    </w:lvl>
+    <w:lvl w:ilvl="6">
+      <w:start w:val="1"/>
+      <w:numFmt w:val="lowerRoman"/>
+      <w:lvlText w:val="%7)"/>
+      <w:lvlJc w:val="right"/>
+      <w:pPr>
+        <w:ind w:left="1296" w:hanging="288"/>
+      </w:pPr>
+    </w:lvl>
+    <w:lvl w:ilvl="7">
+      <w:start w:val="1"/>
+      <w:numFmt w:val="lowerLetter"/>
+      <w:lvlText w:val="%8."/>
+      <w:lvlJc w:val="left"/>
+      <w:pPr>
+        <w:ind w:left="1440" w:hanging="432"/>
+      </w:pPr>
+    </w:lvl>
+    <w:lvl w:ilvl="8">
+      <w:start w:val="1"/>
+      <w:numFmt w:val="lowerRoman"/>
+      <w:lvlText w:val="%9."/>
+      <w:lvlJc w:val="right"/>
+      <w:pPr>
+        <w:ind w:left="1584" w:hanging="144"/>
+      </w:pPr>
+    </w:lvl>
+  </w:abstractNum>
+  <w:abstractNum w:abstractNumId="13" w15:restartNumberingAfterBreak="0">
+    <w:nsid w:val="75F45297"/>
+    <w:multiLevelType w:val="multilevel"/>
+    <w:tmpl w:val="0C0C001F"/>
+    <w:lvl w:ilvl="0">
+      <w:start w:val="1"/>
+      <w:numFmt w:val="decimal"/>
+      <w:lvlText w:val="%1."/>
+      <w:lvlJc w:val="left"/>
+      <w:pPr>
+        <w:ind w:left="360" w:hanging="360"/>
+      </w:pPr>
+    </w:lvl>
+    <w:lvl w:ilvl="1">
+      <w:start w:val="1"/>
+      <w:numFmt w:val="decimal"/>
+      <w:lvlText w:val="%1.%2."/>
+      <w:lvlJc w:val="left"/>
+      <w:pPr>
+        <w:ind w:left="792" w:hanging="432"/>
+      </w:pPr>
+    </w:lvl>
+    <w:lvl w:ilvl="2">
+      <w:start w:val="1"/>
+      <w:numFmt w:val="decimal"/>
+      <w:lvlText w:val="%1.%2.%3."/>
+      <w:lvlJc w:val="left"/>
+      <w:pPr>
+        <w:ind w:left="1224" w:hanging="504"/>
+      </w:pPr>
+    </w:lvl>
+    <w:lvl w:ilvl="3">
+      <w:start w:val="1"/>
+      <w:numFmt w:val="decimal"/>
+      <w:lvlText w:val="%1.%2.%3.%4."/>
+      <w:lvlJc w:val="left"/>
+      <w:pPr>
+        <w:ind w:left="1728" w:hanging="648"/>
+      </w:pPr>
+    </w:lvl>
+    <w:lvl w:ilvl="4">
+      <w:start w:val="1"/>
+      <w:numFmt w:val="decimal"/>
+      <w:lvlText w:val="%1.%2.%3.%4.%5."/>
+      <w:lvlJc w:val="left"/>
+      <w:pPr>
+        <w:ind w:left="2232" w:hanging="792"/>
+      </w:pPr>
+    </w:lvl>
+    <w:lvl w:ilvl="5">
+      <w:start w:val="1"/>
+      <w:numFmt w:val="decimal"/>
+      <w:lvlText w:val="%1.%2.%3.%4.%5.%6."/>
+      <w:lvlJc w:val="left"/>
+      <w:pPr>
+        <w:ind w:left="2736" w:hanging="936"/>
+      </w:pPr>
+    </w:lvl>
+    <w:lvl w:ilvl="6">
+      <w:start w:val="1"/>
+      <w:numFmt w:val="decimal"/>
+      <w:lvlText w:val="%1.%2.%3.%4.%5.%6.%7."/>
+      <w:lvlJc w:val="left"/>
+      <w:pPr>
+        <w:ind w:left="3240" w:hanging="1080"/>
+      </w:pPr>
+    </w:lvl>
+    <w:lvl w:ilvl="7">
+      <w:start w:val="1"/>
+      <w:numFmt w:val="decimal"/>
+      <w:lvlText w:val="%1.%2.%3.%4.%5.%6.%7.%8."/>
+      <w:lvlJc w:val="left"/>
+      <w:pPr>
+        <w:ind w:left="3744" w:hanging="1224"/>
+      </w:pPr>
+    </w:lvl>
+    <w:lvl w:ilvl="8">
+      <w:start w:val="1"/>
+      <w:numFmt w:val="decimal"/>
+      <w:lvlText w:val="%1.%2.%3.%4.%5.%6.%7.%8.%9."/>
+      <w:lvlJc w:val="left"/>
+      <w:pPr>
+        <w:ind w:left="4320" w:hanging="1440"/>
+      </w:pPr>
+    </w:lvl>
+  </w:abstractNum>
+  <w:abstractNum w:abstractNumId="14" w15:restartNumberingAfterBreak="0">
     <w:nsid w:val="7AA55112"/>
     <w:multiLevelType w:val="hybridMultilevel"/>
     <w:tmpl w:val="CA802834"/>
@@ -1320,6 +4014,121 @@
       </w:pPr>
       <w:rPr>
         <w:rFonts w:ascii="Wingdings" w:hAnsi="Wingdings" w:hint="default"/>
+      </w:rPr>
+    </w:lvl>
+  </w:abstractNum>
+  <w:abstractNum w:abstractNumId="15" w15:restartNumberingAfterBreak="0">
+    <w:nsid w:val="7B375188"/>
+    <w:multiLevelType w:val="multilevel"/>
+    <w:tmpl w:val="FD9CD62E"/>
+    <w:lvl w:ilvl="0">
+      <w:start w:val="1"/>
+      <w:numFmt w:val="decimal"/>
+      <w:lvlText w:val="%1"/>
+      <w:lvlJc w:val="left"/>
+      <w:pPr>
+        <w:ind w:left="495" w:hanging="495"/>
+      </w:pPr>
+      <w:rPr>
+        <w:rFonts w:hint="default"/>
+      </w:rPr>
+    </w:lvl>
+    <w:lvl w:ilvl="1">
+      <w:start w:val="1"/>
+      <w:numFmt w:val="decimal"/>
+      <w:lvlText w:val="%1.%2"/>
+      <w:lvlJc w:val="left"/>
+      <w:pPr>
+        <w:ind w:left="1428" w:hanging="720"/>
+      </w:pPr>
+      <w:rPr>
+        <w:rFonts w:hint="default"/>
+        <w:sz w:val="36"/>
+        <w:szCs w:val="36"/>
+      </w:rPr>
+    </w:lvl>
+    <w:lvl w:ilvl="2">
+      <w:start w:val="1"/>
+      <w:numFmt w:val="decimal"/>
+      <w:lvlText w:val="%1.%2.%3"/>
+      <w:lvlJc w:val="left"/>
+      <w:pPr>
+        <w:ind w:left="2496" w:hanging="1080"/>
+      </w:pPr>
+      <w:rPr>
+        <w:rFonts w:hint="default"/>
+      </w:rPr>
+    </w:lvl>
+    <w:lvl w:ilvl="3">
+      <w:start w:val="1"/>
+      <w:numFmt w:val="decimal"/>
+      <w:lvlText w:val="%1.%2.%3.%4"/>
+      <w:lvlJc w:val="left"/>
+      <w:pPr>
+        <w:ind w:left="3564" w:hanging="1440"/>
+      </w:pPr>
+      <w:rPr>
+        <w:rFonts w:hint="default"/>
+      </w:rPr>
+    </w:lvl>
+    <w:lvl w:ilvl="4">
+      <w:start w:val="1"/>
+      <w:numFmt w:val="decimal"/>
+      <w:lvlText w:val="%1.%2.%3.%4.%5"/>
+      <w:lvlJc w:val="left"/>
+      <w:pPr>
+        <w:ind w:left="4632" w:hanging="1800"/>
+      </w:pPr>
+      <w:rPr>
+        <w:rFonts w:hint="default"/>
+      </w:rPr>
+    </w:lvl>
+    <w:lvl w:ilvl="5">
+      <w:start w:val="1"/>
+      <w:numFmt w:val="decimal"/>
+      <w:lvlText w:val="%1.%2.%3.%4.%5.%6"/>
+      <w:lvlJc w:val="left"/>
+      <w:pPr>
+        <w:ind w:left="5700" w:hanging="2160"/>
+      </w:pPr>
+      <w:rPr>
+        <w:rFonts w:hint="default"/>
+      </w:rPr>
+    </w:lvl>
+    <w:lvl w:ilvl="6">
+      <w:start w:val="1"/>
+      <w:numFmt w:val="decimal"/>
+      <w:lvlText w:val="%1.%2.%3.%4.%5.%6.%7"/>
+      <w:lvlJc w:val="left"/>
+      <w:pPr>
+        <w:ind w:left="6768" w:hanging="2520"/>
+      </w:pPr>
+      <w:rPr>
+        <w:rFonts w:hint="default"/>
+      </w:rPr>
+    </w:lvl>
+    <w:lvl w:ilvl="7">
+      <w:start w:val="1"/>
+      <w:numFmt w:val="decimal"/>
+      <w:lvlText w:val="%1.%2.%3.%4.%5.%6.%7.%8"/>
+      <w:lvlJc w:val="left"/>
+      <w:pPr>
+        <w:ind w:left="7476" w:hanging="2520"/>
+      </w:pPr>
+      <w:rPr>
+        <w:rFonts w:hint="default"/>
+      </w:rPr>
+    </w:lvl>
+    <w:lvl w:ilvl="8">
+      <w:start w:val="1"/>
+      <w:numFmt w:val="decimal"/>
+      <w:lvlText w:val="%1.%2.%3.%4.%5.%6.%7.%8.%9"/>
+      <w:lvlJc w:val="left"/>
+      <w:pPr>
+        <w:ind w:left="8544" w:hanging="2880"/>
+      </w:pPr>
+      <w:rPr>
+        <w:rFonts w:hint="default"/>
       </w:rPr>
     </w:lvl>
   </w:abstractNum>
@@ -1330,16 +4139,46 @@
     <w:abstractNumId w:val="1"/>
   </w:num>
   <w:num w:numId="3" w16cid:durableId="1856072437">
-    <w:abstractNumId w:val="5"/>
+    <w:abstractNumId w:val="14"/>
   </w:num>
   <w:num w:numId="4" w16cid:durableId="1558083457">
-    <w:abstractNumId w:val="3"/>
+    <w:abstractNumId w:val="9"/>
   </w:num>
   <w:num w:numId="5" w16cid:durableId="1751850939">
     <w:abstractNumId w:val="0"/>
   </w:num>
   <w:num w:numId="6" w16cid:durableId="427121048">
+    <w:abstractNumId w:val="10"/>
+  </w:num>
+  <w:num w:numId="7" w16cid:durableId="2123720122">
+    <w:abstractNumId w:val="12"/>
+  </w:num>
+  <w:num w:numId="8" w16cid:durableId="1485467902">
+    <w:abstractNumId w:val="3"/>
+  </w:num>
+  <w:num w:numId="9" w16cid:durableId="106968849">
+    <w:abstractNumId w:val="6"/>
+  </w:num>
+  <w:num w:numId="10" w16cid:durableId="1404255709">
+    <w:abstractNumId w:val="13"/>
+  </w:num>
+  <w:num w:numId="11" w16cid:durableId="1565331937">
     <w:abstractNumId w:val="4"/>
+  </w:num>
+  <w:num w:numId="12" w16cid:durableId="1440220914">
+    <w:abstractNumId w:val="5"/>
+  </w:num>
+  <w:num w:numId="13" w16cid:durableId="2124959534">
+    <w:abstractNumId w:val="8"/>
+  </w:num>
+  <w:num w:numId="14" w16cid:durableId="648942914">
+    <w:abstractNumId w:val="7"/>
+  </w:num>
+  <w:num w:numId="15" w16cid:durableId="534195562">
+    <w:abstractNumId w:val="11"/>
+  </w:num>
+  <w:num w:numId="16" w16cid:durableId="1117604357">
+    <w:abstractNumId w:val="15"/>
   </w:num>
 </w:numbering>
 </file>
@@ -1349,17 +4188,13 @@
   <w:docDefaults>
     <w:rPrDefault>
       <w:rPr>
-        <w:rFonts w:asciiTheme="minorHAnsi" w:eastAsiaTheme="minorHAnsi" w:hAnsiTheme="minorHAnsi" w:cstheme="minorBidi"/>
-        <w:kern w:val="2"/>
-        <w:sz w:val="24"/>
-        <w:szCs w:val="24"/>
+        <w:rFonts w:asciiTheme="minorHAnsi" w:eastAsiaTheme="minorEastAsia" w:hAnsiTheme="minorHAnsi" w:cstheme="minorBidi"/>
         <w:lang w:val="fr-CA" w:eastAsia="en-US" w:bidi="ar-SA"/>
-        <w14:ligatures w14:val="standardContextual"/>
       </w:rPr>
     </w:rPrDefault>
     <w:pPrDefault>
       <w:pPr>
-        <w:spacing w:after="160" w:line="278" w:lineRule="auto"/>
+        <w:spacing w:before="100" w:after="200" w:line="276" w:lineRule="auto"/>
       </w:pPr>
     </w:pPrDefault>
   </w:docDefaults>
@@ -1744,6 +4579,7 @@
   <w:style w:type="paragraph" w:default="1" w:styleId="Normal">
     <w:name w:val="Normal"/>
     <w:qFormat/>
+    <w:rsid w:val="00C723EA"/>
   </w:style>
   <w:style w:type="paragraph" w:styleId="Titre1">
     <w:name w:val="heading 1"/>
@@ -1752,18 +4588,24 @@
     <w:link w:val="Titre1Car"/>
     <w:uiPriority w:val="9"/>
     <w:qFormat/>
-    <w:rsid w:val="00C54019"/>
+    <w:rsid w:val="00C723EA"/>
     <w:pPr>
-      <w:keepNext/>
-      <w:keepLines/>
-      <w:spacing w:before="360" w:after="80"/>
+      <w:pBdr>
+        <w:top w:val="single" w:sz="24" w:space="0" w:color="156082" w:themeColor="accent1"/>
+        <w:left w:val="single" w:sz="24" w:space="0" w:color="156082" w:themeColor="accent1"/>
+        <w:bottom w:val="single" w:sz="24" w:space="0" w:color="156082" w:themeColor="accent1"/>
+        <w:right w:val="single" w:sz="24" w:space="0" w:color="156082" w:themeColor="accent1"/>
+      </w:pBdr>
+      <w:shd w:val="clear" w:color="auto" w:fill="156082" w:themeFill="accent1"/>
+      <w:spacing w:after="0"/>
       <w:outlineLvl w:val="0"/>
     </w:pPr>
     <w:rPr>
-      <w:rFonts w:asciiTheme="majorHAnsi" w:eastAsiaTheme="majorEastAsia" w:hAnsiTheme="majorHAnsi" w:cstheme="majorBidi"/>
-      <w:color w:val="0F4761" w:themeColor="accent1" w:themeShade="BF"/>
-      <w:sz w:val="40"/>
-      <w:szCs w:val="40"/>
+      <w:caps/>
+      <w:color w:val="FFFFFF" w:themeColor="background1"/>
+      <w:spacing w:val="15"/>
+      <w:sz w:val="22"/>
+      <w:szCs w:val="22"/>
     </w:rPr>
   </w:style>
   <w:style w:type="paragraph" w:styleId="Titre2">
@@ -1775,18 +4617,21 @@
     <w:semiHidden/>
     <w:unhideWhenUsed/>
     <w:qFormat/>
-    <w:rsid w:val="00C54019"/>
+    <w:rsid w:val="00C723EA"/>
     <w:pPr>
-      <w:keepNext/>
-      <w:keepLines/>
-      <w:spacing w:before="160" w:after="80"/>
+      <w:pBdr>
+        <w:top w:val="single" w:sz="24" w:space="0" w:color="C1E4F5" w:themeColor="accent1" w:themeTint="33"/>
+        <w:left w:val="single" w:sz="24" w:space="0" w:color="C1E4F5" w:themeColor="accent1" w:themeTint="33"/>
+        <w:bottom w:val="single" w:sz="24" w:space="0" w:color="C1E4F5" w:themeColor="accent1" w:themeTint="33"/>
+        <w:right w:val="single" w:sz="24" w:space="0" w:color="C1E4F5" w:themeColor="accent1" w:themeTint="33"/>
+      </w:pBdr>
+      <w:shd w:val="clear" w:color="auto" w:fill="C1E4F5" w:themeFill="accent1" w:themeFillTint="33"/>
+      <w:spacing w:after="0"/>
       <w:outlineLvl w:val="1"/>
     </w:pPr>
     <w:rPr>
-      <w:rFonts w:asciiTheme="majorHAnsi" w:eastAsiaTheme="majorEastAsia" w:hAnsiTheme="majorHAnsi" w:cstheme="majorBidi"/>
-      <w:color w:val="0F4761" w:themeColor="accent1" w:themeShade="BF"/>
-      <w:sz w:val="32"/>
-      <w:szCs w:val="32"/>
+      <w:caps/>
+      <w:spacing w:val="15"/>
     </w:rPr>
   </w:style>
   <w:style w:type="paragraph" w:styleId="Titre3">
@@ -1798,18 +4643,18 @@
     <w:semiHidden/>
     <w:unhideWhenUsed/>
     <w:qFormat/>
-    <w:rsid w:val="00C54019"/>
+    <w:rsid w:val="00C723EA"/>
     <w:pPr>
-      <w:keepNext/>
-      <w:keepLines/>
-      <w:spacing w:before="160" w:after="80"/>
+      <w:pBdr>
+        <w:top w:val="single" w:sz="6" w:space="2" w:color="156082" w:themeColor="accent1"/>
+      </w:pBdr>
+      <w:spacing w:before="300" w:after="0"/>
       <w:outlineLvl w:val="2"/>
     </w:pPr>
     <w:rPr>
-      <w:rFonts w:eastAsiaTheme="majorEastAsia" w:cstheme="majorBidi"/>
-      <w:color w:val="0F4761" w:themeColor="accent1" w:themeShade="BF"/>
-      <w:sz w:val="28"/>
-      <w:szCs w:val="28"/>
+      <w:caps/>
+      <w:color w:val="0A2F40" w:themeColor="accent1" w:themeShade="7F"/>
+      <w:spacing w:val="15"/>
     </w:rPr>
   </w:style>
   <w:style w:type="paragraph" w:styleId="Titre4">
@@ -1821,18 +4666,18 @@
     <w:semiHidden/>
     <w:unhideWhenUsed/>
     <w:qFormat/>
-    <w:rsid w:val="00C54019"/>
+    <w:rsid w:val="00C723EA"/>
     <w:pPr>
-      <w:keepNext/>
-      <w:keepLines/>
-      <w:spacing w:before="80" w:after="40"/>
+      <w:pBdr>
+        <w:top w:val="dotted" w:sz="6" w:space="2" w:color="156082" w:themeColor="accent1"/>
+      </w:pBdr>
+      <w:spacing w:before="200" w:after="0"/>
       <w:outlineLvl w:val="3"/>
     </w:pPr>
     <w:rPr>
-      <w:rFonts w:eastAsiaTheme="majorEastAsia" w:cstheme="majorBidi"/>
-      <w:i/>
-      <w:iCs/>
+      <w:caps/>
       <w:color w:val="0F4761" w:themeColor="accent1" w:themeShade="BF"/>
+      <w:spacing w:val="10"/>
     </w:rPr>
   </w:style>
   <w:style w:type="paragraph" w:styleId="Titre5">
@@ -1844,16 +4689,18 @@
     <w:semiHidden/>
     <w:unhideWhenUsed/>
     <w:qFormat/>
-    <w:rsid w:val="00C54019"/>
+    <w:rsid w:val="00C723EA"/>
     <w:pPr>
-      <w:keepNext/>
-      <w:keepLines/>
-      <w:spacing w:before="80" w:after="40"/>
+      <w:pBdr>
+        <w:bottom w:val="single" w:sz="6" w:space="1" w:color="156082" w:themeColor="accent1"/>
+      </w:pBdr>
+      <w:spacing w:before="200" w:after="0"/>
       <w:outlineLvl w:val="4"/>
     </w:pPr>
     <w:rPr>
-      <w:rFonts w:eastAsiaTheme="majorEastAsia" w:cstheme="majorBidi"/>
+      <w:caps/>
       <w:color w:val="0F4761" w:themeColor="accent1" w:themeShade="BF"/>
+      <w:spacing w:val="10"/>
     </w:rPr>
   </w:style>
   <w:style w:type="paragraph" w:styleId="Titre6">
@@ -1865,18 +4712,18 @@
     <w:semiHidden/>
     <w:unhideWhenUsed/>
     <w:qFormat/>
-    <w:rsid w:val="00C54019"/>
+    <w:rsid w:val="00C723EA"/>
     <w:pPr>
-      <w:keepNext/>
-      <w:keepLines/>
-      <w:spacing w:before="40" w:after="0"/>
+      <w:pBdr>
+        <w:bottom w:val="dotted" w:sz="6" w:space="1" w:color="156082" w:themeColor="accent1"/>
+      </w:pBdr>
+      <w:spacing w:before="200" w:after="0"/>
       <w:outlineLvl w:val="5"/>
     </w:pPr>
     <w:rPr>
-      <w:rFonts w:eastAsiaTheme="majorEastAsia" w:cstheme="majorBidi"/>
-      <w:i/>
-      <w:iCs/>
-      <w:color w:val="595959" w:themeColor="text1" w:themeTint="A6"/>
+      <w:caps/>
+      <w:color w:val="0F4761" w:themeColor="accent1" w:themeShade="BF"/>
+      <w:spacing w:val="10"/>
     </w:rPr>
   </w:style>
   <w:style w:type="paragraph" w:styleId="Titre7">
@@ -1888,16 +4735,15 @@
     <w:semiHidden/>
     <w:unhideWhenUsed/>
     <w:qFormat/>
-    <w:rsid w:val="00C54019"/>
+    <w:rsid w:val="00C723EA"/>
     <w:pPr>
-      <w:keepNext/>
-      <w:keepLines/>
-      <w:spacing w:before="40" w:after="0"/>
+      <w:spacing w:before="200" w:after="0"/>
       <w:outlineLvl w:val="6"/>
     </w:pPr>
     <w:rPr>
-      <w:rFonts w:eastAsiaTheme="majorEastAsia" w:cstheme="majorBidi"/>
-      <w:color w:val="595959" w:themeColor="text1" w:themeTint="A6"/>
+      <w:caps/>
+      <w:color w:val="0F4761" w:themeColor="accent1" w:themeShade="BF"/>
+      <w:spacing w:val="10"/>
     </w:rPr>
   </w:style>
   <w:style w:type="paragraph" w:styleId="Titre8">
@@ -1909,18 +4755,16 @@
     <w:semiHidden/>
     <w:unhideWhenUsed/>
     <w:qFormat/>
-    <w:rsid w:val="00C54019"/>
+    <w:rsid w:val="00C723EA"/>
     <w:pPr>
-      <w:keepNext/>
-      <w:keepLines/>
-      <w:spacing w:after="0"/>
+      <w:spacing w:before="200" w:after="0"/>
       <w:outlineLvl w:val="7"/>
     </w:pPr>
     <w:rPr>
-      <w:rFonts w:eastAsiaTheme="majorEastAsia" w:cstheme="majorBidi"/>
-      <w:i/>
-      <w:iCs/>
-      <w:color w:val="272727" w:themeColor="text1" w:themeTint="D8"/>
+      <w:caps/>
+      <w:spacing w:val="10"/>
+      <w:sz w:val="18"/>
+      <w:szCs w:val="18"/>
     </w:rPr>
   </w:style>
   <w:style w:type="paragraph" w:styleId="Titre9">
@@ -1932,21 +4776,24 @@
     <w:semiHidden/>
     <w:unhideWhenUsed/>
     <w:qFormat/>
-    <w:rsid w:val="00C54019"/>
+    <w:rsid w:val="00C723EA"/>
     <w:pPr>
-      <w:keepNext/>
-      <w:keepLines/>
-      <w:spacing w:after="0"/>
+      <w:spacing w:before="200" w:after="0"/>
       <w:outlineLvl w:val="8"/>
     </w:pPr>
     <w:rPr>
-      <w:rFonts w:eastAsiaTheme="majorEastAsia" w:cstheme="majorBidi"/>
-      <w:color w:val="272727" w:themeColor="text1" w:themeTint="D8"/>
+      <w:i/>
+      <w:iCs/>
+      <w:caps/>
+      <w:spacing w:val="10"/>
+      <w:sz w:val="18"/>
+      <w:szCs w:val="18"/>
     </w:rPr>
   </w:style>
   <w:style w:type="character" w:default="1" w:styleId="Policepardfaut">
     <w:name w:val="Default Paragraph Font"/>
     <w:uiPriority w:val="1"/>
+    <w:semiHidden/>
     <w:unhideWhenUsed/>
   </w:style>
   <w:style w:type="table" w:default="1" w:styleId="TableauNormal">
@@ -1975,12 +4822,14 @@
     <w:basedOn w:val="Policepardfaut"/>
     <w:link w:val="Titre1"/>
     <w:uiPriority w:val="9"/>
-    <w:rsid w:val="00C54019"/>
+    <w:rsid w:val="00C723EA"/>
     <w:rPr>
-      <w:rFonts w:asciiTheme="majorHAnsi" w:eastAsiaTheme="majorEastAsia" w:hAnsiTheme="majorHAnsi" w:cstheme="majorBidi"/>
-      <w:color w:val="0F4761" w:themeColor="accent1" w:themeShade="BF"/>
-      <w:sz w:val="40"/>
-      <w:szCs w:val="40"/>
+      <w:caps/>
+      <w:color w:val="FFFFFF" w:themeColor="background1"/>
+      <w:spacing w:val="15"/>
+      <w:sz w:val="22"/>
+      <w:szCs w:val="22"/>
+      <w:shd w:val="clear" w:color="auto" w:fill="156082" w:themeFill="accent1"/>
     </w:rPr>
   </w:style>
   <w:style w:type="character" w:customStyle="1" w:styleId="Titre2Car">
@@ -1989,12 +4838,11 @@
     <w:link w:val="Titre2"/>
     <w:uiPriority w:val="9"/>
     <w:semiHidden/>
-    <w:rsid w:val="00C54019"/>
+    <w:rsid w:val="00C723EA"/>
     <w:rPr>
-      <w:rFonts w:asciiTheme="majorHAnsi" w:eastAsiaTheme="majorEastAsia" w:hAnsiTheme="majorHAnsi" w:cstheme="majorBidi"/>
-      <w:color w:val="0F4761" w:themeColor="accent1" w:themeShade="BF"/>
-      <w:sz w:val="32"/>
-      <w:szCs w:val="32"/>
+      <w:caps/>
+      <w:spacing w:val="15"/>
+      <w:shd w:val="clear" w:color="auto" w:fill="C1E4F5" w:themeFill="accent1" w:themeFillTint="33"/>
     </w:rPr>
   </w:style>
   <w:style w:type="character" w:customStyle="1" w:styleId="Titre3Car">
@@ -2003,12 +4851,11 @@
     <w:link w:val="Titre3"/>
     <w:uiPriority w:val="9"/>
     <w:semiHidden/>
-    <w:rsid w:val="00C54019"/>
+    <w:rsid w:val="00C723EA"/>
     <w:rPr>
-      <w:rFonts w:eastAsiaTheme="majorEastAsia" w:cstheme="majorBidi"/>
-      <w:color w:val="0F4761" w:themeColor="accent1" w:themeShade="BF"/>
-      <w:sz w:val="28"/>
-      <w:szCs w:val="28"/>
+      <w:caps/>
+      <w:color w:val="0A2F40" w:themeColor="accent1" w:themeShade="7F"/>
+      <w:spacing w:val="15"/>
     </w:rPr>
   </w:style>
   <w:style w:type="character" w:customStyle="1" w:styleId="Titre4Car">
@@ -2017,12 +4864,11 @@
     <w:link w:val="Titre4"/>
     <w:uiPriority w:val="9"/>
     <w:semiHidden/>
-    <w:rsid w:val="00C54019"/>
+    <w:rsid w:val="00C723EA"/>
     <w:rPr>
-      <w:rFonts w:eastAsiaTheme="majorEastAsia" w:cstheme="majorBidi"/>
-      <w:i/>
-      <w:iCs/>
+      <w:caps/>
       <w:color w:val="0F4761" w:themeColor="accent1" w:themeShade="BF"/>
+      <w:spacing w:val="10"/>
     </w:rPr>
   </w:style>
   <w:style w:type="character" w:customStyle="1" w:styleId="Titre5Car">
@@ -2031,10 +4877,11 @@
     <w:link w:val="Titre5"/>
     <w:uiPriority w:val="9"/>
     <w:semiHidden/>
-    <w:rsid w:val="00C54019"/>
+    <w:rsid w:val="00C723EA"/>
     <w:rPr>
-      <w:rFonts w:eastAsiaTheme="majorEastAsia" w:cstheme="majorBidi"/>
+      <w:caps/>
       <w:color w:val="0F4761" w:themeColor="accent1" w:themeShade="BF"/>
+      <w:spacing w:val="10"/>
     </w:rPr>
   </w:style>
   <w:style w:type="character" w:customStyle="1" w:styleId="Titre6Car">
@@ -2043,12 +4890,11 @@
     <w:link w:val="Titre6"/>
     <w:uiPriority w:val="9"/>
     <w:semiHidden/>
-    <w:rsid w:val="00C54019"/>
+    <w:rsid w:val="00C723EA"/>
     <w:rPr>
-      <w:rFonts w:eastAsiaTheme="majorEastAsia" w:cstheme="majorBidi"/>
-      <w:i/>
-      <w:iCs/>
-      <w:color w:val="595959" w:themeColor="text1" w:themeTint="A6"/>
+      <w:caps/>
+      <w:color w:val="0F4761" w:themeColor="accent1" w:themeShade="BF"/>
+      <w:spacing w:val="10"/>
     </w:rPr>
   </w:style>
   <w:style w:type="character" w:customStyle="1" w:styleId="Titre7Car">
@@ -2057,10 +4903,11 @@
     <w:link w:val="Titre7"/>
     <w:uiPriority w:val="9"/>
     <w:semiHidden/>
-    <w:rsid w:val="00C54019"/>
+    <w:rsid w:val="00C723EA"/>
     <w:rPr>
-      <w:rFonts w:eastAsiaTheme="majorEastAsia" w:cstheme="majorBidi"/>
-      <w:color w:val="595959" w:themeColor="text1" w:themeTint="A6"/>
+      <w:caps/>
+      <w:color w:val="0F4761" w:themeColor="accent1" w:themeShade="BF"/>
+      <w:spacing w:val="10"/>
     </w:rPr>
   </w:style>
   <w:style w:type="character" w:customStyle="1" w:styleId="Titre8Car">
@@ -2069,12 +4916,12 @@
     <w:link w:val="Titre8"/>
     <w:uiPriority w:val="9"/>
     <w:semiHidden/>
-    <w:rsid w:val="00C54019"/>
+    <w:rsid w:val="00C723EA"/>
     <w:rPr>
-      <w:rFonts w:eastAsiaTheme="majorEastAsia" w:cstheme="majorBidi"/>
-      <w:i/>
-      <w:iCs/>
-      <w:color w:val="272727" w:themeColor="text1" w:themeTint="D8"/>
+      <w:caps/>
+      <w:spacing w:val="10"/>
+      <w:sz w:val="18"/>
+      <w:szCs w:val="18"/>
     </w:rPr>
   </w:style>
   <w:style w:type="character" w:customStyle="1" w:styleId="Titre9Car">
@@ -2083,10 +4930,14 @@
     <w:link w:val="Titre9"/>
     <w:uiPriority w:val="9"/>
     <w:semiHidden/>
-    <w:rsid w:val="00C54019"/>
+    <w:rsid w:val="00C723EA"/>
     <w:rPr>
-      <w:rFonts w:eastAsiaTheme="majorEastAsia" w:cstheme="majorBidi"/>
-      <w:color w:val="272727" w:themeColor="text1" w:themeTint="D8"/>
+      <w:i/>
+      <w:iCs/>
+      <w:caps/>
+      <w:spacing w:val="10"/>
+      <w:sz w:val="18"/>
+      <w:szCs w:val="18"/>
     </w:rPr>
   </w:style>
   <w:style w:type="paragraph" w:styleId="Titre">
@@ -2096,17 +4947,17 @@
     <w:link w:val="TitreCar"/>
     <w:uiPriority w:val="10"/>
     <w:qFormat/>
-    <w:rsid w:val="00C54019"/>
+    <w:rsid w:val="00C723EA"/>
     <w:pPr>
-      <w:spacing w:after="80" w:line="240" w:lineRule="auto"/>
-      <w:contextualSpacing/>
+      <w:spacing w:before="0" w:after="0"/>
     </w:pPr>
     <w:rPr>
       <w:rFonts w:asciiTheme="majorHAnsi" w:eastAsiaTheme="majorEastAsia" w:hAnsiTheme="majorHAnsi" w:cstheme="majorBidi"/>
-      <w:spacing w:val="-10"/>
-      <w:kern w:val="28"/>
-      <w:sz w:val="56"/>
-      <w:szCs w:val="56"/>
+      <w:caps/>
+      <w:color w:val="156082" w:themeColor="accent1"/>
+      <w:spacing w:val="10"/>
+      <w:sz w:val="52"/>
+      <w:szCs w:val="52"/>
     </w:rPr>
   </w:style>
   <w:style w:type="character" w:customStyle="1" w:styleId="TitreCar">
@@ -2114,13 +4965,14 @@
     <w:basedOn w:val="Policepardfaut"/>
     <w:link w:val="Titre"/>
     <w:uiPriority w:val="10"/>
-    <w:rsid w:val="00C54019"/>
+    <w:rsid w:val="00C723EA"/>
     <w:rPr>
       <w:rFonts w:asciiTheme="majorHAnsi" w:eastAsiaTheme="majorEastAsia" w:hAnsiTheme="majorHAnsi" w:cstheme="majorBidi"/>
-      <w:spacing w:val="-10"/>
-      <w:kern w:val="28"/>
-      <w:sz w:val="56"/>
-      <w:szCs w:val="56"/>
+      <w:caps/>
+      <w:color w:val="156082" w:themeColor="accent1"/>
+      <w:spacing w:val="10"/>
+      <w:sz w:val="52"/>
+      <w:szCs w:val="52"/>
     </w:rPr>
   </w:style>
   <w:style w:type="paragraph" w:styleId="Sous-titre">
@@ -2130,18 +4982,16 @@
     <w:link w:val="Sous-titreCar"/>
     <w:uiPriority w:val="11"/>
     <w:qFormat/>
-    <w:rsid w:val="00C54019"/>
+    <w:rsid w:val="00C723EA"/>
     <w:pPr>
-      <w:numPr>
-        <w:ilvl w:val="1"/>
-      </w:numPr>
+      <w:spacing w:before="0" w:after="500" w:line="240" w:lineRule="auto"/>
     </w:pPr>
     <w:rPr>
-      <w:rFonts w:eastAsiaTheme="majorEastAsia" w:cstheme="majorBidi"/>
+      <w:caps/>
       <w:color w:val="595959" w:themeColor="text1" w:themeTint="A6"/>
-      <w:spacing w:val="15"/>
-      <w:sz w:val="28"/>
-      <w:szCs w:val="28"/>
+      <w:spacing w:val="10"/>
+      <w:sz w:val="21"/>
+      <w:szCs w:val="21"/>
     </w:rPr>
   </w:style>
   <w:style w:type="character" w:customStyle="1" w:styleId="Sous-titreCar">
@@ -2149,13 +4999,13 @@
     <w:basedOn w:val="Policepardfaut"/>
     <w:link w:val="Sous-titre"/>
     <w:uiPriority w:val="11"/>
-    <w:rsid w:val="00C54019"/>
+    <w:rsid w:val="00C723EA"/>
     <w:rPr>
-      <w:rFonts w:eastAsiaTheme="majorEastAsia" w:cstheme="majorBidi"/>
+      <w:caps/>
       <w:color w:val="595959" w:themeColor="text1" w:themeTint="A6"/>
-      <w:spacing w:val="15"/>
-      <w:sz w:val="28"/>
-      <w:szCs w:val="28"/>
+      <w:spacing w:val="10"/>
+      <w:sz w:val="21"/>
+      <w:szCs w:val="21"/>
     </w:rPr>
   </w:style>
   <w:style w:type="paragraph" w:styleId="Citation">
@@ -2165,15 +5015,12 @@
     <w:link w:val="CitationCar"/>
     <w:uiPriority w:val="29"/>
     <w:qFormat/>
-    <w:rsid w:val="00C54019"/>
-    <w:pPr>
-      <w:spacing w:before="160"/>
-      <w:jc w:val="center"/>
-    </w:pPr>
+    <w:rsid w:val="00C723EA"/>
     <w:rPr>
       <w:i/>
       <w:iCs/>
-      <w:color w:val="404040" w:themeColor="text1" w:themeTint="BF"/>
+      <w:sz w:val="24"/>
+      <w:szCs w:val="24"/>
     </w:rPr>
   </w:style>
   <w:style w:type="character" w:customStyle="1" w:styleId="CitationCar">
@@ -2181,11 +5028,12 @@
     <w:basedOn w:val="Policepardfaut"/>
     <w:link w:val="Citation"/>
     <w:uiPriority w:val="29"/>
-    <w:rsid w:val="00C54019"/>
+    <w:rsid w:val="00C723EA"/>
     <w:rPr>
       <w:i/>
       <w:iCs/>
-      <w:color w:val="404040" w:themeColor="text1" w:themeTint="BF"/>
+      <w:sz w:val="24"/>
+      <w:szCs w:val="24"/>
     </w:rPr>
   </w:style>
   <w:style w:type="paragraph" w:styleId="Paragraphedeliste">
@@ -2201,14 +5049,15 @@
   </w:style>
   <w:style w:type="character" w:styleId="Accentuationintense">
     <w:name w:val="Intense Emphasis"/>
-    <w:basedOn w:val="Policepardfaut"/>
     <w:uiPriority w:val="21"/>
     <w:qFormat/>
-    <w:rsid w:val="00C54019"/>
+    <w:rsid w:val="00C723EA"/>
     <w:rPr>
-      <w:i/>
-      <w:iCs/>
-      <w:color w:val="0F4761" w:themeColor="accent1" w:themeShade="BF"/>
+      <w:b/>
+      <w:bCs/>
+      <w:caps/>
+      <w:color w:val="0A2F40" w:themeColor="accent1" w:themeShade="7F"/>
+      <w:spacing w:val="10"/>
     </w:rPr>
   </w:style>
   <w:style w:type="paragraph" w:styleId="Citationintense">
@@ -2218,20 +5067,16 @@
     <w:link w:val="CitationintenseCar"/>
     <w:uiPriority w:val="30"/>
     <w:qFormat/>
-    <w:rsid w:val="00C54019"/>
+    <w:rsid w:val="00C723EA"/>
     <w:pPr>
-      <w:pBdr>
-        <w:top w:val="single" w:sz="4" w:space="10" w:color="0F4761" w:themeColor="accent1" w:themeShade="BF"/>
-        <w:bottom w:val="single" w:sz="4" w:space="10" w:color="0F4761" w:themeColor="accent1" w:themeShade="BF"/>
-      </w:pBdr>
-      <w:spacing w:before="360" w:after="360"/>
-      <w:ind w:left="864" w:right="864"/>
+      <w:spacing w:before="240" w:after="240" w:line="240" w:lineRule="auto"/>
+      <w:ind w:left="1080" w:right="1080"/>
       <w:jc w:val="center"/>
     </w:pPr>
     <w:rPr>
-      <w:i/>
-      <w:iCs/>
-      <w:color w:val="0F4761" w:themeColor="accent1" w:themeShade="BF"/>
+      <w:color w:val="156082" w:themeColor="accent1"/>
+      <w:sz w:val="24"/>
+      <w:szCs w:val="24"/>
     </w:rPr>
   </w:style>
   <w:style w:type="character" w:customStyle="1" w:styleId="CitationintenseCar">
@@ -2239,25 +5084,25 @@
     <w:basedOn w:val="Policepardfaut"/>
     <w:link w:val="Citationintense"/>
     <w:uiPriority w:val="30"/>
-    <w:rsid w:val="00C54019"/>
+    <w:rsid w:val="00C723EA"/>
     <w:rPr>
-      <w:i/>
-      <w:iCs/>
-      <w:color w:val="0F4761" w:themeColor="accent1" w:themeShade="BF"/>
+      <w:color w:val="156082" w:themeColor="accent1"/>
+      <w:sz w:val="24"/>
+      <w:szCs w:val="24"/>
     </w:rPr>
   </w:style>
   <w:style w:type="character" w:styleId="Rfrenceintense">
     <w:name w:val="Intense Reference"/>
-    <w:basedOn w:val="Policepardfaut"/>
     <w:uiPriority w:val="32"/>
     <w:qFormat/>
-    <w:rsid w:val="00C54019"/>
+    <w:rsid w:val="00C723EA"/>
     <w:rPr>
       <w:b/>
       <w:bCs/>
-      <w:smallCaps/>
-      <w:color w:val="0F4761" w:themeColor="accent1" w:themeShade="BF"/>
-      <w:spacing w:val="5"/>
+      <w:i/>
+      <w:iCs/>
+      <w:caps/>
+      <w:color w:val="156082" w:themeColor="accent1"/>
     </w:rPr>
   </w:style>
   <w:style w:type="character" w:styleId="Lienhypertexte">
@@ -2282,6 +5127,100 @@
       <w:color w:val="605E5C"/>
       <w:shd w:val="clear" w:color="auto" w:fill="E1DFDD"/>
     </w:rPr>
+  </w:style>
+  <w:style w:type="paragraph" w:styleId="Lgende">
+    <w:name w:val="caption"/>
+    <w:basedOn w:val="Normal"/>
+    <w:next w:val="Normal"/>
+    <w:uiPriority w:val="35"/>
+    <w:unhideWhenUsed/>
+    <w:qFormat/>
+    <w:rsid w:val="00C723EA"/>
+    <w:rPr>
+      <w:b/>
+      <w:bCs/>
+      <w:color w:val="0F4761" w:themeColor="accent1" w:themeShade="BF"/>
+      <w:sz w:val="16"/>
+      <w:szCs w:val="16"/>
+    </w:rPr>
+  </w:style>
+  <w:style w:type="character" w:styleId="lev">
+    <w:name w:val="Strong"/>
+    <w:uiPriority w:val="22"/>
+    <w:qFormat/>
+    <w:rsid w:val="00C723EA"/>
+    <w:rPr>
+      <w:b/>
+      <w:bCs/>
+    </w:rPr>
+  </w:style>
+  <w:style w:type="character" w:styleId="Accentuation">
+    <w:name w:val="Emphasis"/>
+    <w:uiPriority w:val="20"/>
+    <w:qFormat/>
+    <w:rsid w:val="00C723EA"/>
+    <w:rPr>
+      <w:caps/>
+      <w:color w:val="0A2F40" w:themeColor="accent1" w:themeShade="7F"/>
+      <w:spacing w:val="5"/>
+    </w:rPr>
+  </w:style>
+  <w:style w:type="paragraph" w:styleId="Sansinterligne">
+    <w:name w:val="No Spacing"/>
+    <w:uiPriority w:val="1"/>
+    <w:qFormat/>
+    <w:rsid w:val="00C723EA"/>
+    <w:pPr>
+      <w:spacing w:after="0" w:line="240" w:lineRule="auto"/>
+    </w:pPr>
+  </w:style>
+  <w:style w:type="character" w:styleId="Accentuationlgre">
+    <w:name w:val="Subtle Emphasis"/>
+    <w:uiPriority w:val="19"/>
+    <w:qFormat/>
+    <w:rsid w:val="00C723EA"/>
+    <w:rPr>
+      <w:i/>
+      <w:iCs/>
+      <w:color w:val="0A2F40" w:themeColor="accent1" w:themeShade="7F"/>
+    </w:rPr>
+  </w:style>
+  <w:style w:type="character" w:styleId="Rfrencelgre">
+    <w:name w:val="Subtle Reference"/>
+    <w:uiPriority w:val="31"/>
+    <w:qFormat/>
+    <w:rsid w:val="00C723EA"/>
+    <w:rPr>
+      <w:b/>
+      <w:bCs/>
+      <w:color w:val="156082" w:themeColor="accent1"/>
+    </w:rPr>
+  </w:style>
+  <w:style w:type="character" w:styleId="Titredulivre">
+    <w:name w:val="Book Title"/>
+    <w:uiPriority w:val="33"/>
+    <w:qFormat/>
+    <w:rsid w:val="00C723EA"/>
+    <w:rPr>
+      <w:b/>
+      <w:bCs/>
+      <w:i/>
+      <w:iCs/>
+      <w:spacing w:val="0"/>
+    </w:rPr>
+  </w:style>
+  <w:style w:type="paragraph" w:styleId="En-ttedetabledesmatires">
+    <w:name w:val="TOC Heading"/>
+    <w:basedOn w:val="Titre1"/>
+    <w:next w:val="Normal"/>
+    <w:uiPriority w:val="39"/>
+    <w:semiHidden/>
+    <w:unhideWhenUsed/>
+    <w:qFormat/>
+    <w:rsid w:val="00C723EA"/>
+    <w:pPr>
+      <w:outlineLvl w:val="9"/>
+    </w:pPr>
   </w:style>
 </w:styles>
 </file>
@@ -2602,10 +5541,6 @@
 </file>
 
 <file path=customXml/item1.xml><?xml version="1.0" encoding="utf-8"?>
-<b:Sources xmlns:b="http://schemas.openxmlformats.org/officeDocument/2006/bibliography" xmlns="http://schemas.openxmlformats.org/officeDocument/2006/bibliography" SelectedStyle="\APASixthEditionOfficeOnline.xsl" StyleName="APA" Version="6"/>
-</file>
-
-<file path=customXml/item2.xml><?xml version="1.0" encoding="utf-8"?>
 <ct:contentTypeSchema xmlns:ct="http://schemas.microsoft.com/office/2006/metadata/contentType" xmlns:ma="http://schemas.microsoft.com/office/2006/metadata/properties/metaAttributes" ct:_="" ma:_="" ma:contentTypeName="Document" ma:contentTypeID="0x01010024780DB1D1CEEE48AD0BC7BC51484E17" ma:contentTypeVersion="11" ma:contentTypeDescription="Create a new document." ma:contentTypeScope="" ma:versionID="b7e7ca681f6fe6a3ef5f80d314b7c683">
   <xsd:schema xmlns:xsd="http://www.w3.org/2001/XMLSchema" xmlns:xs="http://www.w3.org/2001/XMLSchema" xmlns:p="http://schemas.microsoft.com/office/2006/metadata/properties" xmlns:ns3="615b9177-f473-44f3-a623-78c19ae280ae" targetNamespace="http://schemas.microsoft.com/office/2006/metadata/properties" ma:root="true" ma:fieldsID="c3d2a0db3edc439c2f64d685d8770a1d" ns3:_="">
     <xsd:import namespace="615b9177-f473-44f3-a623-78c19ae280ae"/>
@@ -2793,7 +5728,7 @@
 </ct:contentTypeSchema>
 </file>
 
-<file path=customXml/item3.xml><?xml version="1.0" encoding="utf-8"?>
+<file path=customXml/item2.xml><?xml version="1.0" encoding="utf-8"?>
 <?mso-contentType ?>
 <FormTemplates xmlns="http://schemas.microsoft.com/sharepoint/v3/contenttype/forms">
   <Display>DocumentLibraryForm</Display>
@@ -2802,7 +5737,7 @@
 </FormTemplates>
 </file>
 
-<file path=customXml/item4.xml><?xml version="1.0" encoding="utf-8"?>
+<file path=customXml/item3.xml><?xml version="1.0" encoding="utf-8"?>
 <p:properties xmlns:p="http://schemas.microsoft.com/office/2006/metadata/properties" xmlns:xsi="http://www.w3.org/2001/XMLSchema-instance" xmlns:pc="http://schemas.microsoft.com/office/infopath/2007/PartnerControls">
   <documentManagement>
     <_activity xmlns="615b9177-f473-44f3-a623-78c19ae280ae" xsi:nil="true"/>
@@ -2810,15 +5745,11 @@
 </p:properties>
 </file>
 
-<file path=customXml/itemProps1.xml><?xml version="1.0" encoding="utf-8"?>
-<ds:datastoreItem xmlns:ds="http://schemas.openxmlformats.org/officeDocument/2006/customXml" ds:itemID="{8803C1BC-5411-422E-A2E6-5268CCDDB882}">
-  <ds:schemaRefs>
-    <ds:schemaRef ds:uri="http://schemas.openxmlformats.org/officeDocument/2006/bibliography"/>
-  </ds:schemaRefs>
-</ds:datastoreItem>
+<file path=customXml/item4.xml><?xml version="1.0" encoding="utf-8"?>
+<b:Sources xmlns:b="http://schemas.openxmlformats.org/officeDocument/2006/bibliography" xmlns="http://schemas.openxmlformats.org/officeDocument/2006/bibliography" SelectedStyle="\APASixthEditionOfficeOnline.xsl" StyleName="APA" Version="6"/>
 </file>
 
-<file path=customXml/itemProps2.xml><?xml version="1.0" encoding="utf-8"?>
+<file path=customXml/itemProps1.xml><?xml version="1.0" encoding="utf-8"?>
 <ds:datastoreItem xmlns:ds="http://schemas.openxmlformats.org/officeDocument/2006/customXml" ds:itemID="{A3DF33ED-3888-466C-9042-D81AAE8D1C86}">
   <ds:schemaRefs>
     <ds:schemaRef ds:uri="http://schemas.microsoft.com/office/2006/metadata/contentType"/>
@@ -2836,7 +5767,7 @@
 </ds:datastoreItem>
 </file>
 
-<file path=customXml/itemProps3.xml><?xml version="1.0" encoding="utf-8"?>
+<file path=customXml/itemProps2.xml><?xml version="1.0" encoding="utf-8"?>
 <ds:datastoreItem xmlns:ds="http://schemas.openxmlformats.org/officeDocument/2006/customXml" ds:itemID="{A8898E68-ECC1-4B21-A3E7-56CAF876640B}">
   <ds:schemaRefs>
     <ds:schemaRef ds:uri="http://schemas.microsoft.com/sharepoint/v3/contenttype/forms"/>
@@ -2844,18 +5775,20 @@
 </ds:datastoreItem>
 </file>
 
-<file path=customXml/itemProps4.xml><?xml version="1.0" encoding="utf-8"?>
+<file path=customXml/itemProps3.xml><?xml version="1.0" encoding="utf-8"?>
 <ds:datastoreItem xmlns:ds="http://schemas.openxmlformats.org/officeDocument/2006/customXml" ds:itemID="{CDEF2D55-8B1E-4410-AD87-9AF7BBB4AFA9}">
   <ds:schemaRefs>
-    <ds:schemaRef ds:uri="http://purl.org/dc/elements/1.1/"/>
-    <ds:schemaRef ds:uri="http://purl.org/dc/dcmitype/"/>
+    <ds:schemaRef ds:uri="http://schemas.microsoft.com/office/2006/metadata/properties"/>
+    <ds:schemaRef ds:uri="http://schemas.microsoft.com/office/infopath/2007/PartnerControls"/>
     <ds:schemaRef ds:uri="615b9177-f473-44f3-a623-78c19ae280ae"/>
-    <ds:schemaRef ds:uri="http://schemas.openxmlformats.org/package/2006/metadata/core-properties"/>
-    <ds:schemaRef ds:uri="http://schemas.microsoft.com/office/2006/documentManagement/types"/>
-    <ds:schemaRef ds:uri="http://purl.org/dc/terms/"/>
-    <ds:schemaRef ds:uri="http://schemas.microsoft.com/office/2006/metadata/properties"/>
-    <ds:schemaRef ds:uri="http://www.w3.org/XML/1998/namespace"/>
-    <ds:schemaRef ds:uri="http://schemas.microsoft.com/office/infopath/2007/PartnerControls"/>
+  </ds:schemaRefs>
+</ds:datastoreItem>
+</file>
+
+<file path=customXml/itemProps4.xml><?xml version="1.0" encoding="utf-8"?>
+<ds:datastoreItem xmlns:ds="http://schemas.openxmlformats.org/officeDocument/2006/customXml" ds:itemID="{8803C1BC-5411-422E-A2E6-5268CCDDB882}">
+  <ds:schemaRefs>
+    <ds:schemaRef ds:uri="http://schemas.openxmlformats.org/officeDocument/2006/bibliography"/>
   </ds:schemaRefs>
 </ds:datastoreItem>
 </file>
--- a/c13_projet 1.docx
+++ b/c13_projet 1.docx
@@ -35,15 +35,7 @@
       </w:r>
       <w:r>
         <w:br/>
-        <w:t xml:space="preserve">Standard Operating </w:t>
-      </w:r>
-      <w:proofErr w:type="spellStart"/>
-      <w:r>
-        <w:t>Procedure</w:t>
-      </w:r>
-      <w:proofErr w:type="spellEnd"/>
-      <w:r>
-        <w:t xml:space="preserve"> Google</w:t>
+        <w:t>Standard Operating Procedure Google</w:t>
       </w:r>
       <w:r>
         <w:br/>
@@ -491,468 +483,14 @@
           <w:sz w:val="28"/>
           <w:szCs w:val="28"/>
         </w:rPr>
-        <w:t xml:space="preserve">Vos données personnelle s’apparente </w:t>
-      </w:r>
-      <w:proofErr w:type="gramStart"/>
+        <w:t xml:space="preserve">Vos données personnelle s’apparente a votre identité sur les réseaux. A n’importe quel étape de vos déplacement sur les réseaux, peut importe le site, peut importe le compte, peut importe la navigation privé, peut importe si vous avez supprimé l’historique, tout est enregistré. Tout ca dans le but simple de ciblé des annonces, créé des statistique ainsi que beaucoup d’autre chose pas forcément légal. Il faut se rappeler que la majorité du temps, en particulié vis-à-vis les grosse entreprise sur internet si c’est gratuit, vous etes le produit… car oui ces compagnie vendent vos données a d’autre compagnie. Puis ces autres compagnies les utilisent. Vous avez clairement déjà appuyé sur accepter les cookie ou oui j’ai lue les condition d’utilisation et autorise la collecte de mes données ect.. sans même réfléchir. Et bien malheureusement </w:t>
+      </w:r>
       <w:r>
         <w:rPr>
           <w:sz w:val="28"/>
           <w:szCs w:val="28"/>
         </w:rPr>
-        <w:t>a</w:t>
-      </w:r>
-      <w:proofErr w:type="gramEnd"/>
-      <w:r>
-        <w:rPr>
-          <w:sz w:val="28"/>
-          <w:szCs w:val="28"/>
-        </w:rPr>
-        <w:t xml:space="preserve"> votre identité sur les réseaux. A n’importe </w:t>
-      </w:r>
-      <w:proofErr w:type="gramStart"/>
-      <w:r>
-        <w:rPr>
-          <w:sz w:val="28"/>
-          <w:szCs w:val="28"/>
-        </w:rPr>
-        <w:t>quel étape</w:t>
-      </w:r>
-      <w:proofErr w:type="gramEnd"/>
-      <w:r>
-        <w:rPr>
-          <w:sz w:val="28"/>
-          <w:szCs w:val="28"/>
-        </w:rPr>
-        <w:t xml:space="preserve"> de vos déplacement sur les réseaux, </w:t>
-      </w:r>
-      <w:proofErr w:type="spellStart"/>
-      <w:r>
-        <w:rPr>
-          <w:sz w:val="28"/>
-          <w:szCs w:val="28"/>
-        </w:rPr>
-        <w:t>peut</w:t>
-      </w:r>
-      <w:proofErr w:type="spellEnd"/>
-      <w:r>
-        <w:rPr>
-          <w:sz w:val="28"/>
-          <w:szCs w:val="28"/>
-        </w:rPr>
-        <w:t xml:space="preserve"> </w:t>
-      </w:r>
-      <w:proofErr w:type="spellStart"/>
-      <w:r>
-        <w:rPr>
-          <w:sz w:val="28"/>
-          <w:szCs w:val="28"/>
-        </w:rPr>
-        <w:t>importe</w:t>
-      </w:r>
-      <w:proofErr w:type="spellEnd"/>
-      <w:r>
-        <w:rPr>
-          <w:sz w:val="28"/>
-          <w:szCs w:val="28"/>
-        </w:rPr>
-        <w:t xml:space="preserve"> le site, </w:t>
-      </w:r>
-      <w:proofErr w:type="spellStart"/>
-      <w:r>
-        <w:rPr>
-          <w:sz w:val="28"/>
-          <w:szCs w:val="28"/>
-        </w:rPr>
-        <w:t>peut</w:t>
-      </w:r>
-      <w:proofErr w:type="spellEnd"/>
-      <w:r>
-        <w:rPr>
-          <w:sz w:val="28"/>
-          <w:szCs w:val="28"/>
-        </w:rPr>
-        <w:t xml:space="preserve"> </w:t>
-      </w:r>
-      <w:proofErr w:type="spellStart"/>
-      <w:r>
-        <w:rPr>
-          <w:sz w:val="28"/>
-          <w:szCs w:val="28"/>
-        </w:rPr>
-        <w:t>importe</w:t>
-      </w:r>
-      <w:proofErr w:type="spellEnd"/>
-      <w:r>
-        <w:rPr>
-          <w:sz w:val="28"/>
-          <w:szCs w:val="28"/>
-        </w:rPr>
-        <w:t xml:space="preserve"> le compte, </w:t>
-      </w:r>
-      <w:proofErr w:type="spellStart"/>
-      <w:r>
-        <w:rPr>
-          <w:sz w:val="28"/>
-          <w:szCs w:val="28"/>
-        </w:rPr>
-        <w:t>peut</w:t>
-      </w:r>
-      <w:proofErr w:type="spellEnd"/>
-      <w:r>
-        <w:rPr>
-          <w:sz w:val="28"/>
-          <w:szCs w:val="28"/>
-        </w:rPr>
-        <w:t xml:space="preserve"> importe </w:t>
-      </w:r>
-      <w:proofErr w:type="gramStart"/>
-      <w:r>
-        <w:rPr>
-          <w:sz w:val="28"/>
-          <w:szCs w:val="28"/>
-        </w:rPr>
-        <w:t>la navigation privé</w:t>
-      </w:r>
-      <w:proofErr w:type="gramEnd"/>
-      <w:r>
-        <w:rPr>
-          <w:sz w:val="28"/>
-          <w:szCs w:val="28"/>
-        </w:rPr>
-        <w:t xml:space="preserve">, peut importe si vous avez supprimé l’historique, tout est enregistré. Tout </w:t>
-      </w:r>
-      <w:proofErr w:type="spellStart"/>
-      <w:proofErr w:type="gramStart"/>
-      <w:r>
-        <w:rPr>
-          <w:sz w:val="28"/>
-          <w:szCs w:val="28"/>
-        </w:rPr>
-        <w:t>ca</w:t>
-      </w:r>
-      <w:proofErr w:type="spellEnd"/>
-      <w:proofErr w:type="gramEnd"/>
-      <w:r>
-        <w:rPr>
-          <w:sz w:val="28"/>
-          <w:szCs w:val="28"/>
-        </w:rPr>
-        <w:t xml:space="preserve"> dans le but simple de </w:t>
-      </w:r>
-      <w:proofErr w:type="gramStart"/>
-      <w:r>
-        <w:rPr>
-          <w:sz w:val="28"/>
-          <w:szCs w:val="28"/>
-        </w:rPr>
-        <w:t>ciblé</w:t>
-      </w:r>
-      <w:proofErr w:type="gramEnd"/>
-      <w:r>
-        <w:rPr>
-          <w:sz w:val="28"/>
-          <w:szCs w:val="28"/>
-        </w:rPr>
-        <w:t xml:space="preserve"> des annonces, créé </w:t>
-      </w:r>
-      <w:proofErr w:type="gramStart"/>
-      <w:r>
-        <w:rPr>
-          <w:sz w:val="28"/>
-          <w:szCs w:val="28"/>
-        </w:rPr>
-        <w:t>des statistique</w:t>
-      </w:r>
-      <w:proofErr w:type="gramEnd"/>
-      <w:r>
-        <w:rPr>
-          <w:sz w:val="28"/>
-          <w:szCs w:val="28"/>
-        </w:rPr>
-        <w:t xml:space="preserve"> ainsi que beaucoup d’autre chose pas forcément légal. Il faut se rappeler que la majorité du temps, en </w:t>
-      </w:r>
-      <w:proofErr w:type="spellStart"/>
-      <w:r>
-        <w:rPr>
-          <w:sz w:val="28"/>
-          <w:szCs w:val="28"/>
-        </w:rPr>
-        <w:t>particulié</w:t>
-      </w:r>
-      <w:proofErr w:type="spellEnd"/>
-      <w:r>
-        <w:rPr>
-          <w:sz w:val="28"/>
-          <w:szCs w:val="28"/>
-        </w:rPr>
-        <w:t xml:space="preserve"> vis-à-vis les grosse entreprise sur internet si c’est gratuit, vous </w:t>
-      </w:r>
-      <w:proofErr w:type="spellStart"/>
-      <w:r>
-        <w:rPr>
-          <w:sz w:val="28"/>
-          <w:szCs w:val="28"/>
-        </w:rPr>
-        <w:t>etes</w:t>
-      </w:r>
-      <w:proofErr w:type="spellEnd"/>
-      <w:r>
-        <w:rPr>
-          <w:sz w:val="28"/>
-          <w:szCs w:val="28"/>
-        </w:rPr>
-        <w:t xml:space="preserve"> le produit… car oui </w:t>
-      </w:r>
-      <w:proofErr w:type="gramStart"/>
-      <w:r>
-        <w:rPr>
-          <w:sz w:val="28"/>
-          <w:szCs w:val="28"/>
-        </w:rPr>
-        <w:t>ces compagnie</w:t>
-      </w:r>
-      <w:proofErr w:type="gramEnd"/>
-      <w:r>
-        <w:rPr>
-          <w:sz w:val="28"/>
-          <w:szCs w:val="28"/>
-        </w:rPr>
-        <w:t xml:space="preserve"> vendent vos données a d’autre compagnie. Puis ces autres compagnies les utilisent. Vous avez clairement déjà appuyé sur accepter </w:t>
-      </w:r>
-      <w:proofErr w:type="gramStart"/>
-      <w:r>
-        <w:rPr>
-          <w:sz w:val="28"/>
-          <w:szCs w:val="28"/>
-        </w:rPr>
-        <w:t>les cookie</w:t>
-      </w:r>
-      <w:proofErr w:type="gramEnd"/>
-      <w:r>
-        <w:rPr>
-          <w:sz w:val="28"/>
-          <w:szCs w:val="28"/>
-        </w:rPr>
-        <w:t xml:space="preserve"> ou oui j’ai </w:t>
-      </w:r>
-      <w:proofErr w:type="spellStart"/>
-      <w:proofErr w:type="gramStart"/>
-      <w:r>
-        <w:rPr>
-          <w:sz w:val="28"/>
-          <w:szCs w:val="28"/>
-        </w:rPr>
-        <w:t>lue</w:t>
-      </w:r>
-      <w:proofErr w:type="spellEnd"/>
-      <w:proofErr w:type="gramEnd"/>
-      <w:r>
-        <w:rPr>
-          <w:sz w:val="28"/>
-          <w:szCs w:val="28"/>
-        </w:rPr>
-        <w:t xml:space="preserve"> </w:t>
-      </w:r>
-      <w:proofErr w:type="gramStart"/>
-      <w:r>
-        <w:rPr>
-          <w:sz w:val="28"/>
-          <w:szCs w:val="28"/>
-        </w:rPr>
-        <w:t>les condition</w:t>
-      </w:r>
-      <w:proofErr w:type="gramEnd"/>
-      <w:r>
-        <w:rPr>
-          <w:sz w:val="28"/>
-          <w:szCs w:val="28"/>
-        </w:rPr>
-        <w:t xml:space="preserve"> d’utilisation et autorise la collecte de mes données </w:t>
-      </w:r>
-      <w:proofErr w:type="spellStart"/>
-      <w:proofErr w:type="gramStart"/>
-      <w:r>
-        <w:rPr>
-          <w:sz w:val="28"/>
-          <w:szCs w:val="28"/>
-        </w:rPr>
-        <w:t>ect</w:t>
-      </w:r>
-      <w:proofErr w:type="spellEnd"/>
-      <w:r>
-        <w:rPr>
-          <w:sz w:val="28"/>
-          <w:szCs w:val="28"/>
-        </w:rPr>
-        <w:t>..</w:t>
-      </w:r>
-      <w:proofErr w:type="gramEnd"/>
-      <w:r>
-        <w:rPr>
-          <w:sz w:val="28"/>
-          <w:szCs w:val="28"/>
-        </w:rPr>
-        <w:t xml:space="preserve"> </w:t>
-      </w:r>
-      <w:proofErr w:type="gramStart"/>
-      <w:r>
-        <w:rPr>
-          <w:sz w:val="28"/>
-          <w:szCs w:val="28"/>
-        </w:rPr>
-        <w:t>sans</w:t>
-      </w:r>
-      <w:proofErr w:type="gramEnd"/>
-      <w:r>
-        <w:rPr>
-          <w:sz w:val="28"/>
-          <w:szCs w:val="28"/>
-        </w:rPr>
-        <w:t xml:space="preserve"> même réfléchir. </w:t>
-      </w:r>
-      <w:proofErr w:type="gramStart"/>
-      <w:r>
-        <w:rPr>
-          <w:sz w:val="28"/>
-          <w:szCs w:val="28"/>
-        </w:rPr>
-        <w:t>Et</w:t>
-      </w:r>
-      <w:proofErr w:type="gramEnd"/>
-      <w:r>
-        <w:rPr>
-          <w:sz w:val="28"/>
-          <w:szCs w:val="28"/>
-        </w:rPr>
-        <w:t xml:space="preserve"> bien malheureusement </w:t>
-      </w:r>
-      <w:r>
-        <w:rPr>
-          <w:sz w:val="28"/>
-          <w:szCs w:val="28"/>
-        </w:rPr>
-        <w:t xml:space="preserve">pour vous cela donne une puissance inimaginable </w:t>
-      </w:r>
-      <w:proofErr w:type="spellStart"/>
-      <w:r>
-        <w:rPr>
-          <w:sz w:val="28"/>
-          <w:szCs w:val="28"/>
-        </w:rPr>
-        <w:t>a</w:t>
-      </w:r>
-      <w:proofErr w:type="spellEnd"/>
-      <w:r>
-        <w:rPr>
-          <w:sz w:val="28"/>
-          <w:szCs w:val="28"/>
-        </w:rPr>
-        <w:t xml:space="preserve"> n’importe </w:t>
-      </w:r>
-      <w:proofErr w:type="gramStart"/>
-      <w:r>
-        <w:rPr>
-          <w:sz w:val="28"/>
-          <w:szCs w:val="28"/>
-        </w:rPr>
-        <w:t>quel compagnie</w:t>
-      </w:r>
-      <w:proofErr w:type="gramEnd"/>
-      <w:r>
-        <w:rPr>
-          <w:sz w:val="28"/>
-          <w:szCs w:val="28"/>
-        </w:rPr>
-        <w:t xml:space="preserve"> qui les obtiens. Rien ne s’</w:t>
-      </w:r>
-      <w:proofErr w:type="spellStart"/>
-      <w:r>
-        <w:rPr>
-          <w:sz w:val="28"/>
-          <w:szCs w:val="28"/>
-        </w:rPr>
-        <w:t>éfface</w:t>
-      </w:r>
-      <w:proofErr w:type="spellEnd"/>
-      <w:r>
-        <w:rPr>
-          <w:sz w:val="28"/>
-          <w:szCs w:val="28"/>
-        </w:rPr>
-        <w:t xml:space="preserve"> </w:t>
-      </w:r>
-      <w:proofErr w:type="spellStart"/>
-      <w:r>
-        <w:rPr>
-          <w:sz w:val="28"/>
-          <w:szCs w:val="28"/>
-        </w:rPr>
-        <w:t>rééelement</w:t>
-      </w:r>
-      <w:proofErr w:type="spellEnd"/>
-      <w:r>
-        <w:rPr>
-          <w:sz w:val="28"/>
-          <w:szCs w:val="28"/>
-        </w:rPr>
-        <w:t xml:space="preserve"> sur internet une fois envoyé alors faire attention </w:t>
-      </w:r>
-      <w:proofErr w:type="spellStart"/>
-      <w:proofErr w:type="gramStart"/>
-      <w:r>
-        <w:rPr>
-          <w:sz w:val="28"/>
-          <w:szCs w:val="28"/>
-        </w:rPr>
-        <w:t>au</w:t>
-      </w:r>
-      <w:proofErr w:type="spellEnd"/>
-      <w:r>
-        <w:rPr>
-          <w:sz w:val="28"/>
-          <w:szCs w:val="28"/>
-        </w:rPr>
-        <w:t xml:space="preserve"> données donné</w:t>
-      </w:r>
-      <w:proofErr w:type="gramEnd"/>
-      <w:r>
-        <w:rPr>
-          <w:sz w:val="28"/>
-          <w:szCs w:val="28"/>
-        </w:rPr>
-        <w:t xml:space="preserve"> sur vous et a qui elle sera transmise n’est pas une tache </w:t>
-      </w:r>
-      <w:proofErr w:type="gramStart"/>
-      <w:r>
-        <w:rPr>
-          <w:sz w:val="28"/>
-          <w:szCs w:val="28"/>
-        </w:rPr>
-        <w:t>a</w:t>
-      </w:r>
-      <w:proofErr w:type="gramEnd"/>
-      <w:r>
-        <w:rPr>
-          <w:sz w:val="28"/>
-          <w:szCs w:val="28"/>
-        </w:rPr>
-        <w:t xml:space="preserve"> prendre </w:t>
-      </w:r>
-      <w:proofErr w:type="gramStart"/>
-      <w:r>
-        <w:rPr>
-          <w:sz w:val="28"/>
-          <w:szCs w:val="28"/>
-        </w:rPr>
-        <w:t>a</w:t>
-      </w:r>
-      <w:proofErr w:type="gramEnd"/>
-      <w:r>
-        <w:rPr>
-          <w:sz w:val="28"/>
-          <w:szCs w:val="28"/>
-        </w:rPr>
-        <w:t xml:space="preserve"> la légère aujourd’hui nous allons voir comment s’en protéger</w:t>
+        <w:t>pour vous cela donne une puissance inimaginable a n’importe quel compagnie qui les obtiens. Rien ne s’éfface rééelement sur internet une fois envoyé alors faire attention au données donné sur vous et a qui elle sera transmise n’est pas une tache a prendre a la légère aujourd’hui nous allons voir comment s’en protéger</w:t>
       </w:r>
       <w:r>
         <w:rPr>
@@ -1574,39 +1112,7 @@
           <w:sz w:val="32"/>
           <w:szCs w:val="32"/>
         </w:rPr>
-        <w:t xml:space="preserve">(position </w:t>
-      </w:r>
-      <w:proofErr w:type="spellStart"/>
-      <w:r>
-        <w:rPr>
-          <w:sz w:val="32"/>
-          <w:szCs w:val="32"/>
-        </w:rPr>
-        <w:t>gps</w:t>
-      </w:r>
-      <w:proofErr w:type="spellEnd"/>
-      <w:r>
-        <w:rPr>
-          <w:sz w:val="32"/>
-          <w:szCs w:val="32"/>
-        </w:rPr>
-        <w:t xml:space="preserve">, caméra, photo, dossier, </w:t>
-      </w:r>
-      <w:proofErr w:type="spellStart"/>
-      <w:r>
-        <w:rPr>
-          <w:sz w:val="32"/>
-          <w:szCs w:val="32"/>
-        </w:rPr>
-        <w:t>ect</w:t>
-      </w:r>
-      <w:proofErr w:type="spellEnd"/>
-      <w:r>
-        <w:rPr>
-          <w:sz w:val="32"/>
-          <w:szCs w:val="32"/>
-        </w:rPr>
-        <w:t>)</w:t>
+        <w:t>(position gps, caméra, photo, dossier, ect)</w:t>
       </w:r>
     </w:p>
     <w:p>
@@ -1907,7 +1413,7 @@
           </mc:Choice>
           <mc:Fallback>
             <w:pict>
-              <v:shapetype w14:anchorId="1C8D52AB" id="_x0000_t32" coordsize="21600,21600" o:spt="32" o:oned="t" path="m,l21600,21600e" filled="f">
+              <v:shapetype w14:anchorId="13A0A38A" id="_x0000_t32" coordsize="21600,21600" o:spt="32" o:oned="t" path="m,l21600,21600e" filled="f">
                 <v:path arrowok="t" fillok="f" o:connecttype="none"/>
                 <o:lock v:ext="edit" shapetype="t"/>
               </v:shapetype>
@@ -2025,7 +1531,7 @@
           <w:noProof/>
         </w:rPr>
         <w:drawing>
-          <wp:anchor distT="0" distB="0" distL="114300" distR="114300" simplePos="0" relativeHeight="251659264" behindDoc="1" locked="0" layoutInCell="1" allowOverlap="1" wp14:anchorId="27614461" wp14:editId="3E3E4734">
+          <wp:anchor distT="0" distB="0" distL="114300" distR="114300" simplePos="0" relativeHeight="251659264" behindDoc="1" locked="0" layoutInCell="1" allowOverlap="1" wp14:anchorId="27614461" wp14:editId="30FBE637">
             <wp:simplePos x="0" y="0"/>
             <wp:positionH relativeFrom="column">
               <wp:posOffset>2711616</wp:posOffset>
@@ -2304,7 +1810,7 @@
           </mc:Choice>
           <mc:Fallback>
             <w:pict>
-              <v:oval w14:anchorId="1C922A72" id="Ellipse 2" o:spid="_x0000_s1026" style="position:absolute;margin-left:308pt;margin-top:11.05pt;width:55.85pt;height:20.7pt;z-index:251660288;visibility:visible;mso-wrap-style:square;mso-wrap-distance-left:9pt;mso-wrap-distance-top:0;mso-wrap-distance-right:9pt;mso-wrap-distance-bottom:0;mso-position-horizontal:absolute;mso-position-horizontal-relative:text;mso-position-vertical:absolute;mso-position-vertical-relative:text;v-text-anchor:middle" o:gfxdata="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" filled="f" strokecolor="#030e13 [484]" strokeweight="1.5pt">
+              <v:oval w14:anchorId="081CFF1E" id="Ellipse 2" o:spid="_x0000_s1026" style="position:absolute;margin-left:308pt;margin-top:11.05pt;width:55.85pt;height:20.7pt;z-index:251660288;visibility:visible;mso-wrap-style:square;mso-wrap-distance-left:9pt;mso-wrap-distance-top:0;mso-wrap-distance-right:9pt;mso-wrap-distance-bottom:0;mso-position-horizontal:absolute;mso-position-horizontal-relative:text;mso-position-vertical:absolute;mso-position-vertical-relative:text;v-text-anchor:middle" o:gfxdata="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" filled="f" strokecolor="#030e13 [484]" strokeweight="1.5pt">
                 <v:stroke joinstyle="miter"/>
                 <v:shadow on="t" color="red" offset="0,4pt"/>
               </v:oval>
@@ -2347,6 +1853,8 @@
       <w:pPr>
         <w:rPr>
           <w:noProof/>
+          <w:sz w:val="28"/>
+          <w:szCs w:val="28"/>
         </w:rPr>
       </w:pPr>
       <w:r>
@@ -2354,26 +1862,111 @@
           <w:noProof/>
         </w:rPr>
         <w:lastRenderedPageBreak/>
+        <mc:AlternateContent>
+          <mc:Choice Requires="wps">
+            <w:drawing>
+              <wp:anchor distT="0" distB="0" distL="114300" distR="114300" simplePos="0" relativeHeight="251668480" behindDoc="0" locked="0" layoutInCell="1" allowOverlap="1" wp14:anchorId="33D967A0" wp14:editId="0D7C2C32">
+                <wp:simplePos x="0" y="0"/>
+                <wp:positionH relativeFrom="column">
+                  <wp:posOffset>1371600</wp:posOffset>
+                </wp:positionH>
+                <wp:positionV relativeFrom="paragraph">
+                  <wp:posOffset>1504950</wp:posOffset>
+                </wp:positionV>
+                <wp:extent cx="676275" cy="971550"/>
+                <wp:effectExtent l="38100" t="57150" r="9525" b="19050"/>
+                <wp:wrapNone/>
+                <wp:docPr id="844195559" name="Connecteur : en arc 3"/>
+                <wp:cNvGraphicFramePr/>
+                <a:graphic xmlns:a="http://schemas.openxmlformats.org/drawingml/2006/main">
+                  <a:graphicData uri="http://schemas.microsoft.com/office/word/2010/wordprocessingShape">
+                    <wps:wsp>
+                      <wps:cNvCnPr/>
+                      <wps:spPr>
+                        <a:xfrm flipH="1" flipV="1">
+                          <a:off x="0" y="0"/>
+                          <a:ext cx="676275" cy="971550"/>
+                        </a:xfrm>
+                        <a:prstGeom prst="curvedConnector3">
+                          <a:avLst/>
+                        </a:prstGeom>
+                        <a:ln>
+                          <a:solidFill>
+                            <a:schemeClr val="accent3">
+                              <a:lumMod val="60000"/>
+                              <a:lumOff val="40000"/>
+                            </a:schemeClr>
+                          </a:solidFill>
+                          <a:tailEnd type="triangle"/>
+                        </a:ln>
+                      </wps:spPr>
+                      <wps:style>
+                        <a:lnRef idx="2">
+                          <a:schemeClr val="dk1"/>
+                        </a:lnRef>
+                        <a:fillRef idx="0">
+                          <a:schemeClr val="dk1"/>
+                        </a:fillRef>
+                        <a:effectRef idx="1">
+                          <a:schemeClr val="dk1"/>
+                        </a:effectRef>
+                        <a:fontRef idx="minor">
+                          <a:schemeClr val="tx1"/>
+                        </a:fontRef>
+                      </wps:style>
+                      <wps:bodyPr/>
+                    </wps:wsp>
+                  </a:graphicData>
+                </a:graphic>
+              </wp:anchor>
+            </w:drawing>
+          </mc:Choice>
+          <mc:Fallback>
+            <w:pict>
+              <v:shapetype w14:anchorId="0E1E536F" id="_x0000_t38" coordsize="21600,21600" o:spt="38" o:oned="t" path="m,c@0,0@1,5400@1,10800@1,16200@2,21600,21600,21600e" filled="f">
+                <v:formulas>
+                  <v:f eqn="mid #0 0"/>
+                  <v:f eqn="val #0"/>
+                  <v:f eqn="mid #0 21600"/>
+                </v:formulas>
+                <v:path arrowok="t" fillok="f" o:connecttype="none"/>
+                <v:handles>
+                  <v:h position="#0,center"/>
+                </v:handles>
+                <o:lock v:ext="edit" shapetype="t"/>
+              </v:shapetype>
+              <v:shape id="Connecteur : en arc 3" o:spid="_x0000_s1026" type="#_x0000_t38" style="position:absolute;margin-left:108pt;margin-top:118.5pt;width:53.25pt;height:76.5pt;flip:x y;z-index:251668480;visibility:visible;mso-wrap-style:square;mso-wrap-distance-left:9pt;mso-wrap-distance-top:0;mso-wrap-distance-right:9pt;mso-wrap-distance-bottom:0;mso-position-horizontal:absolute;mso-position-horizontal-relative:text;mso-position-vertical:absolute;mso-position-vertical-relative:text" o:gfxdata="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" adj="10800" strokecolor="#47d459 [1942]" strokeweight="1.5pt">
+                <v:stroke endarrow="block" joinstyle="miter"/>
+              </v:shape>
+            </w:pict>
+          </mc:Fallback>
+        </mc:AlternateContent>
+      </w:r>
+      <w:r>
+        <w:rPr>
+          <w:noProof/>
+        </w:rPr>
         <w:drawing>
-          <wp:anchor distT="0" distB="0" distL="114300" distR="114300" simplePos="0" relativeHeight="251667456" behindDoc="0" locked="0" layoutInCell="1" allowOverlap="1" wp14:anchorId="5A868FAF" wp14:editId="69C178A5">
+          <wp:anchor distT="0" distB="0" distL="114300" distR="114300" simplePos="0" relativeHeight="251667456" behindDoc="0" locked="0" layoutInCell="1" allowOverlap="1" wp14:anchorId="5A868FAF" wp14:editId="5F1F028D">
             <wp:simplePos x="0" y="0"/>
             <wp:positionH relativeFrom="column">
-              <wp:posOffset>-167364</wp:posOffset>
+              <wp:posOffset>-171450</wp:posOffset>
             </wp:positionH>
             <wp:positionV relativeFrom="paragraph">
-              <wp:posOffset>190748</wp:posOffset>
+              <wp:posOffset>190986</wp:posOffset>
             </wp:positionV>
-            <wp:extent cx="2052955" cy="4176395"/>
-            <wp:effectExtent l="209550" t="190500" r="213995" b="871855"/>
+            <wp:extent cx="2371725" cy="4824879"/>
+            <wp:effectExtent l="209550" t="190500" r="238125" b="966470"/>
             <wp:wrapThrough wrapText="bothSides">
               <wp:wrapPolygon edited="0">
-                <wp:start x="-2004" y="-985"/>
-                <wp:lineTo x="-2205" y="24927"/>
-                <wp:lineTo x="-1203" y="26011"/>
-                <wp:lineTo x="22849" y="26011"/>
-                <wp:lineTo x="23651" y="24533"/>
-                <wp:lineTo x="23451" y="-985"/>
-                <wp:lineTo x="-2004" y="-985"/>
+                <wp:start x="-1735" y="-853"/>
+                <wp:lineTo x="-1908" y="25245"/>
+                <wp:lineTo x="-1388" y="25842"/>
+                <wp:lineTo x="22901" y="25842"/>
+                <wp:lineTo x="23075" y="25671"/>
+                <wp:lineTo x="23595" y="23880"/>
+                <wp:lineTo x="23248" y="-853"/>
+                <wp:lineTo x="-1735" y="-853"/>
               </wp:wrapPolygon>
             </wp:wrapThrough>
             <wp:docPr id="1529688968" name="Image 4"/>
@@ -2417,7 +2010,7 @@
                   <pic:spPr bwMode="auto">
                     <a:xfrm>
                       <a:off x="0" y="0"/>
-                      <a:ext cx="2052955" cy="4176395"/>
+                      <a:ext cx="2372374" cy="4826199"/>
                     </a:xfrm>
                     <a:prstGeom prst="rect">
                       <a:avLst/>
@@ -2485,6 +2078,70 @@
           </wp:anchor>
         </w:drawing>
       </w:r>
+      <w:r>
+        <w:rPr>
+          <w:noProof/>
+          <w:sz w:val="28"/>
+          <w:szCs w:val="28"/>
+        </w:rPr>
+        <w:t xml:space="preserve">En fait pour comprendre ce que c’est vraiment, nous allons nous attardé sur </w:t>
+      </w:r>
+      <w:r>
+        <w:rPr>
+          <w:noProof/>
+          <w:sz w:val="28"/>
+          <w:szCs w:val="28"/>
+        </w:rPr>
+        <w:t>la connotation du mot d’où il est tirée.</w:t>
+      </w:r>
+      <w:r>
+        <w:rPr>
+          <w:noProof/>
+          <w:sz w:val="28"/>
+          <w:szCs w:val="28"/>
+        </w:rPr>
+        <w:t xml:space="preserve"> Le </w:t>
+      </w:r>
+      <w:r>
+        <w:rPr>
+          <w:noProof/>
+          <w:sz w:val="28"/>
+          <w:szCs w:val="28"/>
+        </w:rPr>
+        <w:t xml:space="preserve">mot vient </w:t>
+      </w:r>
+      <w:r>
+        <w:rPr>
+          <w:noProof/>
+          <w:sz w:val="28"/>
+          <w:szCs w:val="28"/>
+        </w:rPr>
+        <w:t>de l’action de pêcher en anglais soit « fishing »</w:t>
+      </w:r>
+      <w:r>
+        <w:rPr>
+          <w:noProof/>
+          <w:sz w:val="28"/>
+          <w:szCs w:val="28"/>
+        </w:rPr>
+        <w:t xml:space="preserve"> qui s’apparente a mettre un apât a l’eau et d’attendre </w:t>
+      </w:r>
+      <w:r>
+        <w:rPr>
+          <w:noProof/>
+          <w:sz w:val="28"/>
+          <w:szCs w:val="28"/>
+        </w:rPr>
+        <w:t>que le gros poisson mordent</w:t>
+      </w:r>
+      <w:r>
+        <w:rPr>
+          <w:noProof/>
+          <w:sz w:val="28"/>
+          <w:szCs w:val="28"/>
+        </w:rPr>
+        <w:t>.</w:t>
+      </w:r>
     </w:p>
     <w:p/>
     <w:p/>
@@ -2493,19 +2150,1333 @@
     <w:p/>
     <w:p/>
     <w:p/>
+    <w:p>
+      <w:r>
+        <w:rPr>
+          <w:noProof/>
+        </w:rPr>
+        <mc:AlternateContent>
+          <mc:Choice Requires="wps">
+            <w:drawing>
+              <wp:anchor distT="0" distB="0" distL="114300" distR="114300" simplePos="0" relativeHeight="251670528" behindDoc="0" locked="0" layoutInCell="1" allowOverlap="1" wp14:anchorId="1879AA15" wp14:editId="5E01BF50">
+                <wp:simplePos x="0" y="0"/>
+                <wp:positionH relativeFrom="column">
+                  <wp:posOffset>-180975</wp:posOffset>
+                </wp:positionH>
+                <wp:positionV relativeFrom="paragraph">
+                  <wp:posOffset>308610</wp:posOffset>
+                </wp:positionV>
+                <wp:extent cx="2371725" cy="635"/>
+                <wp:effectExtent l="0" t="0" r="0" b="0"/>
+                <wp:wrapThrough wrapText="bothSides">
+                  <wp:wrapPolygon edited="0">
+                    <wp:start x="0" y="0"/>
+                    <wp:lineTo x="0" y="21600"/>
+                    <wp:lineTo x="21600" y="21600"/>
+                    <wp:lineTo x="21600" y="0"/>
+                  </wp:wrapPolygon>
+                </wp:wrapThrough>
+                <wp:docPr id="252462133" name="Zone de texte 1"/>
+                <wp:cNvGraphicFramePr/>
+                <a:graphic xmlns:a="http://schemas.openxmlformats.org/drawingml/2006/main">
+                  <a:graphicData uri="http://schemas.microsoft.com/office/word/2010/wordprocessingShape">
+                    <wps:wsp>
+                      <wps:cNvSpPr txBox="1"/>
+                      <wps:spPr>
+                        <a:xfrm>
+                          <a:off x="0" y="0"/>
+                          <a:ext cx="2371725" cy="635"/>
+                        </a:xfrm>
+                        <a:prstGeom prst="rect">
+                          <a:avLst/>
+                        </a:prstGeom>
+                        <a:solidFill>
+                          <a:prstClr val="white"/>
+                        </a:solidFill>
+                        <a:ln>
+                          <a:noFill/>
+                        </a:ln>
+                      </wps:spPr>
+                      <wps:txbx>
+                        <w:txbxContent>
+                          <w:p>
+                            <w:pPr>
+                              <w:pStyle w:val="Lgende"/>
+                              <w:rPr>
+                                <w:noProof/>
+                                <w:sz w:val="20"/>
+                                <w:szCs w:val="20"/>
+                              </w:rPr>
+                            </w:pPr>
+                            <w:r>
+                              <w:t>Appuyer sur confidentialité et sécurité</w:t>
+                            </w:r>
+                          </w:p>
+                        </w:txbxContent>
+                      </wps:txbx>
+                      <wps:bodyPr rot="0" spcFirstLastPara="0" vertOverflow="overflow" horzOverflow="overflow" vert="horz" wrap="square" lIns="0" tIns="0" rIns="0" bIns="0" numCol="1" spcCol="0" rtlCol="0" fromWordArt="0" anchor="t" anchorCtr="0" forceAA="0" compatLnSpc="1">
+                        <a:prstTxWarp prst="textNoShape">
+                          <a:avLst/>
+                        </a:prstTxWarp>
+                        <a:spAutoFit/>
+                      </wps:bodyPr>
+                    </wps:wsp>
+                  </a:graphicData>
+                </a:graphic>
+              </wp:anchor>
+            </w:drawing>
+          </mc:Choice>
+          <mc:Fallback>
+            <w:pict>
+              <v:shape w14:anchorId="1879AA15" id="_x0000_s1028" type="#_x0000_t202" style="position:absolute;margin-left:-14.25pt;margin-top:24.3pt;width:186.75pt;height:.05pt;z-index:251670528;visibility:visible;mso-wrap-style:square;mso-wrap-distance-left:9pt;mso-wrap-distance-top:0;mso-wrap-distance-right:9pt;mso-wrap-distance-bottom:0;mso-position-horizontal:absolute;mso-position-horizontal-relative:text;mso-position-vertical:absolute;mso-position-vertical-relative:text;v-text-anchor:top" o:gfxdata="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" stroked="f">
+                <v:textbox style="mso-fit-shape-to-text:t" inset="0,0,0,0">
+                  <w:txbxContent>
+                    <w:p>
+                      <w:pPr>
+                        <w:pStyle w:val="Lgende"/>
+                        <w:rPr>
+                          <w:noProof/>
+                          <w:sz w:val="20"/>
+                          <w:szCs w:val="20"/>
+                        </w:rPr>
+                      </w:pPr>
+                      <w:r>
+                        <w:t>Appuyer sur confidentialité et sécurité</w:t>
+                      </w:r>
+                    </w:p>
+                  </w:txbxContent>
+                </v:textbox>
+                <w10:wrap type="through"/>
+              </v:shape>
+            </w:pict>
+          </mc:Fallback>
+        </mc:AlternateContent>
+      </w:r>
+    </w:p>
+    <w:p/>
+    <w:p>
+      <w:pPr>
+        <w:rPr>
+          <w:noProof/>
+        </w:rPr>
+      </w:pPr>
+    </w:p>
     <w:p/>
     <w:p/>
     <w:p/>
     <w:p/>
-    <w:p/>
-    <w:p/>
+    <w:p>
+      <w:r>
+        <w:rPr>
+          <w:noProof/>
+        </w:rPr>
+        <w:drawing>
+          <wp:anchor distT="0" distB="0" distL="114300" distR="114300" simplePos="0" relativeHeight="251658239" behindDoc="0" locked="0" layoutInCell="1" allowOverlap="1" wp14:anchorId="249BAFCD" wp14:editId="54EDF8BE">
+            <wp:simplePos x="0" y="0"/>
+            <wp:positionH relativeFrom="page">
+              <wp:align>right</wp:align>
+            </wp:positionH>
+            <wp:positionV relativeFrom="paragraph">
+              <wp:posOffset>309880</wp:posOffset>
+            </wp:positionV>
+            <wp:extent cx="5114925" cy="914400"/>
+            <wp:effectExtent l="0" t="0" r="9525" b="0"/>
+            <wp:wrapSquare wrapText="bothSides"/>
+            <wp:docPr id="2011341109" name="Image 5"/>
+            <wp:cNvGraphicFramePr>
+              <a:graphicFrameLocks xmlns:a="http://schemas.openxmlformats.org/drawingml/2006/main" noChangeAspect="1"/>
+            </wp:cNvGraphicFramePr>
+            <a:graphic xmlns:a="http://schemas.openxmlformats.org/drawingml/2006/main">
+              <a:graphicData uri="http://schemas.openxmlformats.org/drawingml/2006/picture">
+                <pic:pic xmlns:pic="http://schemas.openxmlformats.org/drawingml/2006/picture">
+                  <pic:nvPicPr>
+                    <pic:cNvPr id="0" name="Picture 3"/>
+                    <pic:cNvPicPr>
+                      <a:picLocks noChangeAspect="1" noChangeArrowheads="1"/>
+                    </pic:cNvPicPr>
+                  </pic:nvPicPr>
+                  <pic:blipFill>
+                    <a:blip r:embed="rId13">
+                      <a:extLst>
+                        <a:ext uri="{28A0092B-C50C-407E-A947-70E740481C1C}">
+                          <a14:useLocalDpi xmlns:a14="http://schemas.microsoft.com/office/drawing/2010/main" val="0"/>
+                        </a:ext>
+                      </a:extLst>
+                    </a:blip>
+                    <a:srcRect/>
+                    <a:stretch>
+                      <a:fillRect/>
+                    </a:stretch>
+                  </pic:blipFill>
+                  <pic:spPr bwMode="auto">
+                    <a:xfrm>
+                      <a:off x="0" y="0"/>
+                      <a:ext cx="5114925" cy="914400"/>
+                    </a:xfrm>
+                    <a:prstGeom prst="rect">
+                      <a:avLst/>
+                    </a:prstGeom>
+                    <a:noFill/>
+                    <a:ln>
+                      <a:noFill/>
+                    </a:ln>
+                  </pic:spPr>
+                </pic:pic>
+              </a:graphicData>
+            </a:graphic>
+            <wp14:sizeRelH relativeFrom="page">
+              <wp14:pctWidth>0</wp14:pctWidth>
+            </wp14:sizeRelH>
+            <wp14:sizeRelV relativeFrom="page">
+              <wp14:pctHeight>0</wp14:pctHeight>
+            </wp14:sizeRelV>
+          </wp:anchor>
+        </w:drawing>
+      </w:r>
+    </w:p>
+    <w:p>
+      <w:pPr>
+        <w:rPr>
+          <w:sz w:val="32"/>
+          <w:szCs w:val="32"/>
+        </w:rPr>
+      </w:pPr>
+      <w:r>
+        <w:rPr>
+          <w:noProof/>
+        </w:rPr>
+        <mc:AlternateContent>
+          <mc:Choice Requires="wps">
+            <w:drawing>
+              <wp:anchor distT="0" distB="0" distL="114300" distR="114300" simplePos="0" relativeHeight="251673600" behindDoc="0" locked="0" layoutInCell="1" allowOverlap="1" wp14:anchorId="6854D53B" wp14:editId="24996D1C">
+                <wp:simplePos x="0" y="0"/>
+                <wp:positionH relativeFrom="page">
+                  <wp:posOffset>5761621</wp:posOffset>
+                </wp:positionH>
+                <wp:positionV relativeFrom="paragraph">
+                  <wp:posOffset>878262</wp:posOffset>
+                </wp:positionV>
+                <wp:extent cx="1809750" cy="635"/>
+                <wp:effectExtent l="0" t="0" r="0" b="9525"/>
+                <wp:wrapSquare wrapText="bothSides"/>
+                <wp:docPr id="550618782" name="Zone de texte 1"/>
+                <wp:cNvGraphicFramePr/>
+                <a:graphic xmlns:a="http://schemas.openxmlformats.org/drawingml/2006/main">
+                  <a:graphicData uri="http://schemas.microsoft.com/office/word/2010/wordprocessingShape">
+                    <wps:wsp>
+                      <wps:cNvSpPr txBox="1"/>
+                      <wps:spPr>
+                        <a:xfrm>
+                          <a:off x="0" y="0"/>
+                          <a:ext cx="1809750" cy="635"/>
+                        </a:xfrm>
+                        <a:prstGeom prst="rect">
+                          <a:avLst/>
+                        </a:prstGeom>
+                        <a:solidFill>
+                          <a:prstClr val="white"/>
+                        </a:solidFill>
+                        <a:ln>
+                          <a:noFill/>
+                        </a:ln>
+                      </wps:spPr>
+                      <wps:txbx>
+                        <w:txbxContent>
+                          <w:p>
+                            <w:pPr>
+                              <w:pStyle w:val="Lgende"/>
+                              <w:rPr>
+                                <w:noProof/>
+                                <w:sz w:val="20"/>
+                                <w:szCs w:val="20"/>
+                              </w:rPr>
+                            </w:pPr>
+                            <w:r>
+                              <w:t>Accéder au contrôle de sécurité</w:t>
+                            </w:r>
+                          </w:p>
+                        </w:txbxContent>
+                      </wps:txbx>
+                      <wps:bodyPr rot="0" spcFirstLastPara="0" vertOverflow="overflow" horzOverflow="overflow" vert="horz" wrap="square" lIns="0" tIns="0" rIns="0" bIns="0" numCol="1" spcCol="0" rtlCol="0" fromWordArt="0" anchor="t" anchorCtr="0" forceAA="0" compatLnSpc="1">
+                        <a:prstTxWarp prst="textNoShape">
+                          <a:avLst/>
+                        </a:prstTxWarp>
+                        <a:spAutoFit/>
+                      </wps:bodyPr>
+                    </wps:wsp>
+                  </a:graphicData>
+                </a:graphic>
+                <wp14:sizeRelH relativeFrom="margin">
+                  <wp14:pctWidth>0</wp14:pctWidth>
+                </wp14:sizeRelH>
+              </wp:anchor>
+            </w:drawing>
+          </mc:Choice>
+          <mc:Fallback>
+            <w:pict>
+              <v:shape w14:anchorId="6854D53B" id="_x0000_s1029" type="#_x0000_t202" style="position:absolute;margin-left:453.65pt;margin-top:69.15pt;width:142.5pt;height:.05pt;z-index:251673600;visibility:visible;mso-wrap-style:square;mso-width-percent:0;mso-wrap-distance-left:9pt;mso-wrap-distance-top:0;mso-wrap-distance-right:9pt;mso-wrap-distance-bottom:0;mso-position-horizontal:absolute;mso-position-horizontal-relative:page;mso-position-vertical:absolute;mso-position-vertical-relative:text;mso-width-percent:0;mso-width-relative:margin;v-text-anchor:top" o:gfxdata="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" stroked="f">
+                <v:textbox style="mso-fit-shape-to-text:t" inset="0,0,0,0">
+                  <w:txbxContent>
+                    <w:p>
+                      <w:pPr>
+                        <w:pStyle w:val="Lgende"/>
+                        <w:rPr>
+                          <w:noProof/>
+                          <w:sz w:val="20"/>
+                          <w:szCs w:val="20"/>
+                        </w:rPr>
+                      </w:pPr>
+                      <w:r>
+                        <w:t>Accéder au contrôle de sécurité</w:t>
+                      </w:r>
+                    </w:p>
+                  </w:txbxContent>
+                </v:textbox>
+                <w10:wrap type="square" anchorx="page"/>
+              </v:shape>
+            </w:pict>
+          </mc:Fallback>
+        </mc:AlternateContent>
+      </w:r>
+      <w:r>
+        <w:rPr>
+          <w:noProof/>
+        </w:rPr>
+        <mc:AlternateContent>
+          <mc:Choice Requires="wps">
+            <w:drawing>
+              <wp:anchor distT="0" distB="0" distL="114300" distR="114300" simplePos="0" relativeHeight="251675648" behindDoc="0" locked="0" layoutInCell="1" allowOverlap="1" wp14:anchorId="6BE92DD9" wp14:editId="0F6C4CCC">
+                <wp:simplePos x="0" y="0"/>
+                <wp:positionH relativeFrom="column">
+                  <wp:posOffset>4543425</wp:posOffset>
+                </wp:positionH>
+                <wp:positionV relativeFrom="paragraph">
+                  <wp:posOffset>375920</wp:posOffset>
+                </wp:positionV>
+                <wp:extent cx="1905000" cy="438150"/>
+                <wp:effectExtent l="0" t="0" r="19050" b="19050"/>
+                <wp:wrapThrough wrapText="bothSides">
+                  <wp:wrapPolygon edited="0">
+                    <wp:start x="0" y="0"/>
+                    <wp:lineTo x="0" y="21600"/>
+                    <wp:lineTo x="21600" y="21600"/>
+                    <wp:lineTo x="21600" y="0"/>
+                    <wp:lineTo x="0" y="0"/>
+                  </wp:wrapPolygon>
+                </wp:wrapThrough>
+                <wp:docPr id="1881603855" name="Rectangle : coins arrondis 6"/>
+                <wp:cNvGraphicFramePr/>
+                <a:graphic xmlns:a="http://schemas.openxmlformats.org/drawingml/2006/main">
+                  <a:graphicData uri="http://schemas.microsoft.com/office/word/2010/wordprocessingShape">
+                    <wps:wsp>
+                      <wps:cNvSpPr/>
+                      <wps:spPr>
+                        <a:xfrm>
+                          <a:off x="0" y="0"/>
+                          <a:ext cx="1905000" cy="438150"/>
+                        </a:xfrm>
+                        <a:prstGeom prst="roundRect">
+                          <a:avLst/>
+                        </a:prstGeom>
+                        <a:noFill/>
+                        <a:ln/>
+                      </wps:spPr>
+                      <wps:style>
+                        <a:lnRef idx="2">
+                          <a:schemeClr val="accent5">
+                            <a:shade val="15000"/>
+                          </a:schemeClr>
+                        </a:lnRef>
+                        <a:fillRef idx="1">
+                          <a:schemeClr val="accent5"/>
+                        </a:fillRef>
+                        <a:effectRef idx="0">
+                          <a:schemeClr val="accent5"/>
+                        </a:effectRef>
+                        <a:fontRef idx="minor">
+                          <a:schemeClr val="lt1"/>
+                        </a:fontRef>
+                      </wps:style>
+                      <wps:bodyPr rot="0" spcFirstLastPara="0" vertOverflow="overflow" horzOverflow="overflow" vert="horz" wrap="square" lIns="91440" tIns="45720" rIns="91440" bIns="45720" numCol="1" spcCol="0" rtlCol="0" fromWordArt="0" anchor="ctr" anchorCtr="0" forceAA="0" compatLnSpc="1">
+                        <a:prstTxWarp prst="textNoShape">
+                          <a:avLst/>
+                        </a:prstTxWarp>
+                        <a:noAutofit/>
+                      </wps:bodyPr>
+                    </wps:wsp>
+                  </a:graphicData>
+                </a:graphic>
+                <wp14:sizeRelH relativeFrom="margin">
+                  <wp14:pctWidth>0</wp14:pctWidth>
+                </wp14:sizeRelH>
+                <wp14:sizeRelV relativeFrom="margin">
+                  <wp14:pctHeight>0</wp14:pctHeight>
+                </wp14:sizeRelV>
+              </wp:anchor>
+            </w:drawing>
+          </mc:Choice>
+          <mc:Fallback>
+            <w:pict>
+              <v:roundrect w14:anchorId="31FFB3FF" id="Rectangle : coins arrondis 6" o:spid="_x0000_s1026" style="position:absolute;margin-left:357.75pt;margin-top:29.6pt;width:150pt;height:34.5pt;z-index:251675648;visibility:visible;mso-wrap-style:square;mso-width-percent:0;mso-height-percent:0;mso-wrap-distance-left:9pt;mso-wrap-distance-top:0;mso-wrap-distance-right:9pt;mso-wrap-distance-bottom:0;mso-position-horizontal:absolute;mso-position-horizontal-relative:text;mso-position-vertical:absolute;mso-position-vertical-relative:text;mso-width-percent:0;mso-height-percent:0;mso-width-relative:margin;mso-height-relative:margin;v-text-anchor:middle" arcsize="10923f" o:gfxdata="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" filled="f" strokecolor="#170615 [488]" strokeweight="1.5pt">
+                <v:stroke joinstyle="miter"/>
+                <w10:wrap type="through"/>
+              </v:roundrect>
+            </w:pict>
+          </mc:Fallback>
+        </mc:AlternateContent>
+      </w:r>
+      <w:r>
+        <w:rPr>
+          <w:sz w:val="32"/>
+          <w:szCs w:val="32"/>
+        </w:rPr>
+        <w:t xml:space="preserve">Le parallèle parle de lui-même, ici </w:t>
+      </w:r>
+      <w:r>
+        <w:rPr>
+          <w:sz w:val="32"/>
+          <w:szCs w:val="32"/>
+        </w:rPr>
+        <w:t>notre malfrat joue le rôle du pêcheur et vous le poisson</w:t>
+      </w:r>
+      <w:r>
+        <w:rPr>
+          <w:sz w:val="32"/>
+          <w:szCs w:val="32"/>
+        </w:rPr>
+        <w:t>!</w:t>
+      </w:r>
+    </w:p>
+    <w:p>
+      <w:pPr>
+        <w:rPr>
+          <w:sz w:val="32"/>
+          <w:szCs w:val="32"/>
+        </w:rPr>
+      </w:pPr>
+      <w:r>
+        <w:rPr>
+          <w:noProof/>
+        </w:rPr>
+        <w:lastRenderedPageBreak/>
+        <mc:AlternateContent>
+          <mc:Choice Requires="wps">
+            <w:drawing>
+              <wp:anchor distT="0" distB="0" distL="114300" distR="114300" simplePos="0" relativeHeight="251682816" behindDoc="0" locked="0" layoutInCell="1" allowOverlap="1" wp14:anchorId="392C642F" wp14:editId="458D9F20">
+                <wp:simplePos x="0" y="0"/>
+                <wp:positionH relativeFrom="column">
+                  <wp:posOffset>1806498</wp:posOffset>
+                </wp:positionH>
+                <wp:positionV relativeFrom="paragraph">
+                  <wp:posOffset>-75983</wp:posOffset>
+                </wp:positionV>
+                <wp:extent cx="488894" cy="961048"/>
+                <wp:effectExtent l="114300" t="0" r="102235" b="0"/>
+                <wp:wrapNone/>
+                <wp:docPr id="1326759713" name="Flèche : gauche 10"/>
+                <wp:cNvGraphicFramePr/>
+                <a:graphic xmlns:a="http://schemas.openxmlformats.org/drawingml/2006/main">
+                  <a:graphicData uri="http://schemas.microsoft.com/office/word/2010/wordprocessingShape">
+                    <wps:wsp>
+                      <wps:cNvSpPr/>
+                      <wps:spPr>
+                        <a:xfrm rot="13260465">
+                          <a:off x="0" y="0"/>
+                          <a:ext cx="488894" cy="961048"/>
+                        </a:xfrm>
+                        <a:prstGeom prst="leftArrow">
+                          <a:avLst/>
+                        </a:prstGeom>
+                      </wps:spPr>
+                      <wps:style>
+                        <a:lnRef idx="2">
+                          <a:schemeClr val="accent1">
+                            <a:shade val="15000"/>
+                          </a:schemeClr>
+                        </a:lnRef>
+                        <a:fillRef idx="1">
+                          <a:schemeClr val="accent1"/>
+                        </a:fillRef>
+                        <a:effectRef idx="0">
+                          <a:schemeClr val="accent1"/>
+                        </a:effectRef>
+                        <a:fontRef idx="minor">
+                          <a:schemeClr val="lt1"/>
+                        </a:fontRef>
+                      </wps:style>
+                      <wps:bodyPr rot="0" spcFirstLastPara="0" vertOverflow="overflow" horzOverflow="overflow" vert="horz" wrap="square" lIns="91440" tIns="45720" rIns="91440" bIns="45720" numCol="1" spcCol="0" rtlCol="0" fromWordArt="0" anchor="ctr" anchorCtr="0" forceAA="0" compatLnSpc="1">
+                        <a:prstTxWarp prst="textNoShape">
+                          <a:avLst/>
+                        </a:prstTxWarp>
+                        <a:noAutofit/>
+                      </wps:bodyPr>
+                    </wps:wsp>
+                  </a:graphicData>
+                </a:graphic>
+                <wp14:sizeRelH relativeFrom="margin">
+                  <wp14:pctWidth>0</wp14:pctWidth>
+                </wp14:sizeRelH>
+                <wp14:sizeRelV relativeFrom="margin">
+                  <wp14:pctHeight>0</wp14:pctHeight>
+                </wp14:sizeRelV>
+              </wp:anchor>
+            </w:drawing>
+          </mc:Choice>
+          <mc:Fallback>
+            <w:pict>
+              <v:shapetype w14:anchorId="693D0ADD" id="_x0000_t66" coordsize="21600,21600" o:spt="66" adj="5400,5400" path="m@0,l@0@1,21600@1,21600@2@0@2@0,21600,,10800xe">
+                <v:stroke joinstyle="miter"/>
+                <v:formulas>
+                  <v:f eqn="val #0"/>
+                  <v:f eqn="val #1"/>
+                  <v:f eqn="sum 21600 0 #1"/>
+                  <v:f eqn="prod #0 #1 10800"/>
+                  <v:f eqn="sum #0 0 @3"/>
+                </v:formulas>
+                <v:path o:connecttype="custom" o:connectlocs="@0,0;0,10800;@0,21600;21600,10800" o:connectangles="270,180,90,0" textboxrect="@4,@1,21600,@2"/>
+                <v:handles>
+                  <v:h position="#0,#1" xrange="0,21600" yrange="0,10800"/>
+                </v:handles>
+              </v:shapetype>
+              <v:shape id="Flèche : gauche 10" o:spid="_x0000_s1026" type="#_x0000_t66" style="position:absolute;margin-left:142.25pt;margin-top:-6pt;width:38.5pt;height:75.65pt;rotation:-9108996fd;z-index:251682816;visibility:visible;mso-wrap-style:square;mso-width-percent:0;mso-height-percent:0;mso-wrap-distance-left:9pt;mso-wrap-distance-top:0;mso-wrap-distance-right:9pt;mso-wrap-distance-bottom:0;mso-position-horizontal:absolute;mso-position-horizontal-relative:text;mso-position-vertical:absolute;mso-position-vertical-relative:text;mso-width-percent:0;mso-height-percent:0;mso-width-relative:margin;mso-height-relative:margin;v-text-anchor:middle" o:gfxdata="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" adj="10800" fillcolor="#156082 [3204]" strokecolor="#030e13 [484]" strokeweight="1.5pt"/>
+            </w:pict>
+          </mc:Fallback>
+        </mc:AlternateContent>
+      </w:r>
+      <w:r>
+        <w:rPr>
+          <w:noProof/>
+        </w:rPr>
+        <mc:AlternateContent>
+          <mc:Choice Requires="wps">
+            <w:drawing>
+              <wp:anchor distT="0" distB="0" distL="114300" distR="114300" simplePos="0" relativeHeight="251678720" behindDoc="0" locked="0" layoutInCell="1" allowOverlap="1" wp14:anchorId="196B50BA" wp14:editId="65BB8173">
+                <wp:simplePos x="0" y="0"/>
+                <wp:positionH relativeFrom="column">
+                  <wp:posOffset>2536546</wp:posOffset>
+                </wp:positionH>
+                <wp:positionV relativeFrom="paragraph">
+                  <wp:posOffset>-321869</wp:posOffset>
+                </wp:positionV>
+                <wp:extent cx="570585" cy="563271"/>
+                <wp:effectExtent l="22542" t="0" r="42863" b="42862"/>
+                <wp:wrapNone/>
+                <wp:docPr id="783388776" name="Flèche : gauche 10"/>
+                <wp:cNvGraphicFramePr/>
+                <a:graphic xmlns:a="http://schemas.openxmlformats.org/drawingml/2006/main">
+                  <a:graphicData uri="http://schemas.microsoft.com/office/word/2010/wordprocessingShape">
+                    <wps:wsp>
+                      <wps:cNvSpPr/>
+                      <wps:spPr>
+                        <a:xfrm rot="16200000">
+                          <a:off x="0" y="0"/>
+                          <a:ext cx="570585" cy="563271"/>
+                        </a:xfrm>
+                        <a:prstGeom prst="leftArrow">
+                          <a:avLst/>
+                        </a:prstGeom>
+                      </wps:spPr>
+                      <wps:style>
+                        <a:lnRef idx="2">
+                          <a:schemeClr val="accent1">
+                            <a:shade val="15000"/>
+                          </a:schemeClr>
+                        </a:lnRef>
+                        <a:fillRef idx="1">
+                          <a:schemeClr val="accent1"/>
+                        </a:fillRef>
+                        <a:effectRef idx="0">
+                          <a:schemeClr val="accent1"/>
+                        </a:effectRef>
+                        <a:fontRef idx="minor">
+                          <a:schemeClr val="lt1"/>
+                        </a:fontRef>
+                      </wps:style>
+                      <wps:bodyPr rot="0" spcFirstLastPara="0" vertOverflow="overflow" horzOverflow="overflow" vert="horz" wrap="square" lIns="91440" tIns="45720" rIns="91440" bIns="45720" numCol="1" spcCol="0" rtlCol="0" fromWordArt="0" anchor="ctr" anchorCtr="0" forceAA="0" compatLnSpc="1">
+                        <a:prstTxWarp prst="textNoShape">
+                          <a:avLst/>
+                        </a:prstTxWarp>
+                        <a:noAutofit/>
+                      </wps:bodyPr>
+                    </wps:wsp>
+                  </a:graphicData>
+                </a:graphic>
+              </wp:anchor>
+            </w:drawing>
+          </mc:Choice>
+          <mc:Fallback>
+            <w:pict>
+              <v:shape w14:anchorId="41639AB2" id="Flèche : gauche 10" o:spid="_x0000_s1026" type="#_x0000_t66" style="position:absolute;margin-left:199.75pt;margin-top:-25.35pt;width:44.95pt;height:44.35pt;rotation:-90;z-index:251678720;visibility:visible;mso-wrap-style:square;mso-wrap-distance-left:9pt;mso-wrap-distance-top:0;mso-wrap-distance-right:9pt;mso-wrap-distance-bottom:0;mso-position-horizontal:absolute;mso-position-horizontal-relative:text;mso-position-vertical:absolute;mso-position-vertical-relative:text;v-text-anchor:middle" o:gfxdata="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" adj="10662" fillcolor="#156082 [3204]" strokecolor="#030e13 [484]" strokeweight="1.5pt"/>
+            </w:pict>
+          </mc:Fallback>
+        </mc:AlternateContent>
+      </w:r>
+      <w:r>
+        <w:rPr>
+          <w:noProof/>
+        </w:rPr>
+        <mc:AlternateContent>
+          <mc:Choice Requires="wps">
+            <w:drawing>
+              <wp:anchor distT="0" distB="0" distL="114300" distR="114300" simplePos="0" relativeHeight="251677696" behindDoc="0" locked="0" layoutInCell="1" allowOverlap="1" wp14:anchorId="3B25CFAD" wp14:editId="19BDD60D">
+                <wp:simplePos x="0" y="0"/>
+                <wp:positionH relativeFrom="column">
+                  <wp:posOffset>3560470</wp:posOffset>
+                </wp:positionH>
+                <wp:positionV relativeFrom="paragraph">
+                  <wp:posOffset>131420</wp:posOffset>
+                </wp:positionV>
+                <wp:extent cx="234087" cy="146304"/>
+                <wp:effectExtent l="0" t="57150" r="13970" b="25400"/>
+                <wp:wrapNone/>
+                <wp:docPr id="154150070" name="Flèche : gauche 9"/>
+                <wp:cNvGraphicFramePr/>
+                <a:graphic xmlns:a="http://schemas.openxmlformats.org/drawingml/2006/main">
+                  <a:graphicData uri="http://schemas.microsoft.com/office/word/2010/wordprocessingShape">
+                    <wps:wsp>
+                      <wps:cNvSpPr/>
+                      <wps:spPr>
+                        <a:xfrm rot="19163799">
+                          <a:off x="0" y="0"/>
+                          <a:ext cx="234087" cy="146304"/>
+                        </a:xfrm>
+                        <a:prstGeom prst="leftArrow">
+                          <a:avLst/>
+                        </a:prstGeom>
+                      </wps:spPr>
+                      <wps:style>
+                        <a:lnRef idx="2">
+                          <a:schemeClr val="accent1">
+                            <a:shade val="15000"/>
+                          </a:schemeClr>
+                        </a:lnRef>
+                        <a:fillRef idx="1">
+                          <a:schemeClr val="accent1"/>
+                        </a:fillRef>
+                        <a:effectRef idx="0">
+                          <a:schemeClr val="accent1"/>
+                        </a:effectRef>
+                        <a:fontRef idx="minor">
+                          <a:schemeClr val="lt1"/>
+                        </a:fontRef>
+                      </wps:style>
+                      <wps:bodyPr rot="0" spcFirstLastPara="0" vertOverflow="overflow" horzOverflow="overflow" vert="horz" wrap="square" lIns="91440" tIns="45720" rIns="91440" bIns="45720" numCol="1" spcCol="0" rtlCol="0" fromWordArt="0" anchor="ctr" anchorCtr="0" forceAA="0" compatLnSpc="1">
+                        <a:prstTxWarp prst="textNoShape">
+                          <a:avLst/>
+                        </a:prstTxWarp>
+                        <a:noAutofit/>
+                      </wps:bodyPr>
+                    </wps:wsp>
+                  </a:graphicData>
+                </a:graphic>
+              </wp:anchor>
+            </w:drawing>
+          </mc:Choice>
+          <mc:Fallback>
+            <w:pict>
+              <v:shape w14:anchorId="4C470BC6" id="Flèche : gauche 9" o:spid="_x0000_s1026" type="#_x0000_t66" style="position:absolute;margin-left:280.35pt;margin-top:10.35pt;width:18.45pt;height:11.5pt;rotation:-2660981fd;z-index:251677696;visibility:visible;mso-wrap-style:square;mso-wrap-distance-left:9pt;mso-wrap-distance-top:0;mso-wrap-distance-right:9pt;mso-wrap-distance-bottom:0;mso-position-horizontal:absolute;mso-position-horizontal-relative:text;mso-position-vertical:absolute;mso-position-vertical-relative:text;v-text-anchor:middle" o:gfxdata="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" adj="6750" fillcolor="#156082 [3204]" strokecolor="#030e13 [484]" strokeweight="1.5pt"/>
+            </w:pict>
+          </mc:Fallback>
+        </mc:AlternateContent>
+      </w:r>
+      <w:r>
+        <w:rPr>
+          <w:noProof/>
+        </w:rPr>
+        <w:drawing>
+          <wp:anchor distT="0" distB="0" distL="114300" distR="114300" simplePos="0" relativeHeight="251671552" behindDoc="1" locked="0" layoutInCell="1" allowOverlap="1" wp14:anchorId="47ED11A8" wp14:editId="58338962">
+            <wp:simplePos x="0" y="0"/>
+            <wp:positionH relativeFrom="page">
+              <wp:posOffset>1375979</wp:posOffset>
+            </wp:positionH>
+            <wp:positionV relativeFrom="paragraph">
+              <wp:posOffset>-132</wp:posOffset>
+            </wp:positionV>
+            <wp:extent cx="3133725" cy="3057525"/>
+            <wp:effectExtent l="0" t="0" r="9525" b="9525"/>
+            <wp:wrapTight wrapText="bothSides">
+              <wp:wrapPolygon edited="0">
+                <wp:start x="525" y="0"/>
+                <wp:lineTo x="0" y="269"/>
+                <wp:lineTo x="0" y="21398"/>
+                <wp:lineTo x="525" y="21533"/>
+                <wp:lineTo x="21009" y="21533"/>
+                <wp:lineTo x="21534" y="21398"/>
+                <wp:lineTo x="21534" y="269"/>
+                <wp:lineTo x="21009" y="0"/>
+                <wp:lineTo x="525" y="0"/>
+              </wp:wrapPolygon>
+            </wp:wrapTight>
+            <wp:docPr id="1738498602" name="Image 1"/>
+            <wp:cNvGraphicFramePr>
+              <a:graphicFrameLocks xmlns:a="http://schemas.openxmlformats.org/drawingml/2006/main" noChangeAspect="1"/>
+            </wp:cNvGraphicFramePr>
+            <a:graphic xmlns:a="http://schemas.openxmlformats.org/drawingml/2006/main">
+              <a:graphicData uri="http://schemas.openxmlformats.org/drawingml/2006/picture">
+                <pic:pic xmlns:pic="http://schemas.openxmlformats.org/drawingml/2006/picture">
+                  <pic:nvPicPr>
+                    <pic:cNvPr id="0" name="Picture 1"/>
+                    <pic:cNvPicPr>
+                      <a:picLocks noChangeAspect="1" noChangeArrowheads="1"/>
+                    </pic:cNvPicPr>
+                  </pic:nvPicPr>
+                  <pic:blipFill rotWithShape="1">
+                    <a:blip r:embed="rId14">
+                      <a:extLst>
+                        <a:ext uri="{28A0092B-C50C-407E-A947-70E740481C1C}">
+                          <a14:useLocalDpi xmlns:a14="http://schemas.microsoft.com/office/drawing/2010/main" val="0"/>
+                        </a:ext>
+                      </a:extLst>
+                    </a:blip>
+                    <a:srcRect l="18519" t="1388" r="13786" b="9445"/>
+                    <a:stretch>
+                      <a:fillRect/>
+                    </a:stretch>
+                  </pic:blipFill>
+                  <pic:spPr bwMode="auto">
+                    <a:xfrm>
+                      <a:off x="0" y="0"/>
+                      <a:ext cx="3133725" cy="3057525"/>
+                    </a:xfrm>
+                    <a:prstGeom prst="rect">
+                      <a:avLst/>
+                    </a:prstGeom>
+                    <a:ln>
+                      <a:noFill/>
+                    </a:ln>
+                    <a:effectLst>
+                      <a:softEdge rad="112500"/>
+                    </a:effectLst>
+                    <a:extLst>
+                      <a:ext uri="{53640926-AAD7-44D8-BBD7-CCE9431645EC}">
+                        <a14:shadowObscured xmlns:a14="http://schemas.microsoft.com/office/drawing/2010/main"/>
+                      </a:ext>
+                    </a:extLst>
+                  </pic:spPr>
+                </pic:pic>
+              </a:graphicData>
+            </a:graphic>
+            <wp14:sizeRelH relativeFrom="page">
+              <wp14:pctWidth>0</wp14:pctWidth>
+            </wp14:sizeRelH>
+            <wp14:sizeRelV relativeFrom="page">
+              <wp14:pctHeight>0</wp14:pctHeight>
+            </wp14:sizeRelV>
+          </wp:anchor>
+        </w:drawing>
+      </w:r>
+    </w:p>
+    <w:p>
+      <w:pPr>
+        <w:rPr>
+          <w:sz w:val="32"/>
+          <w:szCs w:val="32"/>
+        </w:rPr>
+      </w:pPr>
+      <w:r>
+        <w:rPr>
+          <w:noProof/>
+          <w:sz w:val="32"/>
+          <w:szCs w:val="32"/>
+        </w:rPr>
+        <mc:AlternateContent>
+          <mc:Choice Requires="wps">
+            <w:drawing>
+              <wp:anchor distT="0" distB="0" distL="114300" distR="114300" simplePos="0" relativeHeight="251676672" behindDoc="0" locked="0" layoutInCell="1" allowOverlap="1" wp14:anchorId="0E99AFE0" wp14:editId="16A34C47">
+                <wp:simplePos x="0" y="0"/>
+                <wp:positionH relativeFrom="column">
+                  <wp:posOffset>3385109</wp:posOffset>
+                </wp:positionH>
+                <wp:positionV relativeFrom="paragraph">
+                  <wp:posOffset>282829</wp:posOffset>
+                </wp:positionV>
+                <wp:extent cx="248717" cy="292608"/>
+                <wp:effectExtent l="19050" t="19050" r="18415" b="31750"/>
+                <wp:wrapNone/>
+                <wp:docPr id="1446366428" name="Flèche : gauche 8"/>
+                <wp:cNvGraphicFramePr/>
+                <a:graphic xmlns:a="http://schemas.openxmlformats.org/drawingml/2006/main">
+                  <a:graphicData uri="http://schemas.microsoft.com/office/word/2010/wordprocessingShape">
+                    <wps:wsp>
+                      <wps:cNvSpPr/>
+                      <wps:spPr>
+                        <a:xfrm>
+                          <a:off x="0" y="0"/>
+                          <a:ext cx="248717" cy="292608"/>
+                        </a:xfrm>
+                        <a:prstGeom prst="leftArrow">
+                          <a:avLst/>
+                        </a:prstGeom>
+                      </wps:spPr>
+                      <wps:style>
+                        <a:lnRef idx="2">
+                          <a:schemeClr val="accent1">
+                            <a:shade val="15000"/>
+                          </a:schemeClr>
+                        </a:lnRef>
+                        <a:fillRef idx="1">
+                          <a:schemeClr val="accent1"/>
+                        </a:fillRef>
+                        <a:effectRef idx="0">
+                          <a:schemeClr val="accent1"/>
+                        </a:effectRef>
+                        <a:fontRef idx="minor">
+                          <a:schemeClr val="lt1"/>
+                        </a:fontRef>
+                      </wps:style>
+                      <wps:bodyPr rot="0" spcFirstLastPara="0" vertOverflow="overflow" horzOverflow="overflow" vert="horz" wrap="square" lIns="91440" tIns="45720" rIns="91440" bIns="45720" numCol="1" spcCol="0" rtlCol="0" fromWordArt="0" anchor="ctr" anchorCtr="0" forceAA="0" compatLnSpc="1">
+                        <a:prstTxWarp prst="textNoShape">
+                          <a:avLst/>
+                        </a:prstTxWarp>
+                        <a:noAutofit/>
+                      </wps:bodyPr>
+                    </wps:wsp>
+                  </a:graphicData>
+                </a:graphic>
+              </wp:anchor>
+            </w:drawing>
+          </mc:Choice>
+          <mc:Fallback>
+            <w:pict>
+              <v:shape w14:anchorId="22A73AFA" id="Flèche : gauche 8" o:spid="_x0000_s1026" type="#_x0000_t66" style="position:absolute;margin-left:266.55pt;margin-top:22.25pt;width:19.6pt;height:23.05pt;z-index:251676672;visibility:visible;mso-wrap-style:square;mso-wrap-distance-left:9pt;mso-wrap-distance-top:0;mso-wrap-distance-right:9pt;mso-wrap-distance-bottom:0;mso-position-horizontal:absolute;mso-position-horizontal-relative:text;mso-position-vertical:absolute;mso-position-vertical-relative:text;v-text-anchor:middle" o:gfxdata="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" adj="10800" fillcolor="#156082 [3204]" strokecolor="#030e13 [484]" strokeweight="1.5pt"/>
+            </w:pict>
+          </mc:Fallback>
+        </mc:AlternateContent>
+      </w:r>
+    </w:p>
+    <w:p>
+      <w:pPr>
+        <w:rPr>
+          <w:sz w:val="32"/>
+          <w:szCs w:val="32"/>
+        </w:rPr>
+      </w:pPr>
+      <w:r>
+        <w:rPr>
+          <w:noProof/>
+        </w:rPr>
+        <mc:AlternateContent>
+          <mc:Choice Requires="wps">
+            <w:drawing>
+              <wp:anchor distT="0" distB="0" distL="114300" distR="114300" simplePos="0" relativeHeight="251680768" behindDoc="0" locked="0" layoutInCell="1" allowOverlap="1" wp14:anchorId="735A2A43" wp14:editId="338B3D2D">
+                <wp:simplePos x="0" y="0"/>
+                <wp:positionH relativeFrom="column">
+                  <wp:posOffset>2104783</wp:posOffset>
+                </wp:positionH>
+                <wp:positionV relativeFrom="paragraph">
+                  <wp:posOffset>237910</wp:posOffset>
+                </wp:positionV>
+                <wp:extent cx="487049" cy="474046"/>
+                <wp:effectExtent l="25718" t="0" r="0" b="33973"/>
+                <wp:wrapNone/>
+                <wp:docPr id="1088317752" name="Flèche : gauche 10"/>
+                <wp:cNvGraphicFramePr/>
+                <a:graphic xmlns:a="http://schemas.openxmlformats.org/drawingml/2006/main">
+                  <a:graphicData uri="http://schemas.microsoft.com/office/word/2010/wordprocessingShape">
+                    <wps:wsp>
+                      <wps:cNvSpPr/>
+                      <wps:spPr>
+                        <a:xfrm rot="7855202">
+                          <a:off x="0" y="0"/>
+                          <a:ext cx="487049" cy="474046"/>
+                        </a:xfrm>
+                        <a:prstGeom prst="leftArrow">
+                          <a:avLst/>
+                        </a:prstGeom>
+                      </wps:spPr>
+                      <wps:style>
+                        <a:lnRef idx="2">
+                          <a:schemeClr val="accent1">
+                            <a:shade val="15000"/>
+                          </a:schemeClr>
+                        </a:lnRef>
+                        <a:fillRef idx="1">
+                          <a:schemeClr val="accent1"/>
+                        </a:fillRef>
+                        <a:effectRef idx="0">
+                          <a:schemeClr val="accent1"/>
+                        </a:effectRef>
+                        <a:fontRef idx="minor">
+                          <a:schemeClr val="lt1"/>
+                        </a:fontRef>
+                      </wps:style>
+                      <wps:bodyPr rot="0" spcFirstLastPara="0" vertOverflow="overflow" horzOverflow="overflow" vert="horz" wrap="square" lIns="91440" tIns="45720" rIns="91440" bIns="45720" numCol="1" spcCol="0" rtlCol="0" fromWordArt="0" anchor="ctr" anchorCtr="0" forceAA="0" compatLnSpc="1">
+                        <a:prstTxWarp prst="textNoShape">
+                          <a:avLst/>
+                        </a:prstTxWarp>
+                        <a:noAutofit/>
+                      </wps:bodyPr>
+                    </wps:wsp>
+                  </a:graphicData>
+                </a:graphic>
+                <wp14:sizeRelH relativeFrom="margin">
+                  <wp14:pctWidth>0</wp14:pctWidth>
+                </wp14:sizeRelH>
+                <wp14:sizeRelV relativeFrom="margin">
+                  <wp14:pctHeight>0</wp14:pctHeight>
+                </wp14:sizeRelV>
+              </wp:anchor>
+            </w:drawing>
+          </mc:Choice>
+          <mc:Fallback>
+            <w:pict>
+              <v:shape w14:anchorId="7B7C140A" id="Flèche : gauche 10" o:spid="_x0000_s1026" type="#_x0000_t66" style="position:absolute;margin-left:165.75pt;margin-top:18.75pt;width:38.35pt;height:37.35pt;rotation:8579975fd;z-index:251680768;visibility:visible;mso-wrap-style:square;mso-width-percent:0;mso-height-percent:0;mso-wrap-distance-left:9pt;mso-wrap-distance-top:0;mso-wrap-distance-right:9pt;mso-wrap-distance-bottom:0;mso-position-horizontal:absolute;mso-position-horizontal-relative:text;mso-position-vertical:absolute;mso-position-vertical-relative:text;mso-width-percent:0;mso-height-percent:0;mso-width-relative:margin;mso-height-relative:margin;v-text-anchor:middle" o:gfxdata="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" adj="10512" fillcolor="#156082 [3204]" strokecolor="#030e13 [484]" strokeweight="1.5pt"/>
+            </w:pict>
+          </mc:Fallback>
+        </mc:AlternateContent>
+      </w:r>
+      <w:r>
+        <w:rPr>
+          <w:noProof/>
+        </w:rPr>
+        <mc:AlternateContent>
+          <mc:Choice Requires="wps">
+            <w:drawing>
+              <wp:anchor distT="0" distB="0" distL="114300" distR="114300" simplePos="0" relativeHeight="251684864" behindDoc="0" locked="0" layoutInCell="1" allowOverlap="1" wp14:anchorId="7F6F8452" wp14:editId="1CEA1B6C">
+                <wp:simplePos x="0" y="0"/>
+                <wp:positionH relativeFrom="column">
+                  <wp:posOffset>2939630</wp:posOffset>
+                </wp:positionH>
+                <wp:positionV relativeFrom="paragraph">
+                  <wp:posOffset>196087</wp:posOffset>
+                </wp:positionV>
+                <wp:extent cx="343509" cy="409599"/>
+                <wp:effectExtent l="0" t="0" r="4763" b="42862"/>
+                <wp:wrapNone/>
+                <wp:docPr id="1096571838" name="Flèche : gauche 10"/>
+                <wp:cNvGraphicFramePr/>
+                <a:graphic xmlns:a="http://schemas.openxmlformats.org/drawingml/2006/main">
+                  <a:graphicData uri="http://schemas.microsoft.com/office/word/2010/wordprocessingShape">
+                    <wps:wsp>
+                      <wps:cNvSpPr/>
+                      <wps:spPr>
+                        <a:xfrm rot="3371781">
+                          <a:off x="0" y="0"/>
+                          <a:ext cx="343509" cy="409599"/>
+                        </a:xfrm>
+                        <a:prstGeom prst="leftArrow">
+                          <a:avLst/>
+                        </a:prstGeom>
+                      </wps:spPr>
+                      <wps:style>
+                        <a:lnRef idx="2">
+                          <a:schemeClr val="accent1">
+                            <a:shade val="15000"/>
+                          </a:schemeClr>
+                        </a:lnRef>
+                        <a:fillRef idx="1">
+                          <a:schemeClr val="accent1"/>
+                        </a:fillRef>
+                        <a:effectRef idx="0">
+                          <a:schemeClr val="accent1"/>
+                        </a:effectRef>
+                        <a:fontRef idx="minor">
+                          <a:schemeClr val="lt1"/>
+                        </a:fontRef>
+                      </wps:style>
+                      <wps:bodyPr rot="0" spcFirstLastPara="0" vertOverflow="overflow" horzOverflow="overflow" vert="horz" wrap="square" lIns="91440" tIns="45720" rIns="91440" bIns="45720" numCol="1" spcCol="0" rtlCol="0" fromWordArt="0" anchor="ctr" anchorCtr="0" forceAA="0" compatLnSpc="1">
+                        <a:prstTxWarp prst="textNoShape">
+                          <a:avLst/>
+                        </a:prstTxWarp>
+                        <a:noAutofit/>
+                      </wps:bodyPr>
+                    </wps:wsp>
+                  </a:graphicData>
+                </a:graphic>
+                <wp14:sizeRelH relativeFrom="margin">
+                  <wp14:pctWidth>0</wp14:pctWidth>
+                </wp14:sizeRelH>
+                <wp14:sizeRelV relativeFrom="margin">
+                  <wp14:pctHeight>0</wp14:pctHeight>
+                </wp14:sizeRelV>
+              </wp:anchor>
+            </w:drawing>
+          </mc:Choice>
+          <mc:Fallback>
+            <w:pict>
+              <v:shape w14:anchorId="7B4F4440" id="Flèche : gauche 10" o:spid="_x0000_s1026" type="#_x0000_t66" style="position:absolute;margin-left:231.45pt;margin-top:15.45pt;width:27.05pt;height:32.25pt;rotation:3682884fd;z-index:251684864;visibility:visible;mso-wrap-style:square;mso-width-percent:0;mso-height-percent:0;mso-wrap-distance-left:9pt;mso-wrap-distance-top:0;mso-wrap-distance-right:9pt;mso-wrap-distance-bottom:0;mso-position-horizontal:absolute;mso-position-horizontal-relative:text;mso-position-vertical:absolute;mso-position-vertical-relative:text;mso-width-percent:0;mso-height-percent:0;mso-width-relative:margin;mso-height-relative:margin;v-text-anchor:middle" o:gfxdata="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" adj="10800" fillcolor="#156082 [3204]" strokecolor="#030e13 [484]" strokeweight="1.5pt"/>
+            </w:pict>
+          </mc:Fallback>
+        </mc:AlternateContent>
+      </w:r>
+      <w:r>
+        <w:rPr>
+          <w:sz w:val="32"/>
+          <w:szCs w:val="32"/>
+        </w:rPr>
+        <w:br/>
+      </w:r>
+      <w:r>
+        <w:rPr>
+          <w:sz w:val="32"/>
+          <w:szCs w:val="32"/>
+        </w:rPr>
+        <w:br/>
+      </w:r>
+      <w:r>
+        <w:rPr>
+          <w:sz w:val="32"/>
+          <w:szCs w:val="32"/>
+        </w:rPr>
+        <w:br/>
+      </w:r>
+      <w:r>
+        <w:rPr>
+          <w:sz w:val="32"/>
+          <w:szCs w:val="32"/>
+        </w:rPr>
+        <w:br/>
+      </w:r>
+      <w:r>
+        <w:rPr>
+          <w:sz w:val="32"/>
+          <w:szCs w:val="32"/>
+        </w:rPr>
+        <w:br/>
+      </w:r>
+      <w:r>
+        <w:rPr>
+          <w:sz w:val="32"/>
+          <w:szCs w:val="32"/>
+        </w:rPr>
+        <w:t>Quant</w:t>
+      </w:r>
+      <w:r>
+        <w:rPr>
+          <w:sz w:val="32"/>
+          <w:szCs w:val="32"/>
+        </w:rPr>
+        <w:t xml:space="preserve"> </w:t>
+      </w:r>
+      <w:r>
+        <w:rPr>
+          <w:sz w:val="32"/>
+          <w:szCs w:val="32"/>
+        </w:rPr>
+        <w:t>à</w:t>
+      </w:r>
+      <w:r>
+        <w:rPr>
+          <w:sz w:val="32"/>
+          <w:szCs w:val="32"/>
+        </w:rPr>
+        <w:t xml:space="preserve"> l’appât </w:t>
+      </w:r>
+      <w:r>
+        <w:rPr>
+          <w:sz w:val="32"/>
+          <w:szCs w:val="32"/>
+        </w:rPr>
+        <w:t>elles sont</w:t>
+      </w:r>
+      <w:r>
+        <w:rPr>
+          <w:sz w:val="32"/>
+          <w:szCs w:val="32"/>
+        </w:rPr>
+        <w:t xml:space="preserve"> souvent sous forme de bouton invasif de pop up </w:t>
+      </w:r>
+      <w:r>
+        <w:rPr>
+          <w:sz w:val="32"/>
+          <w:szCs w:val="32"/>
+        </w:rPr>
+        <w:t xml:space="preserve">qui remplissent ton écran, des liens souvent certains le font par le biais de l’appel </w:t>
+      </w:r>
+      <w:r>
+        <w:rPr>
+          <w:sz w:val="32"/>
+          <w:szCs w:val="32"/>
+        </w:rPr>
+        <w:t>au téléphone, d’autres avec les courriels mais la grande majorité se trouvent un peu partout sur le web</w:t>
+      </w:r>
+    </w:p>
+    <w:p>
+      <w:r>
+        <w:rPr>
+          <w:noProof/>
+        </w:rPr>
+        <mc:AlternateContent>
+          <mc:Choice Requires="wps">
+            <w:drawing>
+              <wp:anchor distT="0" distB="0" distL="114300" distR="114300" simplePos="0" relativeHeight="251686912" behindDoc="0" locked="0" layoutInCell="1" allowOverlap="1" wp14:anchorId="7E1493C6" wp14:editId="0B799BD8">
+                <wp:simplePos x="0" y="0"/>
+                <wp:positionH relativeFrom="margin">
+                  <wp:align>left</wp:align>
+                </wp:positionH>
+                <wp:positionV relativeFrom="paragraph">
+                  <wp:posOffset>66508</wp:posOffset>
+                </wp:positionV>
+                <wp:extent cx="190919" cy="195943"/>
+                <wp:effectExtent l="0" t="0" r="19050" b="13970"/>
+                <wp:wrapNone/>
+                <wp:docPr id="822721169" name="Ellipse 12"/>
+                <wp:cNvGraphicFramePr/>
+                <a:graphic xmlns:a="http://schemas.openxmlformats.org/drawingml/2006/main">
+                  <a:graphicData uri="http://schemas.microsoft.com/office/word/2010/wordprocessingShape">
+                    <wps:wsp>
+                      <wps:cNvSpPr/>
+                      <wps:spPr>
+                        <a:xfrm>
+                          <a:off x="0" y="0"/>
+                          <a:ext cx="190919" cy="195943"/>
+                        </a:xfrm>
+                        <a:prstGeom prst="ellipse">
+                          <a:avLst/>
+                        </a:prstGeom>
+                        <a:solidFill>
+                          <a:srgbClr val="FF0000"/>
+                        </a:solidFill>
+                        <a:ln>
+                          <a:solidFill>
+                            <a:schemeClr val="accent1">
+                              <a:lumMod val="60000"/>
+                              <a:lumOff val="40000"/>
+                            </a:schemeClr>
+                          </a:solidFill>
+                          <a:prstDash val="lgDash"/>
+                        </a:ln>
+                      </wps:spPr>
+                      <wps:style>
+                        <a:lnRef idx="2">
+                          <a:schemeClr val="accent1">
+                            <a:shade val="15000"/>
+                          </a:schemeClr>
+                        </a:lnRef>
+                        <a:fillRef idx="1">
+                          <a:schemeClr val="accent1"/>
+                        </a:fillRef>
+                        <a:effectRef idx="0">
+                          <a:schemeClr val="accent1"/>
+                        </a:effectRef>
+                        <a:fontRef idx="minor">
+                          <a:schemeClr val="lt1"/>
+                        </a:fontRef>
+                      </wps:style>
+                      <wps:bodyPr rot="0" spcFirstLastPara="0" vertOverflow="overflow" horzOverflow="overflow" vert="horz" wrap="square" lIns="91440" tIns="45720" rIns="91440" bIns="45720" numCol="1" spcCol="0" rtlCol="0" fromWordArt="0" anchor="ctr" anchorCtr="0" forceAA="0" compatLnSpc="1">
+                        <a:prstTxWarp prst="textNoShape">
+                          <a:avLst/>
+                        </a:prstTxWarp>
+                        <a:noAutofit/>
+                      </wps:bodyPr>
+                    </wps:wsp>
+                  </a:graphicData>
+                </a:graphic>
+              </wp:anchor>
+            </w:drawing>
+          </mc:Choice>
+          <mc:Fallback>
+            <w:pict>
+              <v:oval w14:anchorId="6260FE4E" id="Ellipse 12" o:spid="_x0000_s1026" style="position:absolute;margin-left:0;margin-top:5.25pt;width:15.05pt;height:15.45pt;z-index:251686912;visibility:visible;mso-wrap-style:square;mso-wrap-distance-left:9pt;mso-wrap-distance-top:0;mso-wrap-distance-right:9pt;mso-wrap-distance-bottom:0;mso-position-horizontal:left;mso-position-horizontal-relative:margin;mso-position-vertical:absolute;mso-position-vertical-relative:text;v-text-anchor:middle" o:gfxdata="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" fillcolor="red" strokecolor="#45b0e1 [1940]" strokeweight="1.5pt">
+                <v:stroke dashstyle="longDash" joinstyle="miter"/>
+                <w10:wrap anchorx="margin"/>
+              </v:oval>
+            </w:pict>
+          </mc:Fallback>
+        </mc:AlternateContent>
+      </w:r>
+    </w:p>
+    <w:p>
+      <w:r>
+        <w:rPr>
+          <w:noProof/>
+        </w:rPr>
+        <w:drawing>
+          <wp:anchor distT="0" distB="0" distL="114300" distR="114300" simplePos="0" relativeHeight="251685888" behindDoc="0" locked="0" layoutInCell="1" allowOverlap="1" wp14:anchorId="4310930C" wp14:editId="693CA8CB">
+            <wp:simplePos x="0" y="0"/>
+            <wp:positionH relativeFrom="column">
+              <wp:posOffset>-565680</wp:posOffset>
+            </wp:positionH>
+            <wp:positionV relativeFrom="paragraph">
+              <wp:posOffset>-568259</wp:posOffset>
+            </wp:positionV>
+            <wp:extent cx="2811439" cy="3060801"/>
+            <wp:effectExtent l="990600" t="114300" r="122555" b="177800"/>
+            <wp:wrapThrough wrapText="bothSides">
+              <wp:wrapPolygon edited="0">
+                <wp:start x="-878" y="-807"/>
+                <wp:lineTo x="-878" y="14520"/>
+                <wp:lineTo x="-7465" y="14520"/>
+                <wp:lineTo x="-7611" y="18822"/>
+                <wp:lineTo x="-5709" y="18822"/>
+                <wp:lineTo x="-5709" y="20973"/>
+                <wp:lineTo x="-2927" y="20973"/>
+                <wp:lineTo x="-2927" y="21779"/>
+                <wp:lineTo x="-878" y="22720"/>
+                <wp:lineTo x="21517" y="22720"/>
+                <wp:lineTo x="21663" y="22451"/>
+                <wp:lineTo x="22395" y="21107"/>
+                <wp:lineTo x="22395" y="-807"/>
+                <wp:lineTo x="-878" y="-807"/>
+              </wp:wrapPolygon>
+            </wp:wrapThrough>
+            <wp:docPr id="1317494205" name="Image 7"/>
+            <wp:cNvGraphicFramePr>
+              <a:graphicFrameLocks xmlns:a="http://schemas.openxmlformats.org/drawingml/2006/main" noChangeAspect="1"/>
+            </wp:cNvGraphicFramePr>
+            <a:graphic xmlns:a="http://schemas.openxmlformats.org/drawingml/2006/main">
+              <a:graphicData uri="http://schemas.openxmlformats.org/drawingml/2006/picture">
+                <pic:pic xmlns:pic="http://schemas.openxmlformats.org/drawingml/2006/picture">
+                  <pic:nvPicPr>
+                    <pic:cNvPr id="0" name="Picture 4"/>
+                    <pic:cNvPicPr>
+                      <a:picLocks noChangeAspect="1" noChangeArrowheads="1"/>
+                    </pic:cNvPicPr>
+                  </pic:nvPicPr>
+                  <pic:blipFill>
+                    <a:blip r:embed="rId15" cstate="print">
+                      <a:extLst>
+                        <a:ext uri="{BEBA8EAE-BF5A-486C-A8C5-ECC9F3942E4B}">
+                          <a14:imgProps xmlns:a14="http://schemas.microsoft.com/office/drawing/2010/main">
+                            <a14:imgLayer r:embed="rId16">
+                              <a14:imgEffect>
+                                <a14:sharpenSoften amount="100000"/>
+                              </a14:imgEffect>
+                              <a14:imgEffect>
+                                <a14:brightnessContrast bright="-11000" contrast="-27000"/>
+                              </a14:imgEffect>
+                            </a14:imgLayer>
+                          </a14:imgProps>
+                        </a:ext>
+                        <a:ext uri="{28A0092B-C50C-407E-A947-70E740481C1C}">
+                          <a14:useLocalDpi xmlns:a14="http://schemas.microsoft.com/office/drawing/2010/main" val="0"/>
+                        </a:ext>
+                      </a:extLst>
+                    </a:blip>
+                    <a:srcRect/>
+                    <a:stretch>
+                      <a:fillRect/>
+                    </a:stretch>
+                  </pic:blipFill>
+                  <pic:spPr bwMode="auto">
+                    <a:xfrm>
+                      <a:off x="0" y="0"/>
+                      <a:ext cx="2811439" cy="3060801"/>
+                    </a:xfrm>
+                    <a:prstGeom prst="rect">
+                      <a:avLst/>
+                    </a:prstGeom>
+                    <a:ln w="127000" cap="rnd">
+                      <a:solidFill>
+                        <a:srgbClr val="FFFFFF"/>
+                      </a:solidFill>
+                    </a:ln>
+                    <a:effectLst>
+                      <a:outerShdw blurRad="76200" dist="95250" dir="10500000" sx="97000" sy="23000" kx="900000" algn="br" rotWithShape="0">
+                        <a:srgbClr val="000000">
+                          <a:alpha val="20000"/>
+                        </a:srgbClr>
+                      </a:outerShdw>
+                    </a:effectLst>
+                    <a:scene3d>
+                      <a:camera prst="orthographicFront"/>
+                      <a:lightRig rig="twoPt" dir="t">
+                        <a:rot lat="0" lon="0" rev="7800000"/>
+                      </a:lightRig>
+                    </a:scene3d>
+                    <a:sp3d contourW="6350">
+                      <a:bevelT w="50800" h="16510"/>
+                      <a:contourClr>
+                        <a:srgbClr val="C0C0C0"/>
+                      </a:contourClr>
+                    </a:sp3d>
+                  </pic:spPr>
+                </pic:pic>
+              </a:graphicData>
+            </a:graphic>
+            <wp14:sizeRelH relativeFrom="page">
+              <wp14:pctWidth>0</wp14:pctWidth>
+            </wp14:sizeRelH>
+            <wp14:sizeRelV relativeFrom="page">
+              <wp14:pctHeight>0</wp14:pctHeight>
+            </wp14:sizeRelV>
+          </wp:anchor>
+        </w:drawing>
+      </w:r>
+    </w:p>
+    <w:p>
+      <w:pPr>
+        <w:rPr>
+          <w:sz w:val="32"/>
+          <w:szCs w:val="32"/>
+        </w:rPr>
+      </w:pPr>
+      <w:r>
+        <w:rPr>
+          <w:sz w:val="32"/>
+          <w:szCs w:val="32"/>
+        </w:rPr>
+        <w:t xml:space="preserve">Énormément de gens se font avoir chaque </w:t>
+      </w:r>
+      <w:r>
+        <w:rPr>
+          <w:sz w:val="32"/>
+          <w:szCs w:val="32"/>
+        </w:rPr>
+        <w:t>jour</w:t>
+      </w:r>
+      <w:r>
+        <w:rPr>
+          <w:sz w:val="32"/>
+          <w:szCs w:val="32"/>
+        </w:rPr>
+        <w:t xml:space="preserve"> et c’est dommage mais, soyez </w:t>
+      </w:r>
+      <w:r>
+        <w:rPr>
+          <w:sz w:val="32"/>
+          <w:szCs w:val="32"/>
+        </w:rPr>
+        <w:t>heureux !!</w:t>
+      </w:r>
+      <w:r>
+        <w:rPr>
+          <w:sz w:val="32"/>
+          <w:szCs w:val="32"/>
+        </w:rPr>
+        <w:t xml:space="preserve"> </w:t>
+      </w:r>
+      <w:r>
+        <w:rPr>
+          <w:sz w:val="32"/>
+          <w:szCs w:val="32"/>
+        </w:rPr>
+        <w:t>A partir d’aujourd’hui, ce ne sera plus votre cas!</w:t>
+      </w:r>
+    </w:p>
     <w:p/>
     <w:p/>
     <w:p/>
     <w:p/>
     <w:p/>
     <w:p>
-      <w:hyperlink r:id="rId13" w:history="1">
+      <w:pPr>
+        <w:rPr>
+          <w:sz w:val="40"/>
+          <w:szCs w:val="40"/>
+        </w:rPr>
+      </w:pPr>
+      <w:r>
+        <w:rPr>
+          <w:sz w:val="40"/>
+          <w:szCs w:val="40"/>
+          <w:highlight w:val="darkYellow"/>
+        </w:rPr>
+        <w:lastRenderedPageBreak/>
+        <w:t>Références</w:t>
+      </w:r>
+    </w:p>
+    <w:p/>
+    <w:p/>
+    <w:p>
+      <w:pPr>
+        <w:pStyle w:val="Paragraphedeliste"/>
+        <w:numPr>
+          <w:ilvl w:val="0"/>
+          <w:numId w:val="17"/>
+        </w:numPr>
+      </w:pPr>
+      <w:hyperlink r:id="rId17" w:history="1">
         <w:r>
           <w:rPr>
             <w:rStyle w:val="Lienhypertexte"/>
@@ -2515,10 +3486,16 @@
       </w:hyperlink>
     </w:p>
     <w:p>
+      <w:pPr>
+        <w:ind w:left="360"/>
+      </w:pPr>
       <w:r>
         <w:br/>
       </w:r>
-      <w:hyperlink r:id="rId14" w:anchor="Chrome_puissant_pratique%E2%80%A6_et_tres_oriente_donnees" w:history="1">
+      <w:r>
+        <w:t xml:space="preserve">2. </w:t>
+      </w:r>
+      <w:hyperlink r:id="rId18" w:history="1">
         <w:r>
           <w:rPr>
             <w:rStyle w:val="Lienhypertexte"/>
@@ -2532,7 +3509,10 @@
       <w:r>
         <w:br/>
       </w:r>
-      <w:hyperlink r:id="rId15" w:history="1">
+      <w:r>
+        <w:t xml:space="preserve">3. </w:t>
+      </w:r>
+      <w:hyperlink r:id="rId19" w:history="1">
         <w:r>
           <w:rPr>
             <w:rStyle w:val="Lienhypertexte"/>
@@ -3186,6 +4166,95 @@
     </w:lvl>
   </w:abstractNum>
   <w:abstractNum w:abstractNumId="6" w15:restartNumberingAfterBreak="0">
+    <w:nsid w:val="2D486F7F"/>
+    <w:multiLevelType w:val="hybridMultilevel"/>
+    <w:tmpl w:val="74AA404A"/>
+    <w:lvl w:ilvl="0" w:tplc="0C0C000F">
+      <w:start w:val="1"/>
+      <w:numFmt w:val="decimal"/>
+      <w:lvlText w:val="%1."/>
+      <w:lvlJc w:val="left"/>
+      <w:pPr>
+        <w:ind w:left="720" w:hanging="360"/>
+      </w:pPr>
+      <w:rPr>
+        <w:rFonts w:hint="default"/>
+      </w:rPr>
+    </w:lvl>
+    <w:lvl w:ilvl="1" w:tplc="0C0C0019" w:tentative="1">
+      <w:start w:val="1"/>
+      <w:numFmt w:val="lowerLetter"/>
+      <w:lvlText w:val="%2."/>
+      <w:lvlJc w:val="left"/>
+      <w:pPr>
+        <w:ind w:left="1440" w:hanging="360"/>
+      </w:pPr>
+    </w:lvl>
+    <w:lvl w:ilvl="2" w:tplc="0C0C001B" w:tentative="1">
+      <w:start w:val="1"/>
+      <w:numFmt w:val="lowerRoman"/>
+      <w:lvlText w:val="%3."/>
+      <w:lvlJc w:val="right"/>
+      <w:pPr>
+        <w:ind w:left="2160" w:hanging="180"/>
+      </w:pPr>
+    </w:lvl>
+    <w:lvl w:ilvl="3" w:tplc="0C0C000F" w:tentative="1">
+      <w:start w:val="1"/>
+      <w:numFmt w:val="decimal"/>
+      <w:lvlText w:val="%4."/>
+      <w:lvlJc w:val="left"/>
+      <w:pPr>
+        <w:ind w:left="2880" w:hanging="360"/>
+      </w:pPr>
+    </w:lvl>
+    <w:lvl w:ilvl="4" w:tplc="0C0C0019" w:tentative="1">
+      <w:start w:val="1"/>
+      <w:numFmt w:val="lowerLetter"/>
+      <w:lvlText w:val="%5."/>
+      <w:lvlJc w:val="left"/>
+      <w:pPr>
+        <w:ind w:left="3600" w:hanging="360"/>
+      </w:pPr>
+    </w:lvl>
+    <w:lvl w:ilvl="5" w:tplc="0C0C001B" w:tentative="1">
+      <w:start w:val="1"/>
+      <w:numFmt w:val="lowerRoman"/>
+      <w:lvlText w:val="%6."/>
+      <w:lvlJc w:val="right"/>
+      <w:pPr>
+        <w:ind w:left="4320" w:hanging="180"/>
+      </w:pPr>
+    </w:lvl>
+    <w:lvl w:ilvl="6" w:tplc="0C0C000F" w:tentative="1">
+      <w:start w:val="1"/>
+      <w:numFmt w:val="decimal"/>
+      <w:lvlText w:val="%7."/>
+      <w:lvlJc w:val="left"/>
+      <w:pPr>
+        <w:ind w:left="5040" w:hanging="360"/>
+      </w:pPr>
+    </w:lvl>
+    <w:lvl w:ilvl="7" w:tplc="0C0C0019" w:tentative="1">
+      <w:start w:val="1"/>
+      <w:numFmt w:val="lowerLetter"/>
+      <w:lvlText w:val="%8."/>
+      <w:lvlJc w:val="left"/>
+      <w:pPr>
+        <w:ind w:left="5760" w:hanging="360"/>
+      </w:pPr>
+    </w:lvl>
+    <w:lvl w:ilvl="8" w:tplc="0C0C001B" w:tentative="1">
+      <w:start w:val="1"/>
+      <w:numFmt w:val="lowerRoman"/>
+      <w:lvlText w:val="%9."/>
+      <w:lvlJc w:val="right"/>
+      <w:pPr>
+        <w:ind w:left="6480" w:hanging="180"/>
+      </w:pPr>
+    </w:lvl>
+  </w:abstractNum>
+  <w:abstractNum w:abstractNumId="7" w15:restartNumberingAfterBreak="0">
     <w:nsid w:val="41EA751C"/>
     <w:multiLevelType w:val="hybridMultilevel"/>
     <w:tmpl w:val="0E22781A"/>
@@ -3271,7 +4340,7 @@
       </w:pPr>
     </w:lvl>
   </w:abstractNum>
-  <w:abstractNum w:abstractNumId="7" w15:restartNumberingAfterBreak="0">
+  <w:abstractNum w:abstractNumId="8" w15:restartNumberingAfterBreak="0">
     <w:nsid w:val="4ED92CE3"/>
     <w:multiLevelType w:val="hybridMultilevel"/>
     <w:tmpl w:val="FAF66E4E"/>
@@ -3360,7 +4429,7 @@
       </w:pPr>
     </w:lvl>
   </w:abstractNum>
-  <w:abstractNum w:abstractNumId="8" w15:restartNumberingAfterBreak="0">
+  <w:abstractNum w:abstractNumId="9" w15:restartNumberingAfterBreak="0">
     <w:nsid w:val="4F4A016F"/>
     <w:multiLevelType w:val="multilevel"/>
     <w:tmpl w:val="0C0C001F"/>
@@ -3446,7 +4515,7 @@
       </w:pPr>
     </w:lvl>
   </w:abstractNum>
-  <w:abstractNum w:abstractNumId="9" w15:restartNumberingAfterBreak="0">
+  <w:abstractNum w:abstractNumId="10" w15:restartNumberingAfterBreak="0">
     <w:nsid w:val="52204EDE"/>
     <w:multiLevelType w:val="hybridMultilevel"/>
     <w:tmpl w:val="E5407D3A"/>
@@ -3532,7 +4601,7 @@
       </w:pPr>
     </w:lvl>
   </w:abstractNum>
-  <w:abstractNum w:abstractNumId="10" w15:restartNumberingAfterBreak="0">
+  <w:abstractNum w:abstractNumId="11" w15:restartNumberingAfterBreak="0">
     <w:nsid w:val="5E5F3C48"/>
     <w:multiLevelType w:val="hybridMultilevel"/>
     <w:tmpl w:val="D1DEDCB8"/>
@@ -3618,7 +4687,7 @@
       </w:pPr>
     </w:lvl>
   </w:abstractNum>
-  <w:abstractNum w:abstractNumId="11" w15:restartNumberingAfterBreak="0">
+  <w:abstractNum w:abstractNumId="12" w15:restartNumberingAfterBreak="0">
     <w:nsid w:val="648F0807"/>
     <w:multiLevelType w:val="multilevel"/>
     <w:tmpl w:val="0C0C0021"/>
@@ -3731,7 +4800,7 @@
       </w:rPr>
     </w:lvl>
   </w:abstractNum>
-  <w:abstractNum w:abstractNumId="12" w15:restartNumberingAfterBreak="0">
+  <w:abstractNum w:abstractNumId="13" w15:restartNumberingAfterBreak="0">
     <w:nsid w:val="6C607E32"/>
     <w:multiLevelType w:val="multilevel"/>
     <w:tmpl w:val="0C0C0023"/>
@@ -3818,7 +4887,7 @@
       </w:pPr>
     </w:lvl>
   </w:abstractNum>
-  <w:abstractNum w:abstractNumId="13" w15:restartNumberingAfterBreak="0">
+  <w:abstractNum w:abstractNumId="14" w15:restartNumberingAfterBreak="0">
     <w:nsid w:val="75F45297"/>
     <w:multiLevelType w:val="multilevel"/>
     <w:tmpl w:val="0C0C001F"/>
@@ -3904,7 +4973,7 @@
       </w:pPr>
     </w:lvl>
   </w:abstractNum>
-  <w:abstractNum w:abstractNumId="14" w15:restartNumberingAfterBreak="0">
+  <w:abstractNum w:abstractNumId="15" w15:restartNumberingAfterBreak="0">
     <w:nsid w:val="7AA55112"/>
     <w:multiLevelType w:val="hybridMultilevel"/>
     <w:tmpl w:val="CA802834"/>
@@ -4017,7 +5086,7 @@
       </w:rPr>
     </w:lvl>
   </w:abstractNum>
-  <w:abstractNum w:abstractNumId="15" w15:restartNumberingAfterBreak="0">
+  <w:abstractNum w:abstractNumId="16" w15:restartNumberingAfterBreak="0">
     <w:nsid w:val="7B375188"/>
     <w:multiLevelType w:val="multilevel"/>
     <w:tmpl w:val="FD9CD62E"/>
@@ -4139,28 +5208,28 @@
     <w:abstractNumId w:val="1"/>
   </w:num>
   <w:num w:numId="3" w16cid:durableId="1856072437">
-    <w:abstractNumId w:val="14"/>
+    <w:abstractNumId w:val="15"/>
   </w:num>
   <w:num w:numId="4" w16cid:durableId="1558083457">
-    <w:abstractNumId w:val="9"/>
+    <w:abstractNumId w:val="10"/>
   </w:num>
   <w:num w:numId="5" w16cid:durableId="1751850939">
     <w:abstractNumId w:val="0"/>
   </w:num>
   <w:num w:numId="6" w16cid:durableId="427121048">
-    <w:abstractNumId w:val="10"/>
+    <w:abstractNumId w:val="11"/>
   </w:num>
   <w:num w:numId="7" w16cid:durableId="2123720122">
-    <w:abstractNumId w:val="12"/>
+    <w:abstractNumId w:val="13"/>
   </w:num>
   <w:num w:numId="8" w16cid:durableId="1485467902">
     <w:abstractNumId w:val="3"/>
   </w:num>
   <w:num w:numId="9" w16cid:durableId="106968849">
-    <w:abstractNumId w:val="6"/>
+    <w:abstractNumId w:val="7"/>
   </w:num>
   <w:num w:numId="10" w16cid:durableId="1404255709">
-    <w:abstractNumId w:val="13"/>
+    <w:abstractNumId w:val="14"/>
   </w:num>
   <w:num w:numId="11" w16cid:durableId="1565331937">
     <w:abstractNumId w:val="4"/>
@@ -4169,16 +5238,19 @@
     <w:abstractNumId w:val="5"/>
   </w:num>
   <w:num w:numId="13" w16cid:durableId="2124959534">
+    <w:abstractNumId w:val="9"/>
+  </w:num>
+  <w:num w:numId="14" w16cid:durableId="648942914">
     <w:abstractNumId w:val="8"/>
   </w:num>
-  <w:num w:numId="14" w16cid:durableId="648942914">
-    <w:abstractNumId w:val="7"/>
-  </w:num>
   <w:num w:numId="15" w16cid:durableId="534195562">
-    <w:abstractNumId w:val="11"/>
+    <w:abstractNumId w:val="12"/>
   </w:num>
   <w:num w:numId="16" w16cid:durableId="1117604357">
-    <w:abstractNumId w:val="15"/>
+    <w:abstractNumId w:val="16"/>
+  </w:num>
+  <w:num w:numId="17" w16cid:durableId="1680695980">
+    <w:abstractNumId w:val="6"/>
   </w:num>
 </w:numbering>
 </file>
@@ -5541,6 +6613,27 @@
 </file>
 
 <file path=customXml/item1.xml><?xml version="1.0" encoding="utf-8"?>
+<b:Sources xmlns:b="http://schemas.openxmlformats.org/officeDocument/2006/bibliography" xmlns="http://schemas.openxmlformats.org/officeDocument/2006/bibliography" SelectedStyle="\APASixthEditionOfficeOnline.xsl" StyleName="APA" Version="6"/>
+</file>
+
+<file path=customXml/item2.xml><?xml version="1.0" encoding="utf-8"?>
+<p:properties xmlns:p="http://schemas.microsoft.com/office/2006/metadata/properties" xmlns:xsi="http://www.w3.org/2001/XMLSchema-instance" xmlns:pc="http://schemas.microsoft.com/office/infopath/2007/PartnerControls">
+  <documentManagement>
+    <_activity xmlns="615b9177-f473-44f3-a623-78c19ae280ae" xsi:nil="true"/>
+  </documentManagement>
+</p:properties>
+</file>
+
+<file path=customXml/item3.xml><?xml version="1.0" encoding="utf-8"?>
+<?mso-contentType ?>
+<FormTemplates xmlns="http://schemas.microsoft.com/sharepoint/v3/contenttype/forms">
+  <Display>DocumentLibraryForm</Display>
+  <Edit>DocumentLibraryForm</Edit>
+  <New>DocumentLibraryForm</New>
+</FormTemplates>
+</file>
+
+<file path=customXml/item4.xml><?xml version="1.0" encoding="utf-8"?>
 <ct:contentTypeSchema xmlns:ct="http://schemas.microsoft.com/office/2006/metadata/contentType" xmlns:ma="http://schemas.microsoft.com/office/2006/metadata/properties/metaAttributes" ct:_="" ma:_="" ma:contentTypeName="Document" ma:contentTypeID="0x01010024780DB1D1CEEE48AD0BC7BC51484E17" ma:contentTypeVersion="11" ma:contentTypeDescription="Create a new document." ma:contentTypeScope="" ma:versionID="b7e7ca681f6fe6a3ef5f80d314b7c683">
   <xsd:schema xmlns:xsd="http://www.w3.org/2001/XMLSchema" xmlns:xs="http://www.w3.org/2001/XMLSchema" xmlns:p="http://schemas.microsoft.com/office/2006/metadata/properties" xmlns:ns3="615b9177-f473-44f3-a623-78c19ae280ae" targetNamespace="http://schemas.microsoft.com/office/2006/metadata/properties" ma:root="true" ma:fieldsID="c3d2a0db3edc439c2f64d685d8770a1d" ns3:_="">
     <xsd:import namespace="615b9177-f473-44f3-a623-78c19ae280ae"/>
@@ -5728,28 +6821,33 @@
 </ct:contentTypeSchema>
 </file>
 
-<file path=customXml/item2.xml><?xml version="1.0" encoding="utf-8"?>
-<?mso-contentType ?>
-<FormTemplates xmlns="http://schemas.microsoft.com/sharepoint/v3/contenttype/forms">
-  <Display>DocumentLibraryForm</Display>
-  <Edit>DocumentLibraryForm</Edit>
-  <New>DocumentLibraryForm</New>
-</FormTemplates>
+<file path=customXml/itemProps1.xml><?xml version="1.0" encoding="utf-8"?>
+<ds:datastoreItem xmlns:ds="http://schemas.openxmlformats.org/officeDocument/2006/customXml" ds:itemID="{8803C1BC-5411-422E-A2E6-5268CCDDB882}">
+  <ds:schemaRefs>
+    <ds:schemaRef ds:uri="http://schemas.openxmlformats.org/officeDocument/2006/bibliography"/>
+  </ds:schemaRefs>
+</ds:datastoreItem>
 </file>
 
-<file path=customXml/item3.xml><?xml version="1.0" encoding="utf-8"?>
-<p:properties xmlns:p="http://schemas.microsoft.com/office/2006/metadata/properties" xmlns:xsi="http://www.w3.org/2001/XMLSchema-instance" xmlns:pc="http://schemas.microsoft.com/office/infopath/2007/PartnerControls">
-  <documentManagement>
-    <_activity xmlns="615b9177-f473-44f3-a623-78c19ae280ae" xsi:nil="true"/>
-  </documentManagement>
-</p:properties>
+<file path=customXml/itemProps2.xml><?xml version="1.0" encoding="utf-8"?>
+<ds:datastoreItem xmlns:ds="http://schemas.openxmlformats.org/officeDocument/2006/customXml" ds:itemID="{CDEF2D55-8B1E-4410-AD87-9AF7BBB4AFA9}">
+  <ds:schemaRefs>
+    <ds:schemaRef ds:uri="http://schemas.microsoft.com/office/2006/metadata/properties"/>
+    <ds:schemaRef ds:uri="http://schemas.microsoft.com/office/infopath/2007/PartnerControls"/>
+    <ds:schemaRef ds:uri="615b9177-f473-44f3-a623-78c19ae280ae"/>
+  </ds:schemaRefs>
+</ds:datastoreItem>
 </file>
 
-<file path=customXml/item4.xml><?xml version="1.0" encoding="utf-8"?>
-<b:Sources xmlns:b="http://schemas.openxmlformats.org/officeDocument/2006/bibliography" xmlns="http://schemas.openxmlformats.org/officeDocument/2006/bibliography" SelectedStyle="\APASixthEditionOfficeOnline.xsl" StyleName="APA" Version="6"/>
+<file path=customXml/itemProps3.xml><?xml version="1.0" encoding="utf-8"?>
+<ds:datastoreItem xmlns:ds="http://schemas.openxmlformats.org/officeDocument/2006/customXml" ds:itemID="{A8898E68-ECC1-4B21-A3E7-56CAF876640B}">
+  <ds:schemaRefs>
+    <ds:schemaRef ds:uri="http://schemas.microsoft.com/sharepoint/v3/contenttype/forms"/>
+  </ds:schemaRefs>
+</ds:datastoreItem>
 </file>
 
-<file path=customXml/itemProps1.xml><?xml version="1.0" encoding="utf-8"?>
+<file path=customXml/itemProps4.xml><?xml version="1.0" encoding="utf-8"?>
 <ds:datastoreItem xmlns:ds="http://schemas.openxmlformats.org/officeDocument/2006/customXml" ds:itemID="{A3DF33ED-3888-466C-9042-D81AAE8D1C86}">
   <ds:schemaRefs>
     <ds:schemaRef ds:uri="http://schemas.microsoft.com/office/2006/metadata/contentType"/>
@@ -5765,30 +6863,4 @@
     <ds:schemaRef ds:uri="http://schemas.microsoft.com/internal/obd"/>
   </ds:schemaRefs>
 </ds:datastoreItem>
-</file>
-
-<file path=customXml/itemProps2.xml><?xml version="1.0" encoding="utf-8"?>
-<ds:datastoreItem xmlns:ds="http://schemas.openxmlformats.org/officeDocument/2006/customXml" ds:itemID="{A8898E68-ECC1-4B21-A3E7-56CAF876640B}">
-  <ds:schemaRefs>
-    <ds:schemaRef ds:uri="http://schemas.microsoft.com/sharepoint/v3/contenttype/forms"/>
-  </ds:schemaRefs>
-</ds:datastoreItem>
-</file>
-
-<file path=customXml/itemProps3.xml><?xml version="1.0" encoding="utf-8"?>
-<ds:datastoreItem xmlns:ds="http://schemas.openxmlformats.org/officeDocument/2006/customXml" ds:itemID="{CDEF2D55-8B1E-4410-AD87-9AF7BBB4AFA9}">
-  <ds:schemaRefs>
-    <ds:schemaRef ds:uri="http://schemas.microsoft.com/office/2006/metadata/properties"/>
-    <ds:schemaRef ds:uri="http://schemas.microsoft.com/office/infopath/2007/PartnerControls"/>
-    <ds:schemaRef ds:uri="615b9177-f473-44f3-a623-78c19ae280ae"/>
-  </ds:schemaRefs>
-</ds:datastoreItem>
-</file>
-
-<file path=customXml/itemProps4.xml><?xml version="1.0" encoding="utf-8"?>
-<ds:datastoreItem xmlns:ds="http://schemas.openxmlformats.org/officeDocument/2006/customXml" ds:itemID="{8803C1BC-5411-422E-A2E6-5268CCDDB882}">
-  <ds:schemaRefs>
-    <ds:schemaRef ds:uri="http://schemas.openxmlformats.org/officeDocument/2006/bibliography"/>
-  </ds:schemaRefs>
-</ds:datastoreItem>
 </file>